--- a/Docs/ENERGY MATRIX USER MANUAL.docx
+++ b/Docs/ENERGY MATRIX USER MANUAL.docx
@@ -11,6 +11,7 @@
           <w:szCs w:val="26"/>
         </w:rPr>
       </w:pPr>
+      <w:proofErr w:type="spellStart"/>
       <w:r>
         <w:rPr>
           <w:b/>
@@ -18,59 +19,65 @@
           <w:sz w:val="26"/>
           <w:szCs w:val="26"/>
         </w:rPr>
-        <w:t>EnergyMatrix – Windmill Management Module</w:t>
-      </w:r>
-    </w:p>
-    <w:p>
-      <w:pPr>
-        <w:rPr>
-          <w:b/>
-          <w:bCs/>
-        </w:rPr>
-      </w:pPr>
-      <w:r>
-        <w:rPr>
-          <w:b/>
-          <w:bCs/>
-        </w:rPr>
-        <w:t>Overview</w:t>
-      </w:r>
-    </w:p>
-    <w:p>
-      <w:r>
-        <w:t>EnergyMatrix is a utility resource planning platform designed to manage wind and solar energy operations. The Windmill Management module helps organizations monitor energy generation, manage customer allocations, process Electricity Board (EB) statements, and automate invoicing.</w:t>
-      </w:r>
-    </w:p>
-    <w:p>
-      <w:r>
-        <w:t>This module connects operational activities with financial processes, helping businesses maintain accurate records, streamline billing, and improve energy allocation management.</w:t>
-      </w:r>
-    </w:p>
-    <w:p>
-      <w:r>
-        <w:pict w14:anchorId="07638E85">
-          <v:rect id="_x0000_i1184" style="width:0;height:1.5pt" o:hralign="center" o:hrstd="t" o:hr="t" fillcolor="#a0a0a0" stroked="f"/>
-        </w:pict>
-      </w:r>
-    </w:p>
-    <w:p>
-      <w:pPr>
+        <w:t>EnergyMatrix</w:t>
+      </w:r>
+      <w:proofErr w:type="spellEnd"/>
+      <w:r>
         <w:rPr>
           <w:b/>
           <w:bCs/>
           <w:sz w:val="26"/>
           <w:szCs w:val="26"/>
         </w:rPr>
-      </w:pPr>
-      <w:r>
+        <w:t xml:space="preserve"> – Windmill Management Module</w:t>
+      </w:r>
+    </w:p>
+    <w:p>
+      <w:pPr>
+        <w:rPr>
+          <w:b/>
+          <w:bCs/>
+        </w:rPr>
+      </w:pPr>
+      <w:r>
+        <w:rPr>
+          <w:b/>
+          <w:bCs/>
+        </w:rPr>
+        <w:t>Overview</w:t>
+      </w:r>
+    </w:p>
+    <w:p>
+      <w:proofErr w:type="spellStart"/>
+      <w:r>
+        <w:t>EnergyMatrix</w:t>
+      </w:r>
+      <w:proofErr w:type="spellEnd"/>
+      <w:r>
+        <w:t xml:space="preserve"> is a utility resource planning platform designed to manage wind and solar energy operations. The Windmill Management module helps organizations monitor energy generation, manage customer allocations, process Electricity Board (EB) statements, and automate invoicing.</w:t>
+      </w:r>
+    </w:p>
+    <w:p>
+      <w:r>
+        <w:t>This module connects operational activities with financial processes, helping businesses maintain accurate records, streamline billing, and improve energy allocation management.</w:t>
+      </w:r>
+    </w:p>
+    <w:p>
+      <w:r>
+        <w:pict w14:anchorId="07638E85">
+          <v:rect id="_x0000_i1025" style="width:0;height:1.5pt" o:hralign="center" o:hrstd="t" o:hr="t" fillcolor="#a0a0a0" stroked="f"/>
+        </w:pict>
+      </w:r>
+    </w:p>
+    <w:p>
+      <w:pPr>
         <w:rPr>
           <w:b/>
           <w:bCs/>
           <w:sz w:val="26"/>
           <w:szCs w:val="26"/>
         </w:rPr>
-        <w:t>Workflow</w:t>
-      </w:r>
+      </w:pPr>
       <w:r>
         <w:rPr>
           <w:b/>
@@ -78,16 +85,7 @@
           <w:sz w:val="26"/>
           <w:szCs w:val="26"/>
         </w:rPr>
-        <w:t xml:space="preserve"> Basic</w:t>
-      </w:r>
-      <w:r>
-        <w:rPr>
-          <w:b/>
-          <w:bCs/>
-          <w:sz w:val="26"/>
-          <w:szCs w:val="26"/>
-        </w:rPr>
-        <w:t xml:space="preserve"> Explanation</w:t>
+        <w:t>Workflow Basic Explanation</w:t>
       </w:r>
     </w:p>
     <w:p>
@@ -192,8 +190,13 @@
       </w:r>
     </w:p>
     <w:p>
-      <w:r>
-        <w:t>EnergyMatrix simplifies master data management by:</w:t>
+      <w:proofErr w:type="spellStart"/>
+      <w:r>
+        <w:t>EnergyMatrix</w:t>
+      </w:r>
+      <w:proofErr w:type="spellEnd"/>
+      <w:r>
+        <w:t xml:space="preserve"> simplifies master data management by:</w:t>
       </w:r>
     </w:p>
     <w:p>
@@ -215,7 +218,7 @@
         </w:numPr>
       </w:pPr>
       <w:r>
-        <w:t xml:space="preserve">Reducing repetitive manual entry </w:t>
+        <w:t xml:space="preserve">Providing Posted &amp; Active validation controls </w:t>
       </w:r>
     </w:p>
     <w:p>
@@ -226,28 +229,6 @@
         </w:numPr>
       </w:pPr>
       <w:r>
-        <w:t xml:space="preserve">Ensuring consistency across all modules </w:t>
-      </w:r>
-    </w:p>
-    <w:p>
-      <w:pPr>
-        <w:numPr>
-          <w:ilvl w:val="0"/>
-          <w:numId w:val="78"/>
-        </w:numPr>
-      </w:pPr>
-      <w:r>
-        <w:t xml:space="preserve">Providing Posted &amp; Active validation controls </w:t>
-      </w:r>
-    </w:p>
-    <w:p>
-      <w:pPr>
-        <w:numPr>
-          <w:ilvl w:val="0"/>
-          <w:numId w:val="78"/>
-        </w:numPr>
-      </w:pPr>
-      <w:r>
         <w:t xml:space="preserve">Automatically loading master records into downstream transaction screens </w:t>
       </w:r>
     </w:p>
@@ -307,7 +288,7 @@
           <w:bCs/>
         </w:rPr>
         <w:pict w14:anchorId="4345B527">
-          <v:rect id="_x0000_i1726" style="width:0;height:1.5pt" o:hralign="center" o:hrstd="t" o:hr="t" fillcolor="#a0a0a0" stroked="f"/>
+          <v:rect id="_x0000_i1026" style="width:0;height:1.5pt" o:hralign="center" o:hrstd="t" o:hr="t" fillcolor="#a0a0a0" stroked="f"/>
         </w:pict>
       </w:r>
     </w:p>
@@ -333,8 +314,30 @@
     </w:p>
     <w:p>
       <w:r>
+        <w:t>The system captures:</w:t>
+      </w:r>
+    </w:p>
+    <w:p>
+      <w:pPr>
+        <w:numPr>
+          <w:ilvl w:val="0"/>
+          <w:numId w:val="80"/>
+        </w:numPr>
+      </w:pPr>
+      <w:r>
+        <w:t xml:space="preserve">Daily generated units </w:t>
+      </w:r>
+    </w:p>
+    <w:p>
+      <w:pPr>
+        <w:numPr>
+          <w:ilvl w:val="0"/>
+          <w:numId w:val="80"/>
+        </w:numPr>
+      </w:pPr>
+      <w:r>
         <w:lastRenderedPageBreak/>
-        <w:t>The system captures:</w:t>
+        <w:t xml:space="preserve">Windmill-wise generation records </w:t>
       </w:r>
     </w:p>
     <w:p>
@@ -345,28 +348,6 @@
         </w:numPr>
       </w:pPr>
       <w:r>
-        <w:t xml:space="preserve">Daily generated units </w:t>
-      </w:r>
-    </w:p>
-    <w:p>
-      <w:pPr>
-        <w:numPr>
-          <w:ilvl w:val="0"/>
-          <w:numId w:val="80"/>
-        </w:numPr>
-      </w:pPr>
-      <w:r>
-        <w:t xml:space="preserve">Windmill-wise generation records </w:t>
-      </w:r>
-    </w:p>
-    <w:p>
-      <w:pPr>
-        <w:numPr>
-          <w:ilvl w:val="0"/>
-          <w:numId w:val="80"/>
-        </w:numPr>
-      </w:pPr>
-      <w:r>
         <w:t xml:space="preserve">Operational production history </w:t>
       </w:r>
     </w:p>
@@ -376,8 +357,13 @@
       </w:r>
     </w:p>
     <w:p>
-      <w:r>
-        <w:t>EnergyMatrix improves daily generation tracking by:</w:t>
+      <w:proofErr w:type="spellStart"/>
+      <w:r>
+        <w:t>EnergyMatrix</w:t>
+      </w:r>
+      <w:proofErr w:type="spellEnd"/>
+      <w:r>
+        <w:t xml:space="preserve"> improves daily generation tracking by:</w:t>
       </w:r>
     </w:p>
     <w:p>
@@ -458,7 +444,7 @@
           <w:bCs/>
         </w:rPr>
         <w:pict w14:anchorId="09CB2EF9">
-          <v:rect id="_x0000_i1728" style="width:0;height:1.5pt" o:hralign="center" o:hrstd="t" o:hr="t" fillcolor="#a0a0a0" stroked="f"/>
+          <v:rect id="_x0000_i1027" style="width:0;height:1.5pt" o:hralign="center" o:hrstd="t" o:hr="t" fillcolor="#a0a0a0" stroked="f"/>
         </w:pict>
       </w:r>
     </w:p>
@@ -506,7 +492,10 @@
         </w:numPr>
       </w:pPr>
       <w:r>
-        <w:t xml:space="preserve">Wheeling information </w:t>
+        <w:t>Net Generation units</w:t>
+      </w:r>
+      <w:r>
+        <w:t xml:space="preserve"> </w:t>
       </w:r>
     </w:p>
     <w:p>
@@ -544,12 +533,25 @@
     </w:p>
     <w:p>
       <w:r>
-        <w:t>The uploaded data is verified against the operational generation records maintained within EnergyMatrix.</w:t>
-      </w:r>
-    </w:p>
-    <w:p>
-      <w:r>
-        <w:t>EnergyMatrix automates several complex reconciliation activities that are traditionally handled manually.</w:t>
+        <w:t xml:space="preserve">The uploaded data is verified against the operational generation records maintained within </w:t>
+      </w:r>
+      <w:proofErr w:type="spellStart"/>
+      <w:r>
+        <w:t>EnergyMatrix</w:t>
+      </w:r>
+      <w:proofErr w:type="spellEnd"/>
+      <w:r>
+        <w:t>.</w:t>
+      </w:r>
+    </w:p>
+    <w:p>
+      <w:proofErr w:type="spellStart"/>
+      <w:r>
+        <w:t>EnergyMatrix</w:t>
+      </w:r>
+      <w:proofErr w:type="spellEnd"/>
+      <w:r>
+        <w:t xml:space="preserve"> automates several complex reconciliation activities that are traditionally handled manually.</w:t>
       </w:r>
     </w:p>
     <w:p>
@@ -647,25 +649,25 @@
         </w:numPr>
       </w:pPr>
       <w:r>
+        <w:t xml:space="preserve">Prevention of duplicate statements </w:t>
+      </w:r>
+    </w:p>
+    <w:p>
+      <w:r>
+        <w:t>This reduces reconciliation effort and prevents incorrect utility mapping.</w:t>
+      </w:r>
+    </w:p>
+    <w:p>
+      <w:pPr>
+        <w:rPr>
+          <w:b/>
+          <w:bCs/>
+        </w:rPr>
+      </w:pPr>
+      <w:r>
         <w:lastRenderedPageBreak/>
-        <w:t xml:space="preserve">Prevention of duplicate statements </w:t>
-      </w:r>
-    </w:p>
-    <w:p>
-      <w:r>
-        <w:t>This reduces reconciliation effort and prevents incorrect utility mapping.</w:t>
-      </w:r>
-    </w:p>
-    <w:p>
-      <w:pPr>
-        <w:rPr>
-          <w:b/>
-          <w:bCs/>
-        </w:rPr>
-      </w:pPr>
-      <w:r>
         <w:pict w14:anchorId="6BEEDBA2">
-          <v:rect id="_x0000_i1730" style="width:0;height:1.5pt" o:hralign="center" o:hrstd="t" o:hr="t" fillcolor="#a0a0a0" stroked="f"/>
+          <v:rect id="_x0000_i1028" style="width:0;height:1.5pt" o:hralign="center" o:hrstd="t" o:hr="t" fillcolor="#a0a0a0" stroked="f"/>
         </w:pict>
       </w:r>
     </w:p>
@@ -712,8 +714,13 @@
           <w:numId w:val="85"/>
         </w:numPr>
       </w:pPr>
-      <w:r>
-        <w:t xml:space="preserve">Share holding structures </w:t>
+      <w:proofErr w:type="spellStart"/>
+      <w:r>
+        <w:t>Share holding</w:t>
+      </w:r>
+      <w:proofErr w:type="spellEnd"/>
+      <w:r>
+        <w:t xml:space="preserve"> structures </w:t>
       </w:r>
     </w:p>
     <w:p>
@@ -744,8 +751,13 @@
       </w:r>
     </w:p>
     <w:p>
-      <w:r>
-        <w:t>EnergyMatrix simplifies the allotment process through:</w:t>
+      <w:proofErr w:type="spellStart"/>
+      <w:r>
+        <w:t>EnergyMatrix</w:t>
+      </w:r>
+      <w:proofErr w:type="spellEnd"/>
+      <w:r>
+        <w:t xml:space="preserve"> simplifies the allotment process through:</w:t>
       </w:r>
     </w:p>
     <w:p>
@@ -919,7 +931,7 @@
           <w:bCs/>
         </w:rPr>
         <w:pict w14:anchorId="780F8EDA">
-          <v:rect id="_x0000_i1732" style="width:0;height:1.5pt" o:hralign="center" o:hrstd="t" o:hr="t" fillcolor="#a0a0a0" stroked="f"/>
+          <v:rect id="_x0000_i1029" style="width:0;height:1.5pt" o:hralign="center" o:hrstd="t" o:hr="t" fillcolor="#a0a0a0" stroked="f"/>
         </w:pict>
       </w:r>
     </w:p>
@@ -967,8 +979,30 @@
         </w:numPr>
       </w:pPr>
       <w:r>
+        <w:t xml:space="preserve">Utility taxes </w:t>
+      </w:r>
+    </w:p>
+    <w:p>
+      <w:pPr>
+        <w:numPr>
+          <w:ilvl w:val="0"/>
+          <w:numId w:val="89"/>
+        </w:numPr>
+      </w:pPr>
+      <w:r>
+        <w:t xml:space="preserve">Demand charges </w:t>
+      </w:r>
+    </w:p>
+    <w:p>
+      <w:pPr>
+        <w:numPr>
+          <w:ilvl w:val="0"/>
+          <w:numId w:val="89"/>
+        </w:numPr>
+      </w:pPr>
+      <w:r>
         <w:lastRenderedPageBreak/>
-        <w:t xml:space="preserve">Utility taxes </w:t>
+        <w:t xml:space="preserve">Meter charges </w:t>
       </w:r>
     </w:p>
     <w:p>
@@ -979,28 +1013,6 @@
         </w:numPr>
       </w:pPr>
       <w:r>
-        <w:t xml:space="preserve">Demand charges </w:t>
-      </w:r>
-    </w:p>
-    <w:p>
-      <w:pPr>
-        <w:numPr>
-          <w:ilvl w:val="0"/>
-          <w:numId w:val="89"/>
-        </w:numPr>
-      </w:pPr>
-      <w:r>
-        <w:t xml:space="preserve">Meter charges </w:t>
-      </w:r>
-    </w:p>
-    <w:p>
-      <w:pPr>
-        <w:numPr>
-          <w:ilvl w:val="0"/>
-          <w:numId w:val="89"/>
-        </w:numPr>
-      </w:pPr>
-      <w:r>
         <w:t xml:space="preserve">Import and export values </w:t>
       </w:r>
     </w:p>
@@ -1010,8 +1022,13 @@
       </w:r>
     </w:p>
     <w:p>
-      <w:r>
-        <w:t>EnergyMatrix simplifies EB Bill management by:</w:t>
+      <w:proofErr w:type="spellStart"/>
+      <w:r>
+        <w:t>EnergyMatrix</w:t>
+      </w:r>
+      <w:proofErr w:type="spellEnd"/>
+      <w:r>
+        <w:t xml:space="preserve"> simplifies EB Bill management by:</w:t>
       </w:r>
     </w:p>
     <w:p>
@@ -1125,7 +1142,7 @@
           <w:bCs/>
         </w:rPr>
         <w:pict w14:anchorId="72B4A826">
-          <v:rect id="_x0000_i1734" style="width:0;height:1.5pt" o:hralign="center" o:hrstd="t" o:hr="t" fillcolor="#a0a0a0" stroked="f"/>
+          <v:rect id="_x0000_i1030" style="width:0;height:1.5pt" o:hralign="center" o:hrstd="t" o:hr="t" fillcolor="#a0a0a0" stroked="f"/>
         </w:pict>
       </w:r>
     </w:p>
@@ -1198,8 +1215,13 @@
       </w:r>
     </w:p>
     <w:p>
-      <w:r>
-        <w:t>EnergyMatrix:</w:t>
+      <w:proofErr w:type="spellStart"/>
+      <w:r>
+        <w:t>EnergyMatrix</w:t>
+      </w:r>
+      <w:proofErr w:type="spellEnd"/>
+      <w:r>
+        <w:t>:</w:t>
       </w:r>
     </w:p>
     <w:p>
@@ -1275,29 +1297,29 @@
         </w:numPr>
       </w:pPr>
       <w:r>
+        <w:t xml:space="preserve">Human error </w:t>
+      </w:r>
+    </w:p>
+    <w:p>
+      <w:pPr>
+        <w:numPr>
+          <w:ilvl w:val="0"/>
+          <w:numId w:val="94"/>
+        </w:numPr>
+      </w:pPr>
+      <w:r>
+        <w:t xml:space="preserve">Reconciliation time </w:t>
+      </w:r>
+    </w:p>
+    <w:p>
+      <w:pPr>
+        <w:numPr>
+          <w:ilvl w:val="0"/>
+          <w:numId w:val="94"/>
+        </w:numPr>
+      </w:pPr>
+      <w:r>
         <w:lastRenderedPageBreak/>
-        <w:t xml:space="preserve">Human error </w:t>
-      </w:r>
-    </w:p>
-    <w:p>
-      <w:pPr>
-        <w:numPr>
-          <w:ilvl w:val="0"/>
-          <w:numId w:val="94"/>
-        </w:numPr>
-      </w:pPr>
-      <w:r>
-        <w:t xml:space="preserve">Reconciliation time </w:t>
-      </w:r>
-    </w:p>
-    <w:p>
-      <w:pPr>
-        <w:numPr>
-          <w:ilvl w:val="0"/>
-          <w:numId w:val="94"/>
-        </w:numPr>
-      </w:pPr>
-      <w:r>
         <w:t xml:space="preserve">Audit inconsistencies </w:t>
       </w:r>
     </w:p>
@@ -1315,7 +1337,7 @@
       </w:pPr>
       <w:r>
         <w:pict w14:anchorId="7D0468FD">
-          <v:rect id="_x0000_i1736" style="width:0;height:1.5pt" o:hralign="center" o:hrstd="t" o:hr="t" fillcolor="#a0a0a0" stroked="f"/>
+          <v:rect id="_x0000_i1031" style="width:0;height:1.5pt" o:hralign="center" o:hrstd="t" o:hr="t" fillcolor="#a0a0a0" stroked="f"/>
         </w:pict>
       </w:r>
     </w:p>
@@ -1394,8 +1416,13 @@
       </w:r>
     </w:p>
     <w:p>
-      <w:r>
-        <w:t>EnergyMatrix automates the entire invoice preparation workflow.</w:t>
+      <w:proofErr w:type="spellStart"/>
+      <w:r>
+        <w:t>EnergyMatrix</w:t>
+      </w:r>
+      <w:proofErr w:type="spellEnd"/>
+      <w:r>
+        <w:t xml:space="preserve"> automates the entire invoice preparation workflow.</w:t>
       </w:r>
     </w:p>
     <w:p>
@@ -1570,7 +1597,7 @@
     <w:p>
       <w:r>
         <w:pict w14:anchorId="0CAFF221">
-          <v:rect id="_x0000_i1186" style="width:0;height:1.5pt" o:hralign="center" o:hrstd="t" o:hr="t" fillcolor="#a0a0a0" stroked="f"/>
+          <v:rect id="_x0000_i1032" style="width:0;height:1.5pt" o:hralign="center" o:hrstd="t" o:hr="t" fillcolor="#a0a0a0" stroked="f"/>
         </w:pict>
       </w:r>
     </w:p>
@@ -1633,7 +1660,6 @@
                 <w:b/>
                 <w:bCs/>
               </w:rPr>
-              <w:lastRenderedPageBreak/>
               <w:t>Main Menu</w:t>
             </w:r>
           </w:p>
@@ -1736,6 +1762,7 @@
           </w:tcPr>
           <w:p>
             <w:r>
+              <w:lastRenderedPageBreak/>
               <w:t>Master</w:t>
             </w:r>
           </w:p>
@@ -2199,8 +2226,13 @@
           </w:tcPr>
           <w:p>
             <w:r>
-              <w:t>Cust Cons Req</w:t>
+              <w:t xml:space="preserve">Cust Cons </w:t>
             </w:r>
+            <w:proofErr w:type="spellStart"/>
+            <w:r>
+              <w:t>Req</w:t>
+            </w:r>
+            <w:proofErr w:type="spellEnd"/>
           </w:p>
         </w:tc>
         <w:tc>
@@ -2425,7 +2457,7 @@
     <w:p>
       <w:r>
         <w:pict w14:anchorId="54E8A6E1">
-          <v:rect id="_x0000_i1187" style="width:0;height:1.5pt" o:hralign="center" o:hrstd="t" o:hr="t" fillcolor="#a0a0a0" stroked="f"/>
+          <v:rect id="_x0000_i1033" style="width:0;height:1.5pt" o:hralign="center" o:hrstd="t" o:hr="t" fillcolor="#a0a0a0" stroked="f"/>
         </w:pict>
       </w:r>
     </w:p>
@@ -2556,7 +2588,7 @@
           <w:szCs w:val="26"/>
         </w:rPr>
         <w:pict w14:anchorId="25DBCA84">
-          <v:rect id="_x0000_i1338" style="width:0;height:1.5pt" o:hralign="center" o:hrstd="t" o:hr="t" fillcolor="#a0a0a0" stroked="f"/>
+          <v:rect id="_x0000_i1034" style="width:0;height:1.5pt" o:hralign="center" o:hrstd="t" o:hr="t" fillcolor="#a0a0a0" stroked="f"/>
         </w:pict>
       </w:r>
     </w:p>
@@ -2636,6 +2668,891 @@
     </w:p>
     <w:p>
       <w:r>
+        <w:t>Screens Impacted</w:t>
+      </w:r>
+      <w:r>
+        <w:t>:</w:t>
+      </w:r>
+    </w:p>
+    <w:p>
+      <w:pPr>
+        <w:numPr>
+          <w:ilvl w:val="0"/>
+          <w:numId w:val="6"/>
+        </w:numPr>
+      </w:pPr>
+      <w:r>
+        <w:lastRenderedPageBreak/>
+        <w:t>Windmill Master</w:t>
+      </w:r>
+      <w:r>
+        <w:t xml:space="preserve"> </w:t>
+      </w:r>
+    </w:p>
+    <w:p>
+      <w:pPr>
+        <w:numPr>
+          <w:ilvl w:val="0"/>
+          <w:numId w:val="6"/>
+        </w:numPr>
+      </w:pPr>
+      <w:r>
+        <w:t>Energy Allotment calculation engine</w:t>
+      </w:r>
+    </w:p>
+    <w:p>
+      <w:pPr>
+        <w:rPr>
+          <w:b/>
+          <w:bCs/>
+          <w:sz w:val="26"/>
+          <w:szCs w:val="26"/>
+        </w:rPr>
+      </w:pPr>
+      <w:r>
+        <w:pict w14:anchorId="7BF4FC72">
+          <v:rect id="_x0000_i1035" style="width:0;height:1.5pt" o:hralign="center" o:hrstd="t" o:hr="t" fillcolor="#a0a0a0" stroked="f"/>
+        </w:pict>
+      </w:r>
+    </w:p>
+    <w:p>
+      <w:pPr>
+        <w:rPr>
+          <w:b/>
+          <w:bCs/>
+          <w:sz w:val="24"/>
+          <w:szCs w:val="24"/>
+        </w:rPr>
+      </w:pPr>
+      <w:r>
+        <w:rPr>
+          <w:b/>
+          <w:bCs/>
+          <w:sz w:val="24"/>
+          <w:szCs w:val="24"/>
+        </w:rPr>
+        <w:t>2)</w:t>
+      </w:r>
+      <w:r>
+        <w:rPr>
+          <w:b/>
+          <w:bCs/>
+          <w:sz w:val="24"/>
+          <w:szCs w:val="24"/>
+        </w:rPr>
+        <w:t>EDC Circle</w:t>
+      </w:r>
+    </w:p>
+    <w:p>
+      <w:r>
+        <w:t>This module manages Electricity Distribution Circles connected to windmills and customers.</w:t>
+      </w:r>
+    </w:p>
+    <w:p>
+      <w:r>
+        <w:t>Main Features</w:t>
+      </w:r>
+      <w:r>
+        <w:t>:</w:t>
+      </w:r>
+    </w:p>
+    <w:p>
+      <w:pPr>
+        <w:numPr>
+          <w:ilvl w:val="0"/>
+          <w:numId w:val="7"/>
+        </w:numPr>
+      </w:pPr>
+      <w:r>
+        <w:t>Add and edit EDC circles</w:t>
+      </w:r>
+    </w:p>
+    <w:p>
+      <w:pPr>
+        <w:numPr>
+          <w:ilvl w:val="0"/>
+          <w:numId w:val="7"/>
+        </w:numPr>
+      </w:pPr>
+      <w:r>
+        <w:t>Map windmills and customers to regions</w:t>
+      </w:r>
+    </w:p>
+    <w:p>
+      <w:pPr>
+        <w:numPr>
+          <w:ilvl w:val="0"/>
+          <w:numId w:val="7"/>
+        </w:numPr>
+      </w:pPr>
+      <w:r>
+        <w:t>Maintain regional utility information</w:t>
+      </w:r>
+    </w:p>
+    <w:p>
+      <w:r>
+        <w:t>Screens Impacted</w:t>
+      </w:r>
+      <w:r>
+        <w:t>:</w:t>
+      </w:r>
+    </w:p>
+    <w:p>
+      <w:pPr>
+        <w:numPr>
+          <w:ilvl w:val="0"/>
+          <w:numId w:val="8"/>
+        </w:numPr>
+      </w:pPr>
+      <w:r>
+        <w:t>Windmill Master</w:t>
+      </w:r>
+    </w:p>
+    <w:p>
+      <w:pPr>
+        <w:numPr>
+          <w:ilvl w:val="0"/>
+          <w:numId w:val="8"/>
+        </w:numPr>
+      </w:pPr>
+      <w:r>
+        <w:t>Customer Master (Service Numbers)</w:t>
+      </w:r>
+    </w:p>
+    <w:p>
+      <w:pPr>
+        <w:rPr>
+          <w:b/>
+          <w:bCs/>
+          <w:sz w:val="26"/>
+          <w:szCs w:val="26"/>
+        </w:rPr>
+      </w:pPr>
+      <w:r>
+        <w:rPr>
+          <w:b/>
+          <w:bCs/>
+          <w:sz w:val="26"/>
+          <w:szCs w:val="26"/>
+        </w:rPr>
+        <w:pict w14:anchorId="0085A119">
+          <v:rect id="_x0000_i1036" style="width:0;height:1.5pt" o:hralign="center" o:hrstd="t" o:hr="t" fillcolor="#a0a0a0" stroked="f"/>
+        </w:pict>
+      </w:r>
+    </w:p>
+    <w:p>
+      <w:pPr>
+        <w:rPr>
+          <w:b/>
+          <w:bCs/>
+          <w:sz w:val="24"/>
+          <w:szCs w:val="24"/>
+        </w:rPr>
+      </w:pPr>
+      <w:r>
+        <w:rPr>
+          <w:b/>
+          <w:bCs/>
+          <w:sz w:val="24"/>
+          <w:szCs w:val="24"/>
+        </w:rPr>
+        <w:t>3)</w:t>
+      </w:r>
+      <w:r>
+        <w:rPr>
+          <w:b/>
+          <w:bCs/>
+          <w:sz w:val="24"/>
+          <w:szCs w:val="24"/>
+        </w:rPr>
+        <w:t>Capacity</w:t>
+      </w:r>
+    </w:p>
+    <w:p>
+      <w:r>
+        <w:t>This module stores windmill generation capacity values.</w:t>
+      </w:r>
+    </w:p>
+    <w:p>
+      <w:r>
+        <w:t>Main Features</w:t>
+      </w:r>
+      <w:r>
+        <w:t>:</w:t>
+      </w:r>
+    </w:p>
+    <w:p>
+      <w:pPr>
+        <w:numPr>
+          <w:ilvl w:val="0"/>
+          <w:numId w:val="9"/>
+        </w:numPr>
+      </w:pPr>
+      <w:r>
+        <w:t>Register MW capacity</w:t>
+      </w:r>
+    </w:p>
+    <w:p>
+      <w:pPr>
+        <w:numPr>
+          <w:ilvl w:val="0"/>
+          <w:numId w:val="9"/>
+        </w:numPr>
+      </w:pPr>
+      <w:r>
+        <w:t>Maintain capacity standards</w:t>
+      </w:r>
+    </w:p>
+    <w:p>
+      <w:pPr>
+        <w:numPr>
+          <w:ilvl w:val="0"/>
+          <w:numId w:val="9"/>
+        </w:numPr>
+      </w:pPr>
+      <w:r>
+        <w:t>Support operational reporting</w:t>
+      </w:r>
+    </w:p>
+    <w:p>
+      <w:r>
+        <w:t>Screens Impacted</w:t>
+      </w:r>
+      <w:r>
+        <w:t>:</w:t>
+      </w:r>
+    </w:p>
+    <w:p>
+      <w:pPr>
+        <w:numPr>
+          <w:ilvl w:val="0"/>
+          <w:numId w:val="10"/>
+        </w:numPr>
+        <w:rPr>
+          <w:b/>
+          <w:bCs/>
+          <w:sz w:val="26"/>
+          <w:szCs w:val="26"/>
+        </w:rPr>
+      </w:pPr>
+      <w:r>
+        <w:t>Governs and restricts Windmill Master operational limits</w:t>
+      </w:r>
+    </w:p>
+    <w:p>
+      <w:pPr>
+        <w:rPr>
+          <w:b/>
+          <w:bCs/>
+          <w:sz w:val="26"/>
+          <w:szCs w:val="26"/>
+        </w:rPr>
+      </w:pPr>
+      <w:r>
+        <w:rPr>
+          <w:b/>
+          <w:bCs/>
+          <w:sz w:val="26"/>
+          <w:szCs w:val="26"/>
+        </w:rPr>
+        <w:pict w14:anchorId="2181DCFA">
+          <v:rect id="_x0000_i1037" style="width:0;height:1.5pt" o:hralign="center" o:hrstd="t" o:hr="t" fillcolor="#a0a0a0" stroked="f"/>
+        </w:pict>
+      </w:r>
+    </w:p>
+    <w:p>
+      <w:pPr>
+        <w:rPr>
+          <w:b/>
+          <w:bCs/>
+          <w:sz w:val="24"/>
+          <w:szCs w:val="24"/>
+        </w:rPr>
+      </w:pPr>
+      <w:r>
+        <w:rPr>
+          <w:b/>
+          <w:bCs/>
+          <w:sz w:val="24"/>
+          <w:szCs w:val="24"/>
+        </w:rPr>
+        <w:t>4)</w:t>
+      </w:r>
+      <w:r>
+        <w:rPr>
+          <w:b/>
+          <w:bCs/>
+          <w:sz w:val="24"/>
+          <w:szCs w:val="24"/>
+        </w:rPr>
+        <w:t>Windmill</w:t>
+      </w:r>
+    </w:p>
+    <w:p>
+      <w:r>
+        <w:t>This module acts as the central registry for all windmill assets.</w:t>
+      </w:r>
+    </w:p>
+    <w:p>
+      <w:r>
+        <w:t>Main Features</w:t>
+      </w:r>
+      <w:r>
+        <w:t>:</w:t>
+      </w:r>
+    </w:p>
+    <w:p>
+      <w:pPr>
+        <w:numPr>
+          <w:ilvl w:val="0"/>
+          <w:numId w:val="11"/>
+        </w:numPr>
+      </w:pPr>
+      <w:r>
+        <w:t>Maintain windmill details</w:t>
+      </w:r>
+    </w:p>
+    <w:p>
+      <w:pPr>
+        <w:numPr>
+          <w:ilvl w:val="0"/>
+          <w:numId w:val="11"/>
+        </w:numPr>
+      </w:pPr>
+      <w:r>
+        <w:t>Store technical specifications</w:t>
+      </w:r>
+    </w:p>
+    <w:p>
+      <w:pPr>
+        <w:numPr>
+          <w:ilvl w:val="0"/>
+          <w:numId w:val="11"/>
+        </w:numPr>
+      </w:pPr>
+      <w:r>
+        <w:t>Assign locations and ownership details</w:t>
+      </w:r>
+    </w:p>
+    <w:p>
+      <w:pPr>
+        <w:numPr>
+          <w:ilvl w:val="0"/>
+          <w:numId w:val="11"/>
+        </w:numPr>
+      </w:pPr>
+      <w:r>
+        <w:t>Link windmills with investors</w:t>
+      </w:r>
+    </w:p>
+    <w:p>
+      <w:r>
+        <w:t>Screens Impacted</w:t>
+      </w:r>
+      <w:r>
+        <w:t>:</w:t>
+      </w:r>
+    </w:p>
+    <w:p>
+      <w:pPr>
+        <w:numPr>
+          <w:ilvl w:val="0"/>
+          <w:numId w:val="12"/>
+        </w:numPr>
+      </w:pPr>
+      <w:r>
+        <w:t>Daily Generation</w:t>
+      </w:r>
+    </w:p>
+    <w:p>
+      <w:pPr>
+        <w:numPr>
+          <w:ilvl w:val="0"/>
+          <w:numId w:val="12"/>
+        </w:numPr>
+      </w:pPr>
+      <w:r>
+        <w:t>EB Statement matching</w:t>
+      </w:r>
+    </w:p>
+    <w:p>
+      <w:pPr>
+        <w:numPr>
+          <w:ilvl w:val="0"/>
+          <w:numId w:val="12"/>
+        </w:numPr>
+      </w:pPr>
+      <w:r>
+        <w:t>Energy Allotment</w:t>
+      </w:r>
+    </w:p>
+    <w:p>
+      <w:pPr>
+        <w:numPr>
+          <w:ilvl w:val="0"/>
+          <w:numId w:val="12"/>
+        </w:numPr>
+      </w:pPr>
+      <w:r>
+        <w:t>Client EB Bill</w:t>
+      </w:r>
+    </w:p>
+    <w:p>
+      <w:pPr>
+        <w:numPr>
+          <w:ilvl w:val="0"/>
+          <w:numId w:val="12"/>
+        </w:numPr>
+      </w:pPr>
+      <w:r>
+        <w:lastRenderedPageBreak/>
+        <w:t>Charge Allocation</w:t>
+      </w:r>
+    </w:p>
+    <w:p>
+      <w:pPr>
+        <w:numPr>
+          <w:ilvl w:val="0"/>
+          <w:numId w:val="12"/>
+        </w:numPr>
+      </w:pPr>
+      <w:r>
+        <w:t>Allotment Order Upload</w:t>
+      </w:r>
+    </w:p>
+    <w:p/>
+    <w:p>
+      <w:pPr>
+        <w:rPr>
+          <w:b/>
+          <w:bCs/>
+          <w:sz w:val="24"/>
+          <w:szCs w:val="24"/>
+        </w:rPr>
+      </w:pPr>
+      <w:r>
+        <w:rPr>
+          <w:b/>
+          <w:bCs/>
+          <w:sz w:val="24"/>
+          <w:szCs w:val="24"/>
+        </w:rPr>
+        <w:t>Windmill Master Sub-Tabs</w:t>
+      </w:r>
+      <w:r>
+        <w:rPr>
+          <w:b/>
+          <w:bCs/>
+          <w:sz w:val="24"/>
+          <w:szCs w:val="24"/>
+        </w:rPr>
+        <w:t>:</w:t>
+      </w:r>
+    </w:p>
+    <w:p>
+      <w:pPr>
+        <w:rPr>
+          <w:b/>
+          <w:bCs/>
+          <w:sz w:val="24"/>
+          <w:szCs w:val="24"/>
+        </w:rPr>
+      </w:pPr>
+      <w:r>
+        <w:rPr>
+          <w:b/>
+          <w:bCs/>
+          <w:sz w:val="24"/>
+          <w:szCs w:val="24"/>
+        </w:rPr>
+        <w:t>4.1)</w:t>
+      </w:r>
+      <w:r>
+        <w:rPr>
+          <w:b/>
+          <w:bCs/>
+          <w:sz w:val="24"/>
+          <w:szCs w:val="24"/>
+        </w:rPr>
+        <w:t xml:space="preserve"> </w:t>
+      </w:r>
+      <w:r>
+        <w:rPr>
+          <w:b/>
+          <w:bCs/>
+          <w:sz w:val="24"/>
+          <w:szCs w:val="24"/>
+        </w:rPr>
+        <w:t>Windmill Details</w:t>
+      </w:r>
+    </w:p>
+    <w:p>
+      <w:r>
+        <w:t>Stores the primary operational and technical specifications of the windmill.</w:t>
+      </w:r>
+    </w:p>
+    <w:p>
+      <w:r>
+        <w:t>Includes:</w:t>
+      </w:r>
+    </w:p>
+    <w:p>
+      <w:pPr>
+        <w:numPr>
+          <w:ilvl w:val="0"/>
+          <w:numId w:val="13"/>
+        </w:numPr>
+      </w:pPr>
+      <w:r>
+        <w:t>Windmill type and number</w:t>
+      </w:r>
+    </w:p>
+    <w:p>
+      <w:pPr>
+        <w:numPr>
+          <w:ilvl w:val="0"/>
+          <w:numId w:val="13"/>
+        </w:numPr>
+      </w:pPr>
+      <w:r>
+        <w:t>Capacity details</w:t>
+      </w:r>
+    </w:p>
+    <w:p>
+      <w:pPr>
+        <w:numPr>
+          <w:ilvl w:val="0"/>
+          <w:numId w:val="13"/>
+        </w:numPr>
+      </w:pPr>
+      <w:r>
+        <w:t>EDC Circle mapping</w:t>
+      </w:r>
+    </w:p>
+    <w:p>
+      <w:pPr>
+        <w:numPr>
+          <w:ilvl w:val="0"/>
+          <w:numId w:val="13"/>
+        </w:numPr>
+      </w:pPr>
+      <w:r>
+        <w:t>AE and operator details</w:t>
+      </w:r>
+    </w:p>
+    <w:p>
+      <w:pPr>
+        <w:numPr>
+          <w:ilvl w:val="0"/>
+          <w:numId w:val="13"/>
+        </w:numPr>
+      </w:pPr>
+      <w:r>
+        <w:t>AMC configuration</w:t>
+      </w:r>
+    </w:p>
+    <w:p>
+      <w:pPr>
+        <w:numPr>
+          <w:ilvl w:val="0"/>
+          <w:numId w:val="13"/>
+        </w:numPr>
+        <w:rPr>
+          <w:b/>
+          <w:bCs/>
+          <w:sz w:val="26"/>
+          <w:szCs w:val="26"/>
+        </w:rPr>
+      </w:pPr>
+      <w:r>
+        <w:t>Insurance details</w:t>
+      </w:r>
+    </w:p>
+    <w:p>
+      <w:pPr>
+        <w:rPr>
+          <w:b/>
+          <w:bCs/>
+          <w:sz w:val="24"/>
+          <w:szCs w:val="24"/>
+        </w:rPr>
+      </w:pPr>
+      <w:r>
+        <w:rPr>
+          <w:b/>
+          <w:bCs/>
+          <w:sz w:val="24"/>
+          <w:szCs w:val="24"/>
+        </w:rPr>
+        <w:t>4.2)</w:t>
+      </w:r>
+      <w:r>
+        <w:rPr>
+          <w:b/>
+          <w:bCs/>
+          <w:sz w:val="24"/>
+          <w:szCs w:val="24"/>
+        </w:rPr>
+        <w:t xml:space="preserve"> </w:t>
+      </w:r>
+      <w:r>
+        <w:rPr>
+          <w:b/>
+          <w:bCs/>
+          <w:sz w:val="24"/>
+          <w:szCs w:val="24"/>
+        </w:rPr>
+        <w:t>Upload Docs</w:t>
+      </w:r>
+    </w:p>
+    <w:p>
+      <w:r>
+        <w:t>Dedicated document repository for operational and legal documents.</w:t>
+      </w:r>
+    </w:p>
+    <w:p>
+      <w:r>
+        <w:t>Includes:</w:t>
+      </w:r>
+    </w:p>
+    <w:p>
+      <w:pPr>
+        <w:numPr>
+          <w:ilvl w:val="0"/>
+          <w:numId w:val="14"/>
+        </w:numPr>
+      </w:pPr>
+      <w:r>
+        <w:t>Commission Certificates</w:t>
+      </w:r>
+    </w:p>
+    <w:p>
+      <w:pPr>
+        <w:numPr>
+          <w:ilvl w:val="0"/>
+          <w:numId w:val="14"/>
+        </w:numPr>
+      </w:pPr>
+      <w:r>
+        <w:t>Name Transfer Documents</w:t>
+      </w:r>
+    </w:p>
+    <w:p>
+      <w:pPr>
+        <w:numPr>
+          <w:ilvl w:val="0"/>
+          <w:numId w:val="14"/>
+        </w:numPr>
+      </w:pPr>
+      <w:r>
+        <w:t>PPA Contracts</w:t>
+      </w:r>
+    </w:p>
+    <w:p>
+      <w:pPr>
+        <w:numPr>
+          <w:ilvl w:val="0"/>
+          <w:numId w:val="14"/>
+        </w:numPr>
+      </w:pPr>
+      <w:r>
+        <w:t>Wheeling Agreements</w:t>
+      </w:r>
+    </w:p>
+    <w:p>
+      <w:pPr>
+        <w:numPr>
+          <w:ilvl w:val="0"/>
+          <w:numId w:val="14"/>
+        </w:numPr>
+        <w:rPr>
+          <w:b/>
+          <w:bCs/>
+          <w:sz w:val="26"/>
+          <w:szCs w:val="26"/>
+        </w:rPr>
+      </w:pPr>
+      <w:r>
+        <w:t>Insurance Policies</w:t>
+      </w:r>
+    </w:p>
+    <w:p>
+      <w:pPr>
+        <w:rPr>
+          <w:b/>
+          <w:bCs/>
+          <w:sz w:val="24"/>
+          <w:szCs w:val="24"/>
+        </w:rPr>
+      </w:pPr>
+      <w:r>
+        <w:rPr>
+          <w:b/>
+          <w:bCs/>
+          <w:sz w:val="24"/>
+          <w:szCs w:val="24"/>
+        </w:rPr>
+        <w:t>4.3)</w:t>
+      </w:r>
+      <w:r>
+        <w:rPr>
+          <w:b/>
+          <w:bCs/>
+          <w:sz w:val="24"/>
+          <w:szCs w:val="24"/>
+        </w:rPr>
+        <w:t xml:space="preserve"> </w:t>
+      </w:r>
+      <w:r>
+        <w:rPr>
+          <w:b/>
+          <w:bCs/>
+          <w:sz w:val="24"/>
+          <w:szCs w:val="24"/>
+        </w:rPr>
+        <w:t>Slot Timings</w:t>
+      </w:r>
+    </w:p>
+    <w:p>
+      <w:r>
+        <w:t>Used to configure operational shift timings and generation tracking windows.</w:t>
+      </w:r>
+    </w:p>
+    <w:p>
+      <w:r>
+        <w:t>Includes:</w:t>
+      </w:r>
+    </w:p>
+    <w:p>
+      <w:pPr>
+        <w:numPr>
+          <w:ilvl w:val="0"/>
+          <w:numId w:val="15"/>
+        </w:numPr>
+      </w:pPr>
+      <w:r>
+        <w:t>Shift timing configuration</w:t>
+      </w:r>
+    </w:p>
+    <w:p>
+      <w:pPr>
+        <w:numPr>
+          <w:ilvl w:val="0"/>
+          <w:numId w:val="15"/>
+        </w:numPr>
+      </w:pPr>
+      <w:r>
+        <w:t>Operational tracking periods</w:t>
+      </w:r>
+    </w:p>
+    <w:p>
+      <w:pPr>
+        <w:numPr>
+          <w:ilvl w:val="0"/>
+          <w:numId w:val="15"/>
+        </w:numPr>
+      </w:pPr>
+      <w:r>
+        <w:t>Generation monitoring limits</w:t>
+      </w:r>
+    </w:p>
+    <w:p>
+      <w:pPr>
+        <w:rPr>
+          <w:b/>
+          <w:bCs/>
+          <w:sz w:val="26"/>
+          <w:szCs w:val="26"/>
+        </w:rPr>
+      </w:pPr>
+      <w:r>
+        <w:rPr>
+          <w:b/>
+          <w:bCs/>
+          <w:sz w:val="26"/>
+          <w:szCs w:val="26"/>
+        </w:rPr>
+        <w:pict w14:anchorId="0E0732B3">
+          <v:rect id="_x0000_i1038" style="width:0;height:1.5pt" o:hralign="center" o:hrstd="t" o:hr="t" fillcolor="#a0a0a0" stroked="f"/>
+        </w:pict>
+      </w:r>
+    </w:p>
+    <w:p>
+      <w:pPr>
+        <w:rPr>
+          <w:b/>
+          <w:bCs/>
+          <w:sz w:val="24"/>
+          <w:szCs w:val="24"/>
+        </w:rPr>
+      </w:pPr>
+      <w:r>
+        <w:rPr>
+          <w:b/>
+          <w:bCs/>
+          <w:sz w:val="24"/>
+          <w:szCs w:val="24"/>
+        </w:rPr>
+        <w:t xml:space="preserve">5) </w:t>
+      </w:r>
+      <w:r>
+        <w:rPr>
+          <w:b/>
+          <w:bCs/>
+          <w:sz w:val="24"/>
+          <w:szCs w:val="24"/>
+        </w:rPr>
+        <w:t>Customers</w:t>
+      </w:r>
+    </w:p>
+    <w:p>
+      <w:r>
+        <w:t>This module stores customer information used for energy allocation and billing.</w:t>
+      </w:r>
+    </w:p>
+    <w:p>
+      <w:r>
+        <w:t>Main Features</w:t>
+      </w:r>
+      <w:r>
+        <w:t>:</w:t>
+      </w:r>
+    </w:p>
+    <w:p>
+      <w:pPr>
+        <w:numPr>
+          <w:ilvl w:val="0"/>
+          <w:numId w:val="16"/>
+        </w:numPr>
+      </w:pPr>
+      <w:r>
+        <w:t>Maintain customer profiles</w:t>
+      </w:r>
+    </w:p>
+    <w:p>
+      <w:pPr>
+        <w:numPr>
+          <w:ilvl w:val="0"/>
+          <w:numId w:val="16"/>
+        </w:numPr>
+      </w:pPr>
+      <w:r>
+        <w:t>Store service numbers and billing details</w:t>
+      </w:r>
+    </w:p>
+    <w:p>
+      <w:pPr>
+        <w:numPr>
+          <w:ilvl w:val="0"/>
+          <w:numId w:val="16"/>
+        </w:numPr>
+      </w:pPr>
+      <w:r>
+        <w:t>Manage customer status</w:t>
+      </w:r>
+    </w:p>
+    <w:p>
+      <w:r>
         <w:lastRenderedPageBreak/>
         <w:t>Screens Impacted</w:t>
       </w:r>
@@ -2647,29 +3564,438 @@
       <w:pPr>
         <w:numPr>
           <w:ilvl w:val="0"/>
-          <w:numId w:val="6"/>
-        </w:numPr>
-      </w:pPr>
-      <w:r>
-        <w:t>Windmill Master</w:t>
-      </w:r>
-      <w:r>
+          <w:numId w:val="17"/>
+        </w:numPr>
+      </w:pPr>
+      <w:r>
+        <w:t>Share Holdings</w:t>
+      </w:r>
+    </w:p>
+    <w:p>
+      <w:pPr>
+        <w:numPr>
+          <w:ilvl w:val="0"/>
+          <w:numId w:val="17"/>
+        </w:numPr>
+      </w:pPr>
+      <w:r>
+        <w:t>Customer Consumption Requests</w:t>
+      </w:r>
+    </w:p>
+    <w:p>
+      <w:pPr>
+        <w:numPr>
+          <w:ilvl w:val="0"/>
+          <w:numId w:val="17"/>
+        </w:numPr>
+      </w:pPr>
+      <w:r>
+        <w:t>Energy Allotment</w:t>
+      </w:r>
+    </w:p>
+    <w:p>
+      <w:pPr>
+        <w:numPr>
+          <w:ilvl w:val="0"/>
+          <w:numId w:val="17"/>
+        </w:numPr>
+      </w:pPr>
+      <w:r>
+        <w:t>Charge Allocation</w:t>
+      </w:r>
+    </w:p>
+    <w:p>
+      <w:pPr>
+        <w:numPr>
+          <w:ilvl w:val="0"/>
+          <w:numId w:val="17"/>
+        </w:numPr>
+      </w:pPr>
+      <w:r>
+        <w:t>Client Invoice PDF generation</w:t>
+      </w:r>
+    </w:p>
+    <w:p>
+      <w:pPr>
+        <w:rPr>
+          <w:b/>
+          <w:bCs/>
+          <w:sz w:val="24"/>
+          <w:szCs w:val="24"/>
+        </w:rPr>
+      </w:pPr>
+      <w:r>
+        <w:rPr>
+          <w:b/>
+          <w:bCs/>
+          <w:sz w:val="24"/>
+          <w:szCs w:val="24"/>
+        </w:rPr>
+        <w:t>Customer Master Sub-Tabs</w:t>
+      </w:r>
+      <w:r>
+        <w:rPr>
+          <w:b/>
+          <w:bCs/>
+          <w:sz w:val="24"/>
+          <w:szCs w:val="24"/>
+        </w:rPr>
+        <w:t>:</w:t>
+      </w:r>
+    </w:p>
+    <w:p>
+      <w:pPr>
+        <w:rPr>
+          <w:b/>
+          <w:bCs/>
+          <w:sz w:val="24"/>
+          <w:szCs w:val="24"/>
+        </w:rPr>
+      </w:pPr>
+      <w:r>
+        <w:rPr>
+          <w:b/>
+          <w:bCs/>
+          <w:sz w:val="24"/>
+          <w:szCs w:val="24"/>
+        </w:rPr>
+        <w:t>5.1)</w:t>
+      </w:r>
+      <w:r>
+        <w:rPr>
+          <w:b/>
+          <w:bCs/>
+          <w:sz w:val="24"/>
+          <w:szCs w:val="24"/>
+        </w:rPr>
         <w:t xml:space="preserve"> </w:t>
       </w:r>
-    </w:p>
-    <w:p>
-      <w:pPr>
-        <w:numPr>
-          <w:ilvl w:val="0"/>
-          <w:numId w:val="6"/>
-        </w:numPr>
-      </w:pPr>
-      <w:r>
-        <w:t>Energy Allotment calculation engine</w:t>
-      </w:r>
-    </w:p>
-    <w:p>
-      <w:pPr>
+      <w:r>
+        <w:rPr>
+          <w:b/>
+          <w:bCs/>
+          <w:sz w:val="24"/>
+          <w:szCs w:val="24"/>
+        </w:rPr>
+        <w:t>Customer</w:t>
+      </w:r>
+    </w:p>
+    <w:p>
+      <w:r>
+        <w:t>Stores the primary customer profile information.</w:t>
+      </w:r>
+    </w:p>
+    <w:p>
+      <w:r>
+        <w:t>Includes:</w:t>
+      </w:r>
+    </w:p>
+    <w:p>
+      <w:pPr>
+        <w:numPr>
+          <w:ilvl w:val="0"/>
+          <w:numId w:val="18"/>
+        </w:numPr>
+      </w:pPr>
+      <w:r>
+        <w:t>Customer name</w:t>
+      </w:r>
+    </w:p>
+    <w:p>
+      <w:pPr>
+        <w:numPr>
+          <w:ilvl w:val="0"/>
+          <w:numId w:val="18"/>
+        </w:numPr>
+      </w:pPr>
+      <w:r>
+        <w:t>Address</w:t>
+      </w:r>
+    </w:p>
+    <w:p>
+      <w:pPr>
+        <w:numPr>
+          <w:ilvl w:val="0"/>
+          <w:numId w:val="18"/>
+        </w:numPr>
+      </w:pPr>
+      <w:r>
+        <w:t>GST registration</w:t>
+      </w:r>
+    </w:p>
+    <w:p>
+      <w:pPr>
+        <w:numPr>
+          <w:ilvl w:val="0"/>
+          <w:numId w:val="18"/>
+        </w:numPr>
+      </w:pPr>
+      <w:r>
+        <w:t>Active status</w:t>
+      </w:r>
+    </w:p>
+    <w:p>
+      <w:pPr>
+        <w:rPr>
+          <w:b/>
+          <w:bCs/>
+          <w:sz w:val="24"/>
+          <w:szCs w:val="24"/>
+        </w:rPr>
+      </w:pPr>
+      <w:r>
+        <w:rPr>
+          <w:b/>
+          <w:bCs/>
+          <w:sz w:val="24"/>
+          <w:szCs w:val="24"/>
+        </w:rPr>
+        <w:t xml:space="preserve">5.2) </w:t>
+      </w:r>
+      <w:r>
+        <w:rPr>
+          <w:b/>
+          <w:bCs/>
+          <w:sz w:val="24"/>
+          <w:szCs w:val="24"/>
+        </w:rPr>
+        <w:t>Service Number</w:t>
+      </w:r>
+    </w:p>
+    <w:p>
+      <w:r>
+        <w:t>Used to configure one or more Electricity Board service numbers linked to the customer.</w:t>
+      </w:r>
+    </w:p>
+    <w:p>
+      <w:r>
+        <w:t>Includes:</w:t>
+      </w:r>
+    </w:p>
+    <w:p>
+      <w:pPr>
+        <w:numPr>
+          <w:ilvl w:val="0"/>
+          <w:numId w:val="19"/>
+        </w:numPr>
+      </w:pPr>
+      <w:r>
+        <w:t>EB Service Numbers</w:t>
+      </w:r>
+    </w:p>
+    <w:p>
+      <w:pPr>
+        <w:numPr>
+          <w:ilvl w:val="0"/>
+          <w:numId w:val="19"/>
+        </w:numPr>
+      </w:pPr>
+      <w:r>
+        <w:t>KVA capacity thresholds</w:t>
+      </w:r>
+    </w:p>
+    <w:p>
+      <w:pPr>
+        <w:numPr>
+          <w:ilvl w:val="0"/>
+          <w:numId w:val="19"/>
+        </w:numPr>
+      </w:pPr>
+      <w:r>
+        <w:t>EDC Circle mapping</w:t>
+      </w:r>
+    </w:p>
+    <w:p>
+      <w:pPr>
+        <w:numPr>
+          <w:ilvl w:val="0"/>
+          <w:numId w:val="19"/>
+        </w:numPr>
+      </w:pPr>
+      <w:r>
+        <w:t>Remarks and notes</w:t>
+      </w:r>
+    </w:p>
+    <w:p>
+      <w:pPr>
+        <w:rPr>
+          <w:b/>
+          <w:bCs/>
+          <w:sz w:val="24"/>
+          <w:szCs w:val="24"/>
+        </w:rPr>
+      </w:pPr>
+      <w:r>
+        <w:rPr>
+          <w:b/>
+          <w:bCs/>
+          <w:sz w:val="24"/>
+          <w:szCs w:val="24"/>
+        </w:rPr>
+        <w:t>5.3)</w:t>
+      </w:r>
+      <w:r>
+        <w:rPr>
+          <w:b/>
+          <w:bCs/>
+          <w:sz w:val="24"/>
+          <w:szCs w:val="24"/>
+        </w:rPr>
+        <w:t xml:space="preserve"> </w:t>
+      </w:r>
+      <w:r>
+        <w:rPr>
+          <w:b/>
+          <w:bCs/>
+          <w:sz w:val="24"/>
+          <w:szCs w:val="24"/>
+        </w:rPr>
+        <w:t>Contact Details</w:t>
+      </w:r>
+    </w:p>
+    <w:p>
+      <w:r>
+        <w:t>Maintains multiple contact profiles for operational communication and audit purposes.</w:t>
+      </w:r>
+    </w:p>
+    <w:p>
+      <w:r>
+        <w:t>Includes:</w:t>
+      </w:r>
+    </w:p>
+    <w:p>
+      <w:pPr>
+        <w:numPr>
+          <w:ilvl w:val="0"/>
+          <w:numId w:val="20"/>
+        </w:numPr>
+      </w:pPr>
+      <w:r>
+        <w:t>Administrative contacts</w:t>
+      </w:r>
+    </w:p>
+    <w:p>
+      <w:pPr>
+        <w:numPr>
+          <w:ilvl w:val="0"/>
+          <w:numId w:val="20"/>
+        </w:numPr>
+      </w:pPr>
+      <w:r>
+        <w:t>Billing contacts</w:t>
+      </w:r>
+    </w:p>
+    <w:p>
+      <w:pPr>
+        <w:numPr>
+          <w:ilvl w:val="0"/>
+          <w:numId w:val="20"/>
+        </w:numPr>
+      </w:pPr>
+      <w:r>
+        <w:t>Email recipients</w:t>
+      </w:r>
+    </w:p>
+    <w:p>
+      <w:pPr>
+        <w:numPr>
+          <w:ilvl w:val="0"/>
+          <w:numId w:val="20"/>
+        </w:numPr>
+      </w:pPr>
+      <w:r>
+        <w:t>Contact authorization details</w:t>
+      </w:r>
+    </w:p>
+    <w:p>
+      <w:pPr>
+        <w:rPr>
+          <w:b/>
+          <w:bCs/>
+          <w:sz w:val="24"/>
+          <w:szCs w:val="24"/>
+        </w:rPr>
+      </w:pPr>
+      <w:r>
+        <w:rPr>
+          <w:b/>
+          <w:bCs/>
+          <w:sz w:val="24"/>
+          <w:szCs w:val="24"/>
+        </w:rPr>
+        <w:t xml:space="preserve">5.4) </w:t>
+      </w:r>
+      <w:r>
+        <w:rPr>
+          <w:b/>
+          <w:bCs/>
+          <w:sz w:val="24"/>
+          <w:szCs w:val="24"/>
+        </w:rPr>
+        <w:t>Upload Docs</w:t>
+      </w:r>
+    </w:p>
+    <w:p>
+      <w:r>
+        <w:t>Secure repository for customer-related contractual and legal documents.</w:t>
+      </w:r>
+    </w:p>
+    <w:p>
+      <w:r>
+        <w:t>Includes:</w:t>
+      </w:r>
+    </w:p>
+    <w:p>
+      <w:pPr>
+        <w:numPr>
+          <w:ilvl w:val="0"/>
+          <w:numId w:val="21"/>
+        </w:numPr>
+      </w:pPr>
+      <w:r>
+        <w:t>PPA agreements</w:t>
+      </w:r>
+    </w:p>
+    <w:p>
+      <w:pPr>
+        <w:numPr>
+          <w:ilvl w:val="0"/>
+          <w:numId w:val="21"/>
+        </w:numPr>
+      </w:pPr>
+      <w:r>
+        <w:t>Share Transfer documents</w:t>
+      </w:r>
+    </w:p>
+    <w:p>
+      <w:pPr>
+        <w:numPr>
+          <w:ilvl w:val="0"/>
+          <w:numId w:val="21"/>
+        </w:numPr>
+      </w:pPr>
+      <w:r>
+        <w:t>Share Certificates</w:t>
+      </w:r>
+    </w:p>
+    <w:p>
+      <w:pPr>
+        <w:numPr>
+          <w:ilvl w:val="0"/>
+          <w:numId w:val="21"/>
+        </w:numPr>
+      </w:pPr>
+      <w:r>
+        <w:lastRenderedPageBreak/>
+        <w:t>Pledge Agreements</w:t>
+      </w:r>
+    </w:p>
+    <w:p>
+      <w:pPr>
+        <w:numPr>
+          <w:ilvl w:val="0"/>
+          <w:numId w:val="21"/>
+        </w:numPr>
         <w:rPr>
           <w:b/>
           <w:bCs/>
@@ -2678,9 +4004,7 @@
         </w:rPr>
       </w:pPr>
       <w:r>
-        <w:pict w14:anchorId="7BF4FC72">
-          <v:rect id="_x0000_i1339" style="width:0;height:1.5pt" o:hralign="center" o:hrstd="t" o:hr="t" fillcolor="#a0a0a0" stroked="f"/>
-        </w:pict>
+        <w:t>Share Holding records</w:t>
       </w:r>
     </w:p>
     <w:p>
@@ -2699,7 +4023,7 @@
           <w:sz w:val="24"/>
           <w:szCs w:val="24"/>
         </w:rPr>
-        <w:t>2)</w:t>
+        <w:t xml:space="preserve">5.5) </w:t>
       </w:r>
       <w:r>
         <w:rPr>
@@ -2708,17 +4032,55 @@
           <w:sz w:val="24"/>
           <w:szCs w:val="24"/>
         </w:rPr>
-        <w:t>EDC Circle</w:t>
-      </w:r>
-    </w:p>
-    <w:p>
-      <w:r>
-        <w:t>This module manages Electricity Distribution Circles connected to windmills and customers.</w:t>
-      </w:r>
-    </w:p>
-    <w:p>
-      <w:r>
-        <w:t>Main Features</w:t>
+        <w:t>Agreed Units</w:t>
+      </w:r>
+    </w:p>
+    <w:p>
+      <w:r>
+        <w:t>Dynamic monthly unit allocation configuration area.</w:t>
+      </w:r>
+    </w:p>
+    <w:p>
+      <w:r>
+        <w:t>Includes:</w:t>
+      </w:r>
+    </w:p>
+    <w:p>
+      <w:pPr>
+        <w:numPr>
+          <w:ilvl w:val="0"/>
+          <w:numId w:val="22"/>
+        </w:numPr>
+      </w:pPr>
+      <w:r>
+        <w:t>Monthly agreed unit quotas</w:t>
+      </w:r>
+    </w:p>
+    <w:p>
+      <w:pPr>
+        <w:numPr>
+          <w:ilvl w:val="0"/>
+          <w:numId w:val="22"/>
+        </w:numPr>
+      </w:pPr>
+      <w:r>
+        <w:t>C1, C2, C4, and C5 configurations</w:t>
+      </w:r>
+    </w:p>
+    <w:p>
+      <w:pPr>
+        <w:numPr>
+          <w:ilvl w:val="0"/>
+          <w:numId w:val="22"/>
+        </w:numPr>
+      </w:pPr>
+      <w:r>
+        <w:t>Rate per unit</w:t>
+      </w:r>
+    </w:p>
+    <w:p>
+      <w:r>
+        <w:t>Screens Impacted</w:t>
       </w:r>
       <w:r>
         <w:t>:</w:t>
@@ -2726,65 +4088,39 @@
     </w:p>
     <w:p>
       <w:pPr>
-        <w:numPr>
-          <w:ilvl w:val="0"/>
-          <w:numId w:val="7"/>
-        </w:numPr>
-      </w:pPr>
-      <w:r>
-        <w:t>Add and edit EDC circles</w:t>
-      </w:r>
-    </w:p>
-    <w:p>
-      <w:pPr>
-        <w:numPr>
-          <w:ilvl w:val="0"/>
-          <w:numId w:val="7"/>
-        </w:numPr>
-      </w:pPr>
-      <w:r>
-        <w:t>Map windmills and customers to regions</w:t>
-      </w:r>
-    </w:p>
-    <w:p>
-      <w:pPr>
-        <w:numPr>
-          <w:ilvl w:val="0"/>
-          <w:numId w:val="7"/>
-        </w:numPr>
-      </w:pPr>
-      <w:r>
-        <w:t>Maintain regional utility information</w:t>
-      </w:r>
-    </w:p>
-    <w:p>
-      <w:r>
-        <w:t>Screens Impacted</w:t>
-      </w:r>
-      <w:r>
-        <w:t>:</w:t>
-      </w:r>
-    </w:p>
-    <w:p>
-      <w:pPr>
-        <w:numPr>
-          <w:ilvl w:val="0"/>
-          <w:numId w:val="8"/>
-        </w:numPr>
-      </w:pPr>
-      <w:r>
-        <w:t>Windmill Master</w:t>
-      </w:r>
-    </w:p>
-    <w:p>
-      <w:pPr>
-        <w:numPr>
-          <w:ilvl w:val="0"/>
-          <w:numId w:val="8"/>
-        </w:numPr>
-      </w:pPr>
-      <w:r>
-        <w:t>Customer Master (Service Numbers)</w:t>
+        <w:pStyle w:val="ListParagraph"/>
+        <w:numPr>
+          <w:ilvl w:val="0"/>
+          <w:numId w:val="29"/>
+        </w:numPr>
+        <w:spacing w:line="360" w:lineRule="auto"/>
+      </w:pPr>
+      <w:r>
+        <w:t xml:space="preserve">“Rate per unit” value </w:t>
+      </w:r>
+      <w:r>
+        <w:t>of each customer is used as “Rate:” in that customer’s client invoice.</w:t>
+      </w:r>
+    </w:p>
+    <w:p>
+      <w:pPr>
+        <w:pStyle w:val="ListParagraph"/>
+        <w:numPr>
+          <w:ilvl w:val="0"/>
+          <w:numId w:val="29"/>
+        </w:numPr>
+        <w:spacing w:line="360" w:lineRule="auto"/>
+      </w:pPr>
+      <w:r>
+        <w:t xml:space="preserve">“Total Agreed Units” for that customer is shown in “Energy Allotment” screen, to compare with “Total </w:t>
+      </w:r>
+      <w:proofErr w:type="spellStart"/>
+      <w:r>
+        <w:t>Alloted</w:t>
+      </w:r>
+      <w:proofErr w:type="spellEnd"/>
+      <w:r>
+        <w:t xml:space="preserve"> Units” for that customer</w:t>
       </w:r>
     </w:p>
     <w:p>
@@ -2803,8 +4139,8 @@
           <w:sz w:val="26"/>
           <w:szCs w:val="26"/>
         </w:rPr>
-        <w:pict w14:anchorId="0085A119">
-          <v:rect id="_x0000_i1340" style="width:0;height:1.5pt" o:hralign="center" o:hrstd="t" o:hr="t" fillcolor="#a0a0a0" stroked="f"/>
+        <w:pict w14:anchorId="4530ADC5">
+          <v:rect id="_x0000_i1039" style="width:0;height:1.5pt" o:hralign="center" o:hrstd="t" o:hr="t" fillcolor="#a0a0a0" stroked="f"/>
         </w:pict>
       </w:r>
     </w:p>
@@ -2824,7 +4160,7 @@
           <w:sz w:val="24"/>
           <w:szCs w:val="24"/>
         </w:rPr>
-        <w:t>3)</w:t>
+        <w:t xml:space="preserve">6) </w:t>
       </w:r>
       <w:r>
         <w:rPr>
@@ -2833,12 +4169,12 @@
           <w:sz w:val="24"/>
           <w:szCs w:val="24"/>
         </w:rPr>
-        <w:t>Capacity</w:t>
-      </w:r>
-    </w:p>
-    <w:p>
-      <w:r>
-        <w:t>This module stores windmill generation capacity values.</w:t>
+        <w:t>Company Shares</w:t>
+      </w:r>
+    </w:p>
+    <w:p>
+      <w:r>
+        <w:t>This module manages company-level share structures.</w:t>
       </w:r>
     </w:p>
     <w:p>
@@ -2851,50 +4187,53 @@
     </w:p>
     <w:p>
       <w:pPr>
-        <w:numPr>
-          <w:ilvl w:val="0"/>
-          <w:numId w:val="9"/>
-        </w:numPr>
-      </w:pPr>
-      <w:r>
-        <w:t>Register MW capacity</w:t>
-      </w:r>
-    </w:p>
-    <w:p>
-      <w:pPr>
-        <w:numPr>
-          <w:ilvl w:val="0"/>
-          <w:numId w:val="9"/>
-        </w:numPr>
-      </w:pPr>
-      <w:r>
-        <w:t>Maintain capacity standards</w:t>
-      </w:r>
-    </w:p>
-    <w:p>
-      <w:pPr>
-        <w:numPr>
-          <w:ilvl w:val="0"/>
-          <w:numId w:val="9"/>
-        </w:numPr>
-      </w:pPr>
-      <w:r>
-        <w:t>Support operational reporting</w:t>
-      </w:r>
-    </w:p>
-    <w:p>
-      <w:r>
-        <w:t>Screens Impacted</w:t>
-      </w:r>
-      <w:r>
-        <w:t>:</w:t>
-      </w:r>
-    </w:p>
-    <w:p>
-      <w:pPr>
-        <w:numPr>
-          <w:ilvl w:val="0"/>
-          <w:numId w:val="10"/>
+        <w:pStyle w:val="ListParagraph"/>
+        <w:numPr>
+          <w:ilvl w:val="0"/>
+          <w:numId w:val="30"/>
+        </w:numPr>
+        <w:spacing w:line="360" w:lineRule="auto"/>
+      </w:pPr>
+      <w:r>
+        <w:t>Total No. of Company Shares(Manual Input)</w:t>
+      </w:r>
+    </w:p>
+    <w:p>
+      <w:pPr>
+        <w:pStyle w:val="ListParagraph"/>
+        <w:numPr>
+          <w:ilvl w:val="0"/>
+          <w:numId w:val="30"/>
+        </w:numPr>
+        <w:spacing w:line="360" w:lineRule="auto"/>
+      </w:pPr>
+      <w:r>
+        <w:t>Total No. of Investor Shares(Manual Input)</w:t>
+      </w:r>
+    </w:p>
+    <w:p>
+      <w:pPr>
+        <w:pStyle w:val="ListParagraph"/>
+        <w:numPr>
+          <w:ilvl w:val="0"/>
+          <w:numId w:val="30"/>
+        </w:numPr>
+        <w:spacing w:line="360" w:lineRule="auto"/>
+      </w:pPr>
+      <w:r>
+        <w:t>Total No. of Customer Shares : Total No. of Company Shares - Total No. of Investor Shares (Auto-calculated)</w:t>
+      </w:r>
+    </w:p>
+    <w:p>
+      <w:r>
+        <w:t>Screens Impacted:</w:t>
+      </w:r>
+    </w:p>
+    <w:p>
+      <w:pPr>
+        <w:numPr>
+          <w:ilvl w:val="0"/>
+          <w:numId w:val="23"/>
         </w:numPr>
         <w:rPr>
           <w:b/>
@@ -2904,7 +4243,7 @@
         </w:rPr>
       </w:pPr>
       <w:r>
-        <w:t>Governs and restricts Windmill Master operational limits</w:t>
+        <w:t>Governs cumulative company equity limits within Share Holdings</w:t>
       </w:r>
     </w:p>
     <w:p>
@@ -2923,8 +4262,8 @@
           <w:sz w:val="26"/>
           <w:szCs w:val="26"/>
         </w:rPr>
-        <w:pict w14:anchorId="2181DCFA">
-          <v:rect id="_x0000_i1341" style="width:0;height:1.5pt" o:hralign="center" o:hrstd="t" o:hr="t" fillcolor="#a0a0a0" stroked="f"/>
+        <w:pict w14:anchorId="77872B41">
+          <v:rect id="_x0000_i1040" style="width:0;height:1.5pt" o:hralign="center" o:hrstd="t" o:hr="t" fillcolor="#a0a0a0" stroked="f"/>
         </w:pict>
       </w:r>
     </w:p>
@@ -2944,7 +4283,7 @@
           <w:sz w:val="24"/>
           <w:szCs w:val="24"/>
         </w:rPr>
-        <w:t>4)</w:t>
+        <w:t xml:space="preserve">7) </w:t>
       </w:r>
       <w:r>
         <w:rPr>
@@ -2953,12 +4292,12 @@
           <w:sz w:val="24"/>
           <w:szCs w:val="24"/>
         </w:rPr>
-        <w:t>Windmill</w:t>
-      </w:r>
-    </w:p>
-    <w:p>
-      <w:r>
-        <w:t>This module acts as the central registry for all windmill assets.</w:t>
+        <w:t>Investors</w:t>
+      </w:r>
+    </w:p>
+    <w:p>
+      <w:r>
+        <w:t>This module stores investor information related to windmill projects.</w:t>
       </w:r>
     </w:p>
     <w:p>
@@ -2973,122 +4312,48 @@
       <w:pPr>
         <w:numPr>
           <w:ilvl w:val="0"/>
-          <w:numId w:val="11"/>
-        </w:numPr>
-      </w:pPr>
-      <w:r>
-        <w:t>Maintain windmill details</w:t>
-      </w:r>
-    </w:p>
-    <w:p>
-      <w:pPr>
-        <w:numPr>
-          <w:ilvl w:val="0"/>
-          <w:numId w:val="11"/>
-        </w:numPr>
-      </w:pPr>
-      <w:r>
-        <w:t>Store technical specifications</w:t>
-      </w:r>
-    </w:p>
-    <w:p>
-      <w:pPr>
-        <w:numPr>
-          <w:ilvl w:val="0"/>
-          <w:numId w:val="11"/>
-        </w:numPr>
-      </w:pPr>
-      <w:r>
-        <w:t>Assign locations and ownership details</w:t>
-      </w:r>
-    </w:p>
-    <w:p>
-      <w:pPr>
-        <w:numPr>
-          <w:ilvl w:val="0"/>
-          <w:numId w:val="11"/>
-        </w:numPr>
-      </w:pPr>
-      <w:r>
-        <w:t>Link windmills with investors</w:t>
-      </w:r>
-    </w:p>
-    <w:p>
-      <w:r>
-        <w:t>Screens Impacted</w:t>
-      </w:r>
-      <w:r>
-        <w:t>:</w:t>
-      </w:r>
-    </w:p>
-    <w:p>
-      <w:pPr>
-        <w:numPr>
-          <w:ilvl w:val="0"/>
-          <w:numId w:val="12"/>
-        </w:numPr>
-      </w:pPr>
-      <w:r>
-        <w:t>Daily Generation</w:t>
-      </w:r>
-    </w:p>
-    <w:p>
-      <w:pPr>
-        <w:numPr>
-          <w:ilvl w:val="0"/>
-          <w:numId w:val="12"/>
-        </w:numPr>
-      </w:pPr>
-      <w:r>
-        <w:t>EB Statement matching</w:t>
-      </w:r>
-    </w:p>
-    <w:p>
-      <w:pPr>
-        <w:numPr>
-          <w:ilvl w:val="0"/>
-          <w:numId w:val="12"/>
-        </w:numPr>
-      </w:pPr>
-      <w:r>
-        <w:t>Energy Allotment</w:t>
-      </w:r>
-    </w:p>
-    <w:p>
-      <w:pPr>
-        <w:numPr>
-          <w:ilvl w:val="0"/>
-          <w:numId w:val="12"/>
-        </w:numPr>
-      </w:pPr>
-      <w:r>
-        <w:lastRenderedPageBreak/>
-        <w:t>Client EB Bill</w:t>
-      </w:r>
-    </w:p>
-    <w:p>
-      <w:pPr>
-        <w:numPr>
-          <w:ilvl w:val="0"/>
-          <w:numId w:val="12"/>
-        </w:numPr>
-      </w:pPr>
-      <w:r>
-        <w:t>Charge Allocation</w:t>
-      </w:r>
-    </w:p>
-    <w:p>
-      <w:pPr>
-        <w:numPr>
-          <w:ilvl w:val="0"/>
-          <w:numId w:val="12"/>
-        </w:numPr>
-      </w:pPr>
-      <w:r>
-        <w:t>Allotment Order Upload</w:t>
-      </w:r>
-    </w:p>
-    <w:p/>
+          <w:numId w:val="24"/>
+        </w:numPr>
+      </w:pPr>
+      <w:r>
+        <w:t>Register investor details</w:t>
+      </w:r>
+      <w:r>
+        <w:t xml:space="preserve"> and their respective shares.</w:t>
+      </w:r>
+    </w:p>
+    <w:p>
+      <w:pPr>
+        <w:numPr>
+          <w:ilvl w:val="0"/>
+          <w:numId w:val="24"/>
+        </w:numPr>
+      </w:pPr>
+      <w:r>
+        <w:t>The assigned shares must be equal to “Total No. of Investor Shares”</w:t>
+      </w:r>
+    </w:p>
+    <w:p>
+      <w:pPr>
+        <w:rPr>
+          <w:b/>
+          <w:bCs/>
+          <w:sz w:val="26"/>
+          <w:szCs w:val="26"/>
+        </w:rPr>
+      </w:pPr>
+      <w:r>
+        <w:rPr>
+          <w:b/>
+          <w:bCs/>
+          <w:sz w:val="26"/>
+          <w:szCs w:val="26"/>
+        </w:rPr>
+        <w:pict w14:anchorId="1793461D">
+          <v:rect id="_x0000_i1041" style="width:0;height:1.5pt" o:hralign="center" o:hrstd="t" o:hr="t" fillcolor="#a0a0a0" stroked="f"/>
+        </w:pict>
+      </w:r>
+    </w:p>
     <w:p>
       <w:pPr>
         <w:rPr>
@@ -3105,7 +4370,7 @@
           <w:sz w:val="24"/>
           <w:szCs w:val="24"/>
         </w:rPr>
-        <w:t>Windmill Master Sub-Tabs</w:t>
+        <w:t xml:space="preserve">8) </w:t>
       </w:r>
       <w:r>
         <w:rPr>
@@ -3114,7 +4379,59 @@
           <w:sz w:val="24"/>
           <w:szCs w:val="24"/>
         </w:rPr>
+        <w:t>Share Holdings</w:t>
+      </w:r>
+    </w:p>
+    <w:p>
+      <w:r>
+        <w:t>This module defines how generated energy is distributed among customers.</w:t>
+      </w:r>
+    </w:p>
+    <w:p>
+      <w:r>
+        <w:t>Main Features</w:t>
+      </w:r>
+      <w:r>
         <w:t>:</w:t>
+      </w:r>
+    </w:p>
+    <w:p>
+      <w:pPr>
+        <w:numPr>
+          <w:ilvl w:val="0"/>
+          <w:numId w:val="25"/>
+        </w:numPr>
+      </w:pPr>
+      <w:r>
+        <w:t>Configure customer share percentages</w:t>
+      </w:r>
+    </w:p>
+    <w:p>
+      <w:pPr>
+        <w:numPr>
+          <w:ilvl w:val="0"/>
+          <w:numId w:val="25"/>
+        </w:numPr>
+      </w:pPr>
+      <w:r>
+        <w:t>Validate total holding percentages</w:t>
+      </w:r>
+      <w:r>
+        <w:t xml:space="preserve"> with “Total No. of Customer Shares”</w:t>
+      </w:r>
+    </w:p>
+    <w:p>
+      <w:r>
+        <w:rPr>
+          <w:b/>
+          <w:bCs/>
+          <w:sz w:val="26"/>
+          <w:szCs w:val="26"/>
+        </w:rPr>
+        <w:lastRenderedPageBreak/>
+        <w:pict w14:anchorId="07F596C9">
+          <v:rect id="_x0000_i1042" style="width:0;height:1.5pt" o:hralign="center" o:hrstd="t" o:hr="t" fillcolor="#a0a0a0" stroked="f"/>
+        </w:pict>
       </w:r>
     </w:p>
     <w:p>
@@ -3133,7 +4450,7 @@
           <w:sz w:val="24"/>
           <w:szCs w:val="24"/>
         </w:rPr>
-        <w:t>4.1)</w:t>
+        <w:t xml:space="preserve">9) </w:t>
       </w:r>
       <w:r>
         <w:rPr>
@@ -3142,89 +4459,227 @@
           <w:sz w:val="24"/>
           <w:szCs w:val="24"/>
         </w:rPr>
-        <w:t xml:space="preserve"> </w:t>
-      </w:r>
-      <w:r>
+        <w:t>Consumption Charges</w:t>
+      </w:r>
+    </w:p>
+    <w:p>
+      <w:r>
+        <w:t>This module stores tariff and utility charge details used during billing.</w:t>
+      </w:r>
+    </w:p>
+    <w:p>
+      <w:r>
+        <w:t>Main Features</w:t>
+      </w:r>
+      <w:r>
+        <w:t>:</w:t>
+      </w:r>
+    </w:p>
+    <w:p>
+      <w:pPr>
+        <w:numPr>
+          <w:ilvl w:val="0"/>
+          <w:numId w:val="26"/>
+        </w:numPr>
+      </w:pPr>
+      <w:r>
+        <w:t>Configure tariff values</w:t>
+      </w:r>
+    </w:p>
+    <w:p>
+      <w:pPr>
+        <w:numPr>
+          <w:ilvl w:val="0"/>
+          <w:numId w:val="26"/>
+        </w:numPr>
+      </w:pPr>
+      <w:r>
+        <w:t>Maintain wheeling charges</w:t>
+      </w:r>
+    </w:p>
+    <w:p>
+      <w:pPr>
+        <w:numPr>
+          <w:ilvl w:val="0"/>
+          <w:numId w:val="26"/>
+        </w:numPr>
+      </w:pPr>
+      <w:r>
+        <w:t>Store electricity tax values</w:t>
+      </w:r>
+    </w:p>
+    <w:p>
+      <w:pPr>
+        <w:numPr>
+          <w:ilvl w:val="0"/>
+          <w:numId w:val="26"/>
+        </w:numPr>
+      </w:pPr>
+      <w:r>
+        <w:t>Track historical charge changes</w:t>
+      </w:r>
+    </w:p>
+    <w:p>
+      <w:r>
+        <w:t>Screens Impacted:</w:t>
+      </w:r>
+    </w:p>
+    <w:p>
+      <w:pPr>
+        <w:numPr>
+          <w:ilvl w:val="0"/>
+          <w:numId w:val="27"/>
+        </w:numPr>
+      </w:pPr>
+      <w:r>
+        <w:t xml:space="preserve">EB Statement </w:t>
+      </w:r>
+      <w:r>
+        <w:t xml:space="preserve">Charge </w:t>
+      </w:r>
+      <w:r>
+        <w:t>Comparisons</w:t>
+      </w:r>
+    </w:p>
+    <w:p>
+      <w:pPr>
+        <w:numPr>
+          <w:ilvl w:val="0"/>
+          <w:numId w:val="27"/>
+        </w:numPr>
+      </w:pPr>
+      <w:r>
+        <w:t>Charge Allocation</w:t>
+      </w:r>
+      <w:r>
+        <w:t xml:space="preserve"> column’s</w:t>
+      </w:r>
+    </w:p>
+    <w:p>
+      <w:pPr>
+        <w:numPr>
+          <w:ilvl w:val="0"/>
+          <w:numId w:val="27"/>
+        </w:numPr>
+      </w:pPr>
+      <w:r>
+        <w:t>Client Invoice rate calculations</w:t>
+      </w:r>
+    </w:p>
+    <w:p>
+      <w:pPr>
+        <w:rPr>
+          <w:b/>
+          <w:bCs/>
+          <w:sz w:val="26"/>
+          <w:szCs w:val="26"/>
+        </w:rPr>
+      </w:pPr>
+      <w:r>
+        <w:rPr>
+          <w:b/>
+          <w:bCs/>
+          <w:sz w:val="26"/>
+          <w:szCs w:val="26"/>
+        </w:rPr>
+        <w:pict w14:anchorId="73A66519">
+          <v:rect id="_x0000_i1043" style="width:0;height:1.5pt" o:hralign="center" o:hrstd="t" o:hr="t" fillcolor="#a0a0a0" stroked="f"/>
+        </w:pict>
+      </w:r>
+    </w:p>
+    <w:p>
+      <w:pPr>
         <w:rPr>
           <w:b/>
           <w:bCs/>
           <w:sz w:val="24"/>
           <w:szCs w:val="24"/>
         </w:rPr>
-        <w:t>Windmill Details</w:t>
-      </w:r>
-    </w:p>
-    <w:p>
-      <w:r>
-        <w:t>Stores the primary operational and technical specifications of the windmill.</w:t>
-      </w:r>
-    </w:p>
-    <w:p>
-      <w:r>
-        <w:t>Includes:</w:t>
-      </w:r>
-    </w:p>
-    <w:p>
-      <w:pPr>
-        <w:numPr>
-          <w:ilvl w:val="0"/>
-          <w:numId w:val="13"/>
-        </w:numPr>
-      </w:pPr>
-      <w:r>
-        <w:t>Windmill type and number</w:t>
-      </w:r>
-    </w:p>
-    <w:p>
-      <w:pPr>
-        <w:numPr>
-          <w:ilvl w:val="0"/>
-          <w:numId w:val="13"/>
-        </w:numPr>
-      </w:pPr>
-      <w:r>
-        <w:t>Capacity details</w:t>
-      </w:r>
-    </w:p>
-    <w:p>
-      <w:pPr>
-        <w:numPr>
-          <w:ilvl w:val="0"/>
-          <w:numId w:val="13"/>
-        </w:numPr>
-      </w:pPr>
-      <w:r>
-        <w:t>EDC Circle mapping</w:t>
-      </w:r>
-    </w:p>
-    <w:p>
-      <w:pPr>
-        <w:numPr>
-          <w:ilvl w:val="0"/>
-          <w:numId w:val="13"/>
-        </w:numPr>
-      </w:pPr>
-      <w:r>
-        <w:t>AE and operator details</w:t>
-      </w:r>
-    </w:p>
-    <w:p>
-      <w:pPr>
-        <w:numPr>
-          <w:ilvl w:val="0"/>
-          <w:numId w:val="13"/>
-        </w:numPr>
-      </w:pPr>
-      <w:r>
-        <w:t>AMC configuration</w:t>
-      </w:r>
-    </w:p>
-    <w:p>
-      <w:pPr>
-        <w:numPr>
-          <w:ilvl w:val="0"/>
-          <w:numId w:val="13"/>
-        </w:numPr>
+      </w:pPr>
+      <w:r>
+        <w:rPr>
+          <w:b/>
+          <w:bCs/>
+          <w:sz w:val="24"/>
+          <w:szCs w:val="24"/>
+        </w:rPr>
+        <w:t xml:space="preserve">10) </w:t>
+      </w:r>
+      <w:r>
+        <w:rPr>
+          <w:b/>
+          <w:bCs/>
+          <w:sz w:val="24"/>
+          <w:szCs w:val="24"/>
+        </w:rPr>
+        <w:t>Email</w:t>
+      </w:r>
+    </w:p>
+    <w:p>
+      <w:r>
+        <w:t>This module controls automated email communication.</w:t>
+      </w:r>
+    </w:p>
+    <w:p>
+      <w:r>
+        <w:t>Main Features</w:t>
+      </w:r>
+      <w:r>
+        <w:t>:</w:t>
+      </w:r>
+    </w:p>
+    <w:p>
+      <w:pPr>
+        <w:numPr>
+          <w:ilvl w:val="0"/>
+          <w:numId w:val="28"/>
+        </w:numPr>
+      </w:pPr>
+      <w:r>
+        <w:t>Configure SMTP settings</w:t>
+      </w:r>
+    </w:p>
+    <w:p>
+      <w:pPr>
+        <w:numPr>
+          <w:ilvl w:val="0"/>
+          <w:numId w:val="28"/>
+        </w:numPr>
+      </w:pPr>
+      <w:r>
+        <w:t>Maintain recipient lists</w:t>
+      </w:r>
+    </w:p>
+    <w:p>
+      <w:pPr>
+        <w:numPr>
+          <w:ilvl w:val="0"/>
+          <w:numId w:val="28"/>
+        </w:numPr>
+      </w:pPr>
+      <w:r>
+        <w:t>Send invoices and reports automatically</w:t>
+      </w:r>
+    </w:p>
+    <w:p>
+      <w:r>
+        <w:t>Screens Impacted:</w:t>
+      </w:r>
+    </w:p>
+    <w:p>
+      <w:pPr>
+        <w:pStyle w:val="ListParagraph"/>
+        <w:numPr>
+          <w:ilvl w:val="0"/>
+          <w:numId w:val="31"/>
+        </w:numPr>
+      </w:pPr>
+      <w:r>
+        <w:t>Daily Generation</w:t>
+      </w:r>
+    </w:p>
+    <w:p>
+      <w:pPr>
         <w:rPr>
           <w:b/>
           <w:bCs/>
@@ -3233,7 +4688,89 @@
         </w:rPr>
       </w:pPr>
       <w:r>
-        <w:t>Insurance details</w:t>
+        <w:pict w14:anchorId="2C5DCA8D">
+          <v:rect id="_x0000_i1044" style="width:0;height:1.5pt" o:hralign="center" o:hrstd="t" o:hr="t" fillcolor="#a0a0a0" stroked="f"/>
+        </w:pict>
+      </w:r>
+      <w:r>
+        <w:rPr>
+          <w:b/>
+          <w:bCs/>
+        </w:rPr>
+        <w:br/>
+      </w:r>
+      <w:r>
+        <w:rPr>
+          <w:b/>
+          <w:bCs/>
+        </w:rPr>
+        <w:br/>
+      </w:r>
+    </w:p>
+    <w:p>
+      <w:pPr>
+        <w:rPr>
+          <w:b/>
+          <w:bCs/>
+          <w:sz w:val="26"/>
+          <w:szCs w:val="26"/>
+        </w:rPr>
+      </w:pPr>
+    </w:p>
+    <w:p>
+      <w:pPr>
+        <w:rPr>
+          <w:b/>
+          <w:bCs/>
+          <w:sz w:val="26"/>
+          <w:szCs w:val="26"/>
+        </w:rPr>
+      </w:pPr>
+    </w:p>
+    <w:p>
+      <w:pPr>
+        <w:rPr>
+          <w:b/>
+          <w:bCs/>
+          <w:sz w:val="26"/>
+          <w:szCs w:val="26"/>
+        </w:rPr>
+      </w:pPr>
+    </w:p>
+    <w:p>
+      <w:pPr>
+        <w:rPr>
+          <w:b/>
+          <w:bCs/>
+          <w:sz w:val="26"/>
+          <w:szCs w:val="26"/>
+        </w:rPr>
+      </w:pPr>
+    </w:p>
+    <w:p>
+      <w:pPr>
+        <w:rPr>
+          <w:b/>
+          <w:bCs/>
+          <w:sz w:val="26"/>
+          <w:szCs w:val="26"/>
+        </w:rPr>
+      </w:pPr>
+    </w:p>
+    <w:p>
+      <w:r>
+        <w:rPr>
+          <w:b/>
+          <w:bCs/>
+          <w:sz w:val="26"/>
+          <w:szCs w:val="26"/>
+        </w:rPr>
+        <w:t>Windmill Operations Modules</w:t>
+      </w:r>
+    </w:p>
+    <w:p>
+      <w:r>
+        <w:t>These modules support daily operations, reconciliation, and invoicing.</w:t>
       </w:r>
     </w:p>
     <w:p>
@@ -3252,7 +4789,7 @@
           <w:sz w:val="24"/>
           <w:szCs w:val="24"/>
         </w:rPr>
-        <w:t>4.2)</w:t>
+        <w:t xml:space="preserve">1) </w:t>
       </w:r>
       <w:r>
         <w:rPr>
@@ -3261,98 +4798,137 @@
           <w:sz w:val="24"/>
           <w:szCs w:val="24"/>
         </w:rPr>
-        <w:t xml:space="preserve"> </w:t>
-      </w:r>
-      <w:r>
+        <w:t>Daily Generation</w:t>
+      </w:r>
+    </w:p>
+    <w:p>
+      <w:r>
+        <w:t>This module captures daily power generation data from operators.</w:t>
+      </w:r>
+    </w:p>
+    <w:p>
+      <w:pPr>
+        <w:rPr>
+          <w:b/>
+          <w:bCs/>
+        </w:rPr>
+      </w:pPr>
+      <w:r>
+        <w:rPr>
+          <w:b/>
+          <w:bCs/>
+        </w:rPr>
+        <w:t>Main Features</w:t>
+      </w:r>
+      <w:r>
+        <w:rPr>
+          <w:b/>
+          <w:bCs/>
+        </w:rPr>
+        <w:t>:</w:t>
+      </w:r>
+    </w:p>
+    <w:p>
+      <w:pPr>
+        <w:numPr>
+          <w:ilvl w:val="0"/>
+          <w:numId w:val="1"/>
+        </w:numPr>
+      </w:pPr>
+      <w:r>
+        <w:lastRenderedPageBreak/>
+        <w:t>Enter daily generation values</w:t>
+      </w:r>
+    </w:p>
+    <w:p>
+      <w:pPr>
+        <w:numPr>
+          <w:ilvl w:val="0"/>
+          <w:numId w:val="1"/>
+        </w:numPr>
+      </w:pPr>
+      <w:r>
+        <w:t>Search using dates and windmill filters</w:t>
+      </w:r>
+    </w:p>
+    <w:p>
+      <w:pPr>
+        <w:numPr>
+          <w:ilvl w:val="0"/>
+          <w:numId w:val="1"/>
+        </w:numPr>
+      </w:pPr>
+      <w:r>
+        <w:t>Export reports to Excel</w:t>
+      </w:r>
+    </w:p>
+    <w:p>
+      <w:pPr>
+        <w:numPr>
+          <w:ilvl w:val="0"/>
+          <w:numId w:val="1"/>
+        </w:numPr>
+      </w:pPr>
+      <w:r>
+        <w:t>Lock posted records to prevent modification</w:t>
+      </w:r>
+    </w:p>
+    <w:p>
+      <w:pPr>
+        <w:rPr>
+          <w:b/>
+          <w:bCs/>
+        </w:rPr>
+      </w:pPr>
+      <w:r>
+        <w:rPr>
+          <w:b/>
+          <w:bCs/>
+        </w:rPr>
+        <w:t>Screens Impacted:</w:t>
+      </w:r>
+    </w:p>
+    <w:p>
+      <w:pPr>
+        <w:pStyle w:val="ListParagraph"/>
+        <w:numPr>
+          <w:ilvl w:val="0"/>
+          <w:numId w:val="32"/>
+        </w:numPr>
+        <w:rPr>
+          <w:b/>
+          <w:bCs/>
+        </w:rPr>
+      </w:pPr>
+      <w:r>
+        <w:t>“System Generation” value in EB Statement pdf page</w:t>
+      </w:r>
+    </w:p>
+    <w:p>
+      <w:r>
+        <w:pict w14:anchorId="4B8BBF31">
+          <v:rect id="_x0000_i1045" style="width:0;height:1.5pt" o:hralign="center" o:hrstd="t" o:hr="t" fillcolor="#a0a0a0" stroked="f"/>
+        </w:pict>
+      </w:r>
+    </w:p>
+    <w:p>
+      <w:pPr>
         <w:rPr>
           <w:b/>
           <w:bCs/>
           <w:sz w:val="24"/>
           <w:szCs w:val="24"/>
         </w:rPr>
-        <w:t>Upload Docs</w:t>
-      </w:r>
-    </w:p>
-    <w:p>
-      <w:r>
-        <w:t>Dedicated document repository for operational and legal documents.</w:t>
-      </w:r>
-    </w:p>
-    <w:p>
-      <w:r>
-        <w:t>Includes:</w:t>
-      </w:r>
-    </w:p>
-    <w:p>
-      <w:pPr>
-        <w:numPr>
-          <w:ilvl w:val="0"/>
-          <w:numId w:val="14"/>
-        </w:numPr>
-      </w:pPr>
-      <w:r>
-        <w:t>Commission Certificates</w:t>
-      </w:r>
-    </w:p>
-    <w:p>
-      <w:pPr>
-        <w:numPr>
-          <w:ilvl w:val="0"/>
-          <w:numId w:val="14"/>
-        </w:numPr>
-      </w:pPr>
-      <w:r>
-        <w:t>Name Transfer Documents</w:t>
-      </w:r>
-    </w:p>
-    <w:p>
-      <w:pPr>
-        <w:numPr>
-          <w:ilvl w:val="0"/>
-          <w:numId w:val="14"/>
-        </w:numPr>
-      </w:pPr>
-      <w:r>
-        <w:t>PPA Contracts</w:t>
-      </w:r>
-    </w:p>
-    <w:p>
-      <w:pPr>
-        <w:numPr>
-          <w:ilvl w:val="0"/>
-          <w:numId w:val="14"/>
-        </w:numPr>
-      </w:pPr>
-      <w:r>
-        <w:t>Wheeling Agreements</w:t>
-      </w:r>
-    </w:p>
-    <w:p>
-      <w:pPr>
-        <w:numPr>
-          <w:ilvl w:val="0"/>
-          <w:numId w:val="14"/>
-        </w:numPr>
-        <w:rPr>
-          <w:b/>
-          <w:bCs/>
-          <w:sz w:val="26"/>
-          <w:szCs w:val="26"/>
-        </w:rPr>
-      </w:pPr>
-      <w:r>
-        <w:t>Insurance Policies</w:t>
-      </w:r>
-    </w:p>
-    <w:p>
-      <w:pPr>
+      </w:pPr>
+      <w:r>
         <w:rPr>
           <w:b/>
           <w:bCs/>
           <w:sz w:val="24"/>
           <w:szCs w:val="24"/>
         </w:rPr>
-      </w:pPr>
+        <w:t xml:space="preserve">2) </w:t>
+      </w:r>
       <w:r>
         <w:rPr>
           <w:b/>
@@ -3360,17 +4936,392 @@
           <w:sz w:val="24"/>
           <w:szCs w:val="24"/>
         </w:rPr>
-        <w:t>4.3)</w:t>
-      </w:r>
-      <w:r>
+        <w:t>EB Statement</w:t>
+      </w:r>
+    </w:p>
+    <w:p>
+      <w:r>
+        <w:t>This module manages monthly Electricity Board statement uploads.</w:t>
+      </w:r>
+    </w:p>
+    <w:p>
+      <w:pPr>
+        <w:rPr>
+          <w:b/>
+          <w:bCs/>
+        </w:rPr>
+      </w:pPr>
+      <w:r>
+        <w:rPr>
+          <w:b/>
+          <w:bCs/>
+        </w:rPr>
+        <w:t>Main Features</w:t>
+      </w:r>
+      <w:r>
+        <w:rPr>
+          <w:b/>
+          <w:bCs/>
+        </w:rPr>
+        <w:t>:</w:t>
+      </w:r>
+    </w:p>
+    <w:p>
+      <w:pPr>
+        <w:numPr>
+          <w:ilvl w:val="0"/>
+          <w:numId w:val="2"/>
+        </w:numPr>
+      </w:pPr>
+      <w:r>
+        <w:t>Upload EB files</w:t>
+      </w:r>
+    </w:p>
+    <w:p>
+      <w:pPr>
+        <w:numPr>
+          <w:ilvl w:val="0"/>
+          <w:numId w:val="2"/>
+        </w:numPr>
+      </w:pPr>
+      <w:r>
+        <w:t>Validate generation values</w:t>
+      </w:r>
+    </w:p>
+    <w:p>
+      <w:pPr>
+        <w:numPr>
+          <w:ilvl w:val="0"/>
+          <w:numId w:val="2"/>
+        </w:numPr>
+      </w:pPr>
+      <w:r>
+        <w:t>Compare EB charges with system calculations</w:t>
+      </w:r>
+    </w:p>
+    <w:p>
+      <w:pPr>
+        <w:rPr>
+          <w:b/>
+          <w:bCs/>
+        </w:rPr>
+      </w:pPr>
+      <w:r>
+        <w:rPr>
+          <w:b/>
+          <w:bCs/>
+        </w:rPr>
+        <w:t>Screens Impacted:</w:t>
+      </w:r>
+    </w:p>
+    <w:p>
+      <w:pPr>
+        <w:pStyle w:val="ListParagraph"/>
+        <w:numPr>
+          <w:ilvl w:val="0"/>
+          <w:numId w:val="32"/>
+        </w:numPr>
+        <w:spacing w:line="360" w:lineRule="auto"/>
+        <w:rPr>
+          <w:b/>
+          <w:bCs/>
+        </w:rPr>
+      </w:pPr>
+      <w:r>
+        <w:t>Energy Allotment</w:t>
+      </w:r>
+    </w:p>
+    <w:p>
+      <w:pPr>
+        <w:pStyle w:val="ListParagraph"/>
+        <w:numPr>
+          <w:ilvl w:val="0"/>
+          <w:numId w:val="32"/>
+        </w:numPr>
+        <w:spacing w:line="360" w:lineRule="auto"/>
+        <w:rPr>
+          <w:b/>
+          <w:bCs/>
+        </w:rPr>
+      </w:pPr>
+      <w:r>
+        <w:t>Charge Allotment</w:t>
+      </w:r>
+    </w:p>
+    <w:p>
+      <w:pPr>
+        <w:spacing w:line="360" w:lineRule="auto"/>
+        <w:rPr>
+          <w:b/>
+          <w:bCs/>
+        </w:rPr>
+      </w:pPr>
+      <w:r>
+        <w:rPr>
+          <w:b/>
+          <w:bCs/>
+        </w:rPr>
+        <w:t>Metadata Validation:</w:t>
+      </w:r>
+    </w:p>
+    <w:p>
+      <w:pPr>
+        <w:spacing w:line="360" w:lineRule="auto"/>
+      </w:pPr>
+      <w:r>
+        <w:t>When a Solar EB Statement PDF is uploaded, the system automatically validates the document contents against the operator-selected:</w:t>
+      </w:r>
+    </w:p>
+    <w:p>
+      <w:pPr>
+        <w:numPr>
+          <w:ilvl w:val="0"/>
+          <w:numId w:val="72"/>
+        </w:numPr>
+        <w:spacing w:line="360" w:lineRule="auto"/>
+      </w:pPr>
+      <w:r>
+        <w:t xml:space="preserve">Month </w:t>
+      </w:r>
+    </w:p>
+    <w:p>
+      <w:pPr>
+        <w:numPr>
+          <w:ilvl w:val="0"/>
+          <w:numId w:val="72"/>
+        </w:numPr>
+        <w:spacing w:line="360" w:lineRule="auto"/>
+      </w:pPr>
+      <w:r>
+        <w:t xml:space="preserve">Year </w:t>
+      </w:r>
+    </w:p>
+    <w:p>
+      <w:pPr>
+        <w:numPr>
+          <w:ilvl w:val="0"/>
+          <w:numId w:val="72"/>
+        </w:numPr>
+        <w:spacing w:line="360" w:lineRule="auto"/>
+      </w:pPr>
+      <w:r>
+        <w:t xml:space="preserve">Solar Windmill ID </w:t>
+      </w:r>
+    </w:p>
+    <w:p>
+      <w:pPr>
+        <w:spacing w:line="360" w:lineRule="auto"/>
+      </w:pPr>
+      <w:r>
+        <w:t>If the uploaded document does not match the selected operational data:</w:t>
+      </w:r>
+    </w:p>
+    <w:p>
+      <w:pPr>
+        <w:numPr>
+          <w:ilvl w:val="0"/>
+          <w:numId w:val="73"/>
+        </w:numPr>
+        <w:spacing w:line="360" w:lineRule="auto"/>
+      </w:pPr>
+      <w:r>
+        <w:t xml:space="preserve">The upload is blocked immediately </w:t>
+      </w:r>
+    </w:p>
+    <w:p>
+      <w:pPr>
+        <w:numPr>
+          <w:ilvl w:val="0"/>
+          <w:numId w:val="73"/>
+        </w:numPr>
+        <w:spacing w:line="360" w:lineRule="auto"/>
+      </w:pPr>
+      <w:r>
+        <w:t xml:space="preserve">The system displays an error notification </w:t>
+      </w:r>
+    </w:p>
+    <w:p>
+      <w:pPr>
+        <w:numPr>
+          <w:ilvl w:val="0"/>
+          <w:numId w:val="73"/>
+        </w:numPr>
+        <w:spacing w:line="360" w:lineRule="auto"/>
+      </w:pPr>
+      <w:r>
+        <w:t xml:space="preserve">The document cannot be saved </w:t>
+      </w:r>
+    </w:p>
+    <w:p>
+      <w:pPr>
+        <w:spacing w:line="360" w:lineRule="auto"/>
+      </w:pPr>
+      <w:r>
+        <w:t>This ensures that incorrect EB statements are never linked to the wrong solar asset or billing cycle.</w:t>
+      </w:r>
+    </w:p>
+    <w:p>
+      <w:pPr>
+        <w:spacing w:line="360" w:lineRule="auto"/>
+      </w:pPr>
+    </w:p>
+    <w:p>
+      <w:pPr>
+        <w:spacing w:line="360" w:lineRule="auto"/>
+        <w:rPr>
+          <w:b/>
+          <w:bCs/>
+        </w:rPr>
+      </w:pPr>
+      <w:r>
+        <w:rPr>
+          <w:b/>
+          <w:bCs/>
+        </w:rPr>
+        <w:t>Duplicate Upload Prevention:</w:t>
+      </w:r>
+    </w:p>
+    <w:p>
+      <w:pPr>
+        <w:spacing w:line="360" w:lineRule="auto"/>
+      </w:pPr>
+      <w:r>
+        <w:t>The system enforces a strict:</w:t>
+      </w:r>
+    </w:p>
+    <w:p>
+      <w:pPr>
+        <w:numPr>
+          <w:ilvl w:val="0"/>
+          <w:numId w:val="74"/>
+        </w:numPr>
+        <w:spacing w:line="360" w:lineRule="auto"/>
+      </w:pPr>
+      <w:r>
+        <w:t xml:space="preserve">One Statement per Solar Asset per Billing Period policy </w:t>
+      </w:r>
+    </w:p>
+    <w:p>
+      <w:pPr>
+        <w:spacing w:line="360" w:lineRule="auto"/>
+      </w:pPr>
+      <w:r>
+        <w:lastRenderedPageBreak/>
+        <w:t>This means:</w:t>
+      </w:r>
+    </w:p>
+    <w:p>
+      <w:pPr>
+        <w:numPr>
+          <w:ilvl w:val="0"/>
+          <w:numId w:val="75"/>
+        </w:numPr>
+        <w:spacing w:line="360" w:lineRule="auto"/>
+      </w:pPr>
+      <w:r>
+        <w:t xml:space="preserve">Only one active Solar EB Statement PDF can exist for a specific: </w:t>
+      </w:r>
+    </w:p>
+    <w:p>
+      <w:pPr>
+        <w:numPr>
+          <w:ilvl w:val="1"/>
+          <w:numId w:val="75"/>
+        </w:numPr>
+        <w:spacing w:line="360" w:lineRule="auto"/>
+      </w:pPr>
+      <w:r>
+        <w:t xml:space="preserve">Solar Windmill </w:t>
+      </w:r>
+    </w:p>
+    <w:p>
+      <w:pPr>
+        <w:numPr>
+          <w:ilvl w:val="1"/>
+          <w:numId w:val="75"/>
+        </w:numPr>
+        <w:spacing w:line="360" w:lineRule="auto"/>
+      </w:pPr>
+      <w:r>
+        <w:t xml:space="preserve">Month </w:t>
+      </w:r>
+    </w:p>
+    <w:p>
+      <w:pPr>
+        <w:numPr>
+          <w:ilvl w:val="1"/>
+          <w:numId w:val="75"/>
+        </w:numPr>
+        <w:spacing w:line="360" w:lineRule="auto"/>
+      </w:pPr>
+      <w:r>
+        <w:t xml:space="preserve">Year </w:t>
+      </w:r>
+    </w:p>
+    <w:p>
+      <w:pPr>
+        <w:spacing w:line="360" w:lineRule="auto"/>
+      </w:pPr>
+      <w:r>
+        <w:t>If an operator attempts to upload another statement for the same period:</w:t>
+      </w:r>
+    </w:p>
+    <w:p>
+      <w:pPr>
+        <w:numPr>
+          <w:ilvl w:val="0"/>
+          <w:numId w:val="76"/>
+        </w:numPr>
+        <w:spacing w:line="360" w:lineRule="auto"/>
+      </w:pPr>
+      <w:r>
+        <w:t xml:space="preserve">The upload is rejected </w:t>
+      </w:r>
+    </w:p>
+    <w:p>
+      <w:pPr>
+        <w:numPr>
+          <w:ilvl w:val="0"/>
+          <w:numId w:val="76"/>
+        </w:numPr>
+        <w:spacing w:line="360" w:lineRule="auto"/>
+      </w:pPr>
+      <w:r>
+        <w:t xml:space="preserve">Duplicate storage is prevented </w:t>
+      </w:r>
+    </w:p>
+    <w:p>
+      <w:pPr>
+        <w:numPr>
+          <w:ilvl w:val="0"/>
+          <w:numId w:val="76"/>
+        </w:numPr>
+        <w:spacing w:line="360" w:lineRule="auto"/>
+        <w:rPr>
+          <w:b/>
+          <w:bCs/>
+        </w:rPr>
+      </w:pPr>
+      <w:r>
+        <w:t>Existing billing integrity is preserved</w:t>
+      </w:r>
+    </w:p>
+    <w:p>
+      <w:r>
+        <w:pict w14:anchorId="4B329158">
+          <v:rect id="_x0000_i1046" style="width:0;height:1.5pt" o:hralign="center" o:hrstd="t" o:hr="t" fillcolor="#a0a0a0" stroked="f"/>
+        </w:pict>
+      </w:r>
+    </w:p>
+    <w:p>
+      <w:pPr>
         <w:rPr>
           <w:b/>
           <w:bCs/>
           <w:sz w:val="24"/>
           <w:szCs w:val="24"/>
         </w:rPr>
-        <w:t xml:space="preserve"> </w:t>
-      </w:r>
+      </w:pPr>
       <w:r>
         <w:rPr>
           <w:b/>
@@ -3378,91 +5329,121 @@
           <w:sz w:val="24"/>
           <w:szCs w:val="24"/>
         </w:rPr>
-        <w:t>Slot Timings</w:t>
-      </w:r>
-    </w:p>
-    <w:p>
-      <w:r>
-        <w:t>Used to configure operational shift timings and generation tracking windows.</w:t>
-      </w:r>
-    </w:p>
-    <w:p>
-      <w:r>
-        <w:t>Includes:</w:t>
-      </w:r>
-    </w:p>
-    <w:p>
-      <w:pPr>
-        <w:numPr>
-          <w:ilvl w:val="0"/>
-          <w:numId w:val="15"/>
-        </w:numPr>
-      </w:pPr>
-      <w:r>
-        <w:t>Shift timing configuration</w:t>
-      </w:r>
-    </w:p>
-    <w:p>
-      <w:pPr>
-        <w:numPr>
-          <w:ilvl w:val="0"/>
-          <w:numId w:val="15"/>
-        </w:numPr>
-      </w:pPr>
-      <w:r>
-        <w:t>Operational tracking periods</w:t>
-      </w:r>
-    </w:p>
-    <w:p>
-      <w:pPr>
-        <w:numPr>
-          <w:ilvl w:val="0"/>
-          <w:numId w:val="15"/>
-        </w:numPr>
-      </w:pPr>
-      <w:r>
-        <w:t>Generation monitoring limits</w:t>
-      </w:r>
-    </w:p>
-    <w:p>
-      <w:pPr>
-        <w:rPr>
-          <w:b/>
-          <w:bCs/>
-          <w:sz w:val="26"/>
-          <w:szCs w:val="26"/>
-        </w:rPr>
-      </w:pPr>
-      <w:r>
-        <w:rPr>
-          <w:b/>
-          <w:bCs/>
-          <w:sz w:val="26"/>
-          <w:szCs w:val="26"/>
-        </w:rPr>
-        <w:pict w14:anchorId="0E0732B3">
-          <v:rect id="_x0000_i1342" style="width:0;height:1.5pt" o:hralign="center" o:hrstd="t" o:hr="t" fillcolor="#a0a0a0" stroked="f"/>
-        </w:pict>
-      </w:r>
-    </w:p>
-    <w:p>
-      <w:pPr>
+        <w:t xml:space="preserve">3) </w:t>
+      </w:r>
+      <w:r>
         <w:rPr>
           <w:b/>
           <w:bCs/>
           <w:sz w:val="24"/>
           <w:szCs w:val="24"/>
         </w:rPr>
-      </w:pPr>
-      <w:r>
+        <w:t>Customer Consumption Request</w:t>
+      </w:r>
+    </w:p>
+    <w:p>
+      <w:r>
+        <w:t>This module records monthly customer energy requirements.</w:t>
+      </w:r>
+    </w:p>
+    <w:p>
+      <w:pPr>
+        <w:rPr>
+          <w:b/>
+          <w:bCs/>
+        </w:rPr>
+      </w:pPr>
+      <w:r>
+        <w:rPr>
+          <w:b/>
+          <w:bCs/>
+        </w:rPr>
+        <w:t>Main Features</w:t>
+      </w:r>
+      <w:r>
+        <w:rPr>
+          <w:b/>
+          <w:bCs/>
+        </w:rPr>
+        <w:t>:</w:t>
+      </w:r>
+    </w:p>
+    <w:p>
+      <w:pPr>
+        <w:numPr>
+          <w:ilvl w:val="0"/>
+          <w:numId w:val="3"/>
+        </w:numPr>
+      </w:pPr>
+      <w:r>
+        <w:t>Capture customer demand</w:t>
+      </w:r>
+    </w:p>
+    <w:p>
+      <w:pPr>
+        <w:numPr>
+          <w:ilvl w:val="0"/>
+          <w:numId w:val="3"/>
+        </w:numPr>
+      </w:pPr>
+      <w:r>
+        <w:t>Compare demand against available generation</w:t>
+      </w:r>
+    </w:p>
+    <w:p>
+      <w:pPr>
+        <w:numPr>
+          <w:ilvl w:val="0"/>
+          <w:numId w:val="3"/>
+        </w:numPr>
+      </w:pPr>
+      <w:r>
+        <w:t>Support allotment planning</w:t>
+      </w:r>
+    </w:p>
+    <w:p>
+      <w:pPr>
+        <w:rPr>
+          <w:b/>
+          <w:bCs/>
+        </w:rPr>
+      </w:pPr>
+      <w:r>
+        <w:rPr>
+          <w:b/>
+          <w:bCs/>
+        </w:rPr>
+        <w:t>Screens Impacted:</w:t>
+      </w:r>
+    </w:p>
+    <w:p>
+      <w:pPr>
+        <w:pStyle w:val="ListParagraph"/>
+        <w:numPr>
+          <w:ilvl w:val="0"/>
+          <w:numId w:val="33"/>
+        </w:numPr>
+      </w:pPr>
+      <w:r>
+        <w:t>Energy Allotment</w:t>
+      </w:r>
+    </w:p>
+    <w:p>
+      <w:r>
+        <w:pict w14:anchorId="6DFEAEF0">
+          <v:rect id="_x0000_i1047" style="width:0;height:1.5pt" o:hralign="center" o:hrstd="t" o:hr="t" fillcolor="#a0a0a0" stroked="f"/>
+        </w:pict>
+      </w:r>
+    </w:p>
+    <w:p>
+      <w:pPr>
         <w:rPr>
           <w:b/>
           <w:bCs/>
           <w:sz w:val="24"/>
           <w:szCs w:val="24"/>
         </w:rPr>
-        <w:t xml:space="preserve">5) </w:t>
-      </w:r>
+      </w:pPr>
       <w:r>
         <w:rPr>
           <w:b/>
@@ -3470,2026 +5451,39 @@
           <w:sz w:val="24"/>
           <w:szCs w:val="24"/>
         </w:rPr>
-        <w:t>Customers</w:t>
-      </w:r>
-    </w:p>
-    <w:p>
-      <w:r>
-        <w:t>This module stores customer information used for energy allocation and billing.</w:t>
-      </w:r>
-    </w:p>
-    <w:p>
-      <w:r>
-        <w:t>Main Features</w:t>
-      </w:r>
-      <w:r>
-        <w:t>:</w:t>
-      </w:r>
-    </w:p>
-    <w:p>
-      <w:pPr>
-        <w:numPr>
-          <w:ilvl w:val="0"/>
-          <w:numId w:val="16"/>
-        </w:numPr>
-      </w:pPr>
-      <w:r>
-        <w:t>Maintain customer profiles</w:t>
-      </w:r>
-    </w:p>
-    <w:p>
-      <w:pPr>
-        <w:numPr>
-          <w:ilvl w:val="0"/>
-          <w:numId w:val="16"/>
-        </w:numPr>
-      </w:pPr>
-      <w:r>
-        <w:t>Store service numbers and billing details</w:t>
-      </w:r>
-    </w:p>
-    <w:p>
-      <w:pPr>
-        <w:numPr>
-          <w:ilvl w:val="0"/>
-          <w:numId w:val="16"/>
-        </w:numPr>
-      </w:pPr>
-      <w:r>
-        <w:lastRenderedPageBreak/>
-        <w:t>Manage customer status</w:t>
-      </w:r>
-    </w:p>
-    <w:p>
-      <w:r>
-        <w:t>Screens Impacted</w:t>
-      </w:r>
-      <w:r>
-        <w:t>:</w:t>
-      </w:r>
-    </w:p>
-    <w:p>
-      <w:pPr>
-        <w:numPr>
-          <w:ilvl w:val="0"/>
-          <w:numId w:val="17"/>
-        </w:numPr>
-      </w:pPr>
-      <w:r>
-        <w:t>Share Holdings</w:t>
-      </w:r>
-    </w:p>
-    <w:p>
-      <w:pPr>
-        <w:numPr>
-          <w:ilvl w:val="0"/>
-          <w:numId w:val="17"/>
-        </w:numPr>
-      </w:pPr>
-      <w:r>
-        <w:t>Customer Consumption Requests</w:t>
-      </w:r>
-    </w:p>
-    <w:p>
-      <w:pPr>
-        <w:numPr>
-          <w:ilvl w:val="0"/>
-          <w:numId w:val="17"/>
-        </w:numPr>
-      </w:pPr>
-      <w:r>
-        <w:t>Energy Allotment</w:t>
-      </w:r>
-    </w:p>
-    <w:p>
-      <w:pPr>
-        <w:numPr>
-          <w:ilvl w:val="0"/>
-          <w:numId w:val="17"/>
-        </w:numPr>
-      </w:pPr>
-      <w:r>
-        <w:t>Charge Allocation</w:t>
-      </w:r>
-    </w:p>
-    <w:p>
-      <w:pPr>
-        <w:numPr>
-          <w:ilvl w:val="0"/>
-          <w:numId w:val="17"/>
-        </w:numPr>
-      </w:pPr>
-      <w:r>
-        <w:t>Client Invoice PDF generation</w:t>
-      </w:r>
-    </w:p>
-    <w:p>
-      <w:pPr>
+        <w:t xml:space="preserve">4) </w:t>
+      </w:r>
+      <w:r>
         <w:rPr>
           <w:b/>
           <w:bCs/>
           <w:sz w:val="24"/>
           <w:szCs w:val="24"/>
         </w:rPr>
-      </w:pPr>
-      <w:r>
-        <w:rPr>
-          <w:b/>
-          <w:bCs/>
-          <w:sz w:val="24"/>
-          <w:szCs w:val="24"/>
-        </w:rPr>
-        <w:t>Customer Master Sub-Tabs</w:t>
-      </w:r>
-      <w:r>
-        <w:rPr>
-          <w:b/>
-          <w:bCs/>
-          <w:sz w:val="24"/>
-          <w:szCs w:val="24"/>
-        </w:rPr>
-        <w:t>:</w:t>
-      </w:r>
-    </w:p>
-    <w:p>
-      <w:pPr>
-        <w:rPr>
-          <w:b/>
-          <w:bCs/>
-          <w:sz w:val="24"/>
-          <w:szCs w:val="24"/>
-        </w:rPr>
-      </w:pPr>
-      <w:r>
-        <w:rPr>
-          <w:b/>
-          <w:bCs/>
-          <w:sz w:val="24"/>
-          <w:szCs w:val="24"/>
-        </w:rPr>
-        <w:t>5.1)</w:t>
-      </w:r>
-      <w:r>
-        <w:rPr>
-          <w:b/>
-          <w:bCs/>
-          <w:sz w:val="24"/>
-          <w:szCs w:val="24"/>
-        </w:rPr>
-        <w:t xml:space="preserve"> </w:t>
-      </w:r>
-      <w:r>
-        <w:rPr>
-          <w:b/>
-          <w:bCs/>
-          <w:sz w:val="24"/>
-          <w:szCs w:val="24"/>
-        </w:rPr>
-        <w:t>Customer</w:t>
-      </w:r>
-    </w:p>
-    <w:p>
-      <w:r>
-        <w:t>Stores the primary customer profile information.</w:t>
-      </w:r>
-    </w:p>
-    <w:p>
-      <w:r>
-        <w:t>Includes:</w:t>
-      </w:r>
-    </w:p>
-    <w:p>
-      <w:pPr>
-        <w:numPr>
-          <w:ilvl w:val="0"/>
-          <w:numId w:val="18"/>
-        </w:numPr>
-      </w:pPr>
-      <w:r>
-        <w:t>Customer name</w:t>
-      </w:r>
-    </w:p>
-    <w:p>
-      <w:pPr>
-        <w:numPr>
-          <w:ilvl w:val="0"/>
-          <w:numId w:val="18"/>
-        </w:numPr>
-      </w:pPr>
-      <w:r>
-        <w:t>Address</w:t>
-      </w:r>
-    </w:p>
-    <w:p>
-      <w:pPr>
-        <w:numPr>
-          <w:ilvl w:val="0"/>
-          <w:numId w:val="18"/>
-        </w:numPr>
-      </w:pPr>
-      <w:r>
-        <w:t>GST registration</w:t>
-      </w:r>
-    </w:p>
-    <w:p>
-      <w:pPr>
-        <w:numPr>
-          <w:ilvl w:val="0"/>
-          <w:numId w:val="18"/>
-        </w:numPr>
-      </w:pPr>
-      <w:r>
-        <w:t>Active status</w:t>
-      </w:r>
-    </w:p>
-    <w:p>
-      <w:pPr>
-        <w:rPr>
-          <w:b/>
-          <w:bCs/>
-          <w:sz w:val="24"/>
-          <w:szCs w:val="24"/>
-        </w:rPr>
-      </w:pPr>
-      <w:r>
-        <w:rPr>
-          <w:b/>
-          <w:bCs/>
-          <w:sz w:val="24"/>
-          <w:szCs w:val="24"/>
-        </w:rPr>
-        <w:t xml:space="preserve">5.2) </w:t>
-      </w:r>
-      <w:r>
-        <w:rPr>
-          <w:b/>
-          <w:bCs/>
-          <w:sz w:val="24"/>
-          <w:szCs w:val="24"/>
-        </w:rPr>
-        <w:t>Service Number</w:t>
-      </w:r>
-    </w:p>
-    <w:p>
-      <w:r>
-        <w:t>Used to configure one or more Electricity Board service numbers linked to the customer.</w:t>
-      </w:r>
-    </w:p>
-    <w:p>
-      <w:r>
-        <w:t>Includes:</w:t>
-      </w:r>
-    </w:p>
-    <w:p>
-      <w:pPr>
-        <w:numPr>
-          <w:ilvl w:val="0"/>
-          <w:numId w:val="19"/>
-        </w:numPr>
-      </w:pPr>
-      <w:r>
-        <w:t>EB Service Numbers</w:t>
-      </w:r>
-    </w:p>
-    <w:p>
-      <w:pPr>
-        <w:numPr>
-          <w:ilvl w:val="0"/>
-          <w:numId w:val="19"/>
-        </w:numPr>
-      </w:pPr>
-      <w:r>
-        <w:t>KVA capacity thresholds</w:t>
-      </w:r>
-    </w:p>
-    <w:p>
-      <w:pPr>
-        <w:numPr>
-          <w:ilvl w:val="0"/>
-          <w:numId w:val="19"/>
-        </w:numPr>
-      </w:pPr>
-      <w:r>
-        <w:t>EDC Circle mapping</w:t>
-      </w:r>
-    </w:p>
-    <w:p>
-      <w:pPr>
-        <w:numPr>
-          <w:ilvl w:val="0"/>
-          <w:numId w:val="19"/>
-        </w:numPr>
-      </w:pPr>
-      <w:r>
-        <w:t>Remarks and notes</w:t>
-      </w:r>
-    </w:p>
-    <w:p>
-      <w:pPr>
-        <w:rPr>
-          <w:b/>
-          <w:bCs/>
-          <w:sz w:val="24"/>
-          <w:szCs w:val="24"/>
-        </w:rPr>
-      </w:pPr>
-      <w:r>
-        <w:rPr>
-          <w:b/>
-          <w:bCs/>
-          <w:sz w:val="24"/>
-          <w:szCs w:val="24"/>
-        </w:rPr>
-        <w:t>5.3)</w:t>
-      </w:r>
-      <w:r>
-        <w:rPr>
-          <w:b/>
-          <w:bCs/>
-          <w:sz w:val="24"/>
-          <w:szCs w:val="24"/>
-        </w:rPr>
-        <w:t xml:space="preserve"> </w:t>
-      </w:r>
-      <w:r>
-        <w:rPr>
-          <w:b/>
-          <w:bCs/>
-          <w:sz w:val="24"/>
-          <w:szCs w:val="24"/>
-        </w:rPr>
-        <w:t>Contact Details</w:t>
-      </w:r>
-    </w:p>
-    <w:p>
-      <w:r>
-        <w:t>Maintains multiple contact profiles for operational communication and audit purposes.</w:t>
-      </w:r>
-    </w:p>
-    <w:p>
-      <w:r>
-        <w:t>Includes:</w:t>
-      </w:r>
-    </w:p>
-    <w:p>
-      <w:pPr>
-        <w:numPr>
-          <w:ilvl w:val="0"/>
-          <w:numId w:val="20"/>
-        </w:numPr>
-      </w:pPr>
-      <w:r>
-        <w:t>Administrative contacts</w:t>
-      </w:r>
-    </w:p>
-    <w:p>
-      <w:pPr>
-        <w:numPr>
-          <w:ilvl w:val="0"/>
-          <w:numId w:val="20"/>
-        </w:numPr>
-      </w:pPr>
-      <w:r>
-        <w:t>Billing contacts</w:t>
-      </w:r>
-    </w:p>
-    <w:p>
-      <w:pPr>
-        <w:numPr>
-          <w:ilvl w:val="0"/>
-          <w:numId w:val="20"/>
-        </w:numPr>
-      </w:pPr>
-      <w:r>
-        <w:t>Email recipients</w:t>
-      </w:r>
-    </w:p>
-    <w:p>
-      <w:pPr>
-        <w:numPr>
-          <w:ilvl w:val="0"/>
-          <w:numId w:val="20"/>
-        </w:numPr>
-      </w:pPr>
-      <w:r>
-        <w:t>Contact authorization details</w:t>
-      </w:r>
-    </w:p>
-    <w:p>
-      <w:pPr>
-        <w:rPr>
-          <w:b/>
-          <w:bCs/>
-          <w:sz w:val="24"/>
-          <w:szCs w:val="24"/>
-        </w:rPr>
-      </w:pPr>
-      <w:r>
-        <w:rPr>
-          <w:b/>
-          <w:bCs/>
-          <w:sz w:val="24"/>
-          <w:szCs w:val="24"/>
-        </w:rPr>
-        <w:t xml:space="preserve">5.4) </w:t>
-      </w:r>
-      <w:r>
-        <w:rPr>
-          <w:b/>
-          <w:bCs/>
-          <w:sz w:val="24"/>
-          <w:szCs w:val="24"/>
-        </w:rPr>
-        <w:t>Upload Docs</w:t>
-      </w:r>
-    </w:p>
-    <w:p>
-      <w:r>
-        <w:t>Secure repository for customer-related contractual and legal documents.</w:t>
-      </w:r>
-    </w:p>
-    <w:p>
-      <w:r>
-        <w:t>Includes:</w:t>
-      </w:r>
-    </w:p>
-    <w:p>
-      <w:pPr>
-        <w:numPr>
-          <w:ilvl w:val="0"/>
-          <w:numId w:val="21"/>
-        </w:numPr>
-      </w:pPr>
-      <w:r>
-        <w:t>PPA agreements</w:t>
-      </w:r>
-    </w:p>
-    <w:p>
-      <w:pPr>
-        <w:numPr>
-          <w:ilvl w:val="0"/>
-          <w:numId w:val="21"/>
-        </w:numPr>
-      </w:pPr>
-      <w:r>
-        <w:t>Share Transfer documents</w:t>
-      </w:r>
-    </w:p>
-    <w:p>
-      <w:pPr>
-        <w:numPr>
-          <w:ilvl w:val="0"/>
-          <w:numId w:val="21"/>
-        </w:numPr>
-      </w:pPr>
-      <w:r>
-        <w:lastRenderedPageBreak/>
-        <w:t>Share Certificates</w:t>
-      </w:r>
-    </w:p>
-    <w:p>
-      <w:pPr>
-        <w:numPr>
-          <w:ilvl w:val="0"/>
-          <w:numId w:val="21"/>
-        </w:numPr>
-      </w:pPr>
-      <w:r>
-        <w:t>Pledge Agreements</w:t>
-      </w:r>
-    </w:p>
-    <w:p>
-      <w:pPr>
-        <w:numPr>
-          <w:ilvl w:val="0"/>
-          <w:numId w:val="21"/>
-        </w:numPr>
-        <w:rPr>
-          <w:b/>
-          <w:bCs/>
-          <w:sz w:val="26"/>
-          <w:szCs w:val="26"/>
-        </w:rPr>
-      </w:pPr>
-      <w:r>
-        <w:t>Share Holding records</w:t>
-      </w:r>
-    </w:p>
-    <w:p>
-      <w:pPr>
-        <w:rPr>
-          <w:b/>
-          <w:bCs/>
-          <w:sz w:val="24"/>
-          <w:szCs w:val="24"/>
-        </w:rPr>
-      </w:pPr>
-      <w:r>
-        <w:rPr>
-          <w:b/>
-          <w:bCs/>
-          <w:sz w:val="24"/>
-          <w:szCs w:val="24"/>
-        </w:rPr>
-        <w:t xml:space="preserve">5.5) </w:t>
-      </w:r>
-      <w:r>
-        <w:rPr>
-          <w:b/>
-          <w:bCs/>
-          <w:sz w:val="24"/>
-          <w:szCs w:val="24"/>
-        </w:rPr>
-        <w:t>Agreed Units</w:t>
-      </w:r>
-    </w:p>
-    <w:p>
-      <w:r>
-        <w:t>Dynamic monthly unit allocation configuration area.</w:t>
-      </w:r>
-    </w:p>
-    <w:p>
-      <w:r>
-        <w:t>Includes:</w:t>
-      </w:r>
-    </w:p>
-    <w:p>
-      <w:pPr>
-        <w:numPr>
-          <w:ilvl w:val="0"/>
-          <w:numId w:val="22"/>
-        </w:numPr>
-      </w:pPr>
-      <w:r>
-        <w:t>Monthly agreed unit quotas</w:t>
-      </w:r>
-    </w:p>
-    <w:p>
-      <w:pPr>
-        <w:numPr>
-          <w:ilvl w:val="0"/>
-          <w:numId w:val="22"/>
-        </w:numPr>
-      </w:pPr>
-      <w:r>
-        <w:t>C1, C2, C4, and C5 configurations</w:t>
-      </w:r>
-    </w:p>
-    <w:p>
-      <w:pPr>
-        <w:numPr>
-          <w:ilvl w:val="0"/>
-          <w:numId w:val="22"/>
-        </w:numPr>
-      </w:pPr>
-      <w:r>
-        <w:t>Rate per unit</w:t>
-      </w:r>
-    </w:p>
-    <w:p>
-      <w:r>
-        <w:t>Screens Impacted</w:t>
-      </w:r>
-      <w:r>
-        <w:t>:</w:t>
-      </w:r>
-    </w:p>
-    <w:p>
-      <w:pPr>
-        <w:pStyle w:val="ListParagraph"/>
-        <w:numPr>
-          <w:ilvl w:val="0"/>
-          <w:numId w:val="29"/>
-        </w:numPr>
-        <w:spacing w:line="360" w:lineRule="auto"/>
-      </w:pPr>
-      <w:r>
-        <w:t xml:space="preserve">“Rate per unit” value </w:t>
-      </w:r>
-      <w:r>
-        <w:t>of each customer is used as “Rate:” in that customer’s client invoice.</w:t>
-      </w:r>
-    </w:p>
-    <w:p>
-      <w:pPr>
-        <w:pStyle w:val="ListParagraph"/>
-        <w:numPr>
-          <w:ilvl w:val="0"/>
-          <w:numId w:val="29"/>
-        </w:numPr>
-        <w:spacing w:line="360" w:lineRule="auto"/>
-      </w:pPr>
-      <w:r>
-        <w:t>“Total Agreed Units” for that customer is shown in “Energy Allotment” screen, to compare with “Total Alloted Units” for that customer</w:t>
-      </w:r>
-    </w:p>
-    <w:p>
-      <w:pPr>
-        <w:rPr>
-          <w:b/>
-          <w:bCs/>
-          <w:sz w:val="26"/>
-          <w:szCs w:val="26"/>
-        </w:rPr>
-      </w:pPr>
-      <w:r>
-        <w:rPr>
-          <w:b/>
-          <w:bCs/>
-          <w:sz w:val="26"/>
-          <w:szCs w:val="26"/>
-        </w:rPr>
-        <w:pict w14:anchorId="4530ADC5">
-          <v:rect id="_x0000_i1343" style="width:0;height:1.5pt" o:hralign="center" o:hrstd="t" o:hr="t" fillcolor="#a0a0a0" stroked="f"/>
-        </w:pict>
-      </w:r>
-    </w:p>
-    <w:p>
-      <w:pPr>
-        <w:rPr>
-          <w:b/>
-          <w:bCs/>
-          <w:sz w:val="24"/>
-          <w:szCs w:val="24"/>
-        </w:rPr>
-      </w:pPr>
-      <w:r>
-        <w:rPr>
-          <w:b/>
-          <w:bCs/>
-          <w:sz w:val="24"/>
-          <w:szCs w:val="24"/>
-        </w:rPr>
-        <w:t xml:space="preserve">6) </w:t>
-      </w:r>
-      <w:r>
-        <w:rPr>
-          <w:b/>
-          <w:bCs/>
-          <w:sz w:val="24"/>
-          <w:szCs w:val="24"/>
-        </w:rPr>
-        <w:t>Company Shares</w:t>
-      </w:r>
-    </w:p>
-    <w:p>
-      <w:r>
-        <w:t>This module manages company-level share structures.</w:t>
-      </w:r>
-    </w:p>
-    <w:p>
-      <w:r>
-        <w:t>Main Features</w:t>
-      </w:r>
-      <w:r>
-        <w:t>:</w:t>
-      </w:r>
-    </w:p>
-    <w:p>
-      <w:pPr>
-        <w:pStyle w:val="ListParagraph"/>
-        <w:numPr>
-          <w:ilvl w:val="0"/>
-          <w:numId w:val="30"/>
-        </w:numPr>
-        <w:spacing w:line="360" w:lineRule="auto"/>
-      </w:pPr>
-      <w:r>
-        <w:t>Total No. of Company Shares(Manual Input)</w:t>
-      </w:r>
-    </w:p>
-    <w:p>
-      <w:pPr>
-        <w:pStyle w:val="ListParagraph"/>
-        <w:numPr>
-          <w:ilvl w:val="0"/>
-          <w:numId w:val="30"/>
-        </w:numPr>
-        <w:spacing w:line="360" w:lineRule="auto"/>
-      </w:pPr>
-      <w:r>
-        <w:t>Total No. of Investor Shares(Manual Input)</w:t>
-      </w:r>
-    </w:p>
-    <w:p>
-      <w:pPr>
-        <w:pStyle w:val="ListParagraph"/>
-        <w:numPr>
-          <w:ilvl w:val="0"/>
-          <w:numId w:val="30"/>
-        </w:numPr>
-        <w:spacing w:line="360" w:lineRule="auto"/>
-      </w:pPr>
-      <w:r>
-        <w:t xml:space="preserve">Total No. of Customer Shares : </w:t>
-      </w:r>
-      <w:r>
-        <w:t>Total No. of Company Shares</w:t>
-      </w:r>
-      <w:r>
-        <w:t xml:space="preserve"> - </w:t>
-      </w:r>
-      <w:r>
-        <w:t>Total No. of Investor Shares</w:t>
-      </w:r>
-      <w:r>
-        <w:t xml:space="preserve"> (Auto-calculated)</w:t>
-      </w:r>
-    </w:p>
-    <w:p>
-      <w:r>
-        <w:t>Screens Impacted</w:t>
-      </w:r>
-      <w:r>
-        <w:t>:</w:t>
-      </w:r>
-    </w:p>
-    <w:p>
-      <w:pPr>
-        <w:numPr>
-          <w:ilvl w:val="0"/>
-          <w:numId w:val="23"/>
-        </w:numPr>
-        <w:rPr>
-          <w:b/>
-          <w:bCs/>
-          <w:sz w:val="26"/>
-          <w:szCs w:val="26"/>
-        </w:rPr>
-      </w:pPr>
-      <w:r>
-        <w:t>Governs cumulative company equity limits within Share Holdings</w:t>
-      </w:r>
-    </w:p>
-    <w:p>
-      <w:pPr>
-        <w:rPr>
-          <w:b/>
-          <w:bCs/>
-          <w:sz w:val="26"/>
-          <w:szCs w:val="26"/>
-        </w:rPr>
-      </w:pPr>
-      <w:r>
-        <w:rPr>
-          <w:b/>
-          <w:bCs/>
-          <w:sz w:val="26"/>
-          <w:szCs w:val="26"/>
-        </w:rPr>
-        <w:pict w14:anchorId="77872B41">
-          <v:rect id="_x0000_i1344" style="width:0;height:1.5pt" o:hralign="center" o:hrstd="t" o:hr="t" fillcolor="#a0a0a0" stroked="f"/>
-        </w:pict>
-      </w:r>
-    </w:p>
-    <w:p>
-      <w:pPr>
-        <w:rPr>
-          <w:b/>
-          <w:bCs/>
-          <w:sz w:val="24"/>
-          <w:szCs w:val="24"/>
-        </w:rPr>
-      </w:pPr>
-      <w:r>
-        <w:rPr>
-          <w:b/>
-          <w:bCs/>
-          <w:sz w:val="24"/>
-          <w:szCs w:val="24"/>
-        </w:rPr>
-        <w:t xml:space="preserve">7) </w:t>
-      </w:r>
-      <w:r>
-        <w:rPr>
-          <w:b/>
-          <w:bCs/>
-          <w:sz w:val="24"/>
-          <w:szCs w:val="24"/>
-        </w:rPr>
-        <w:t>Investors</w:t>
-      </w:r>
-    </w:p>
-    <w:p>
-      <w:r>
-        <w:t>This module stores investor information related to windmill projects.</w:t>
-      </w:r>
-    </w:p>
-    <w:p>
-      <w:r>
-        <w:t>Main Features</w:t>
-      </w:r>
-      <w:r>
-        <w:t>:</w:t>
-      </w:r>
-    </w:p>
-    <w:p>
-      <w:pPr>
-        <w:numPr>
-          <w:ilvl w:val="0"/>
-          <w:numId w:val="24"/>
-        </w:numPr>
-      </w:pPr>
-      <w:r>
-        <w:t>Register investor details</w:t>
-      </w:r>
-      <w:r>
-        <w:t xml:space="preserve"> and their respective shares.</w:t>
-      </w:r>
-    </w:p>
-    <w:p>
-      <w:pPr>
-        <w:numPr>
-          <w:ilvl w:val="0"/>
-          <w:numId w:val="24"/>
-        </w:numPr>
-      </w:pPr>
-      <w:r>
-        <w:t>The assigned shares must be equal to “</w:t>
-      </w:r>
-      <w:r>
-        <w:t>Total No. of Investor Shares</w:t>
-      </w:r>
-      <w:r>
-        <w:t>”</w:t>
-      </w:r>
-    </w:p>
-    <w:p>
-      <w:pPr>
-        <w:rPr>
-          <w:b/>
-          <w:bCs/>
-          <w:sz w:val="26"/>
-          <w:szCs w:val="26"/>
-        </w:rPr>
-      </w:pPr>
-      <w:r>
-        <w:rPr>
-          <w:b/>
-          <w:bCs/>
-          <w:sz w:val="26"/>
-          <w:szCs w:val="26"/>
-        </w:rPr>
-        <w:pict w14:anchorId="1793461D">
-          <v:rect id="_x0000_i1364" style="width:0;height:1.5pt" o:hralign="center" o:hrstd="t" o:hr="t" fillcolor="#a0a0a0" stroked="f"/>
-        </w:pict>
-      </w:r>
-    </w:p>
-    <w:p>
-      <w:pPr>
-        <w:rPr>
-          <w:b/>
-          <w:bCs/>
-          <w:sz w:val="24"/>
-          <w:szCs w:val="24"/>
-        </w:rPr>
-      </w:pPr>
-      <w:r>
-        <w:rPr>
-          <w:b/>
-          <w:bCs/>
-          <w:sz w:val="24"/>
-          <w:szCs w:val="24"/>
-        </w:rPr>
-        <w:t xml:space="preserve">8) </w:t>
-      </w:r>
-      <w:r>
-        <w:rPr>
-          <w:b/>
-          <w:bCs/>
-          <w:sz w:val="24"/>
-          <w:szCs w:val="24"/>
-        </w:rPr>
-        <w:t>Share Holdings</w:t>
-      </w:r>
-    </w:p>
-    <w:p>
-      <w:r>
-        <w:t>This module defines how generated energy is distributed among customers.</w:t>
-      </w:r>
-    </w:p>
-    <w:p>
-      <w:r>
-        <w:t>Main Features</w:t>
-      </w:r>
-      <w:r>
-        <w:t>:</w:t>
-      </w:r>
-    </w:p>
-    <w:p>
-      <w:pPr>
-        <w:numPr>
-          <w:ilvl w:val="0"/>
-          <w:numId w:val="25"/>
-        </w:numPr>
-      </w:pPr>
-      <w:r>
-        <w:t>Configure customer share percentages</w:t>
-      </w:r>
-    </w:p>
-    <w:p>
-      <w:pPr>
-        <w:numPr>
-          <w:ilvl w:val="0"/>
-          <w:numId w:val="25"/>
-        </w:numPr>
-      </w:pPr>
-      <w:r>
-        <w:lastRenderedPageBreak/>
-        <w:t>Validate total holding percentages</w:t>
-      </w:r>
-      <w:r>
-        <w:t xml:space="preserve"> with “</w:t>
-      </w:r>
-      <w:r>
-        <w:t>Total No. of Customer Shares</w:t>
-      </w:r>
-      <w:r>
-        <w:t>”</w:t>
-      </w:r>
-    </w:p>
-    <w:p>
-      <w:r>
-        <w:rPr>
-          <w:b/>
-          <w:bCs/>
-          <w:sz w:val="26"/>
-          <w:szCs w:val="26"/>
-        </w:rPr>
-        <w:pict w14:anchorId="07F596C9">
-          <v:rect id="_x0000_i1346" style="width:0;height:1.5pt" o:hralign="center" o:hrstd="t" o:hr="t" fillcolor="#a0a0a0" stroked="f"/>
-        </w:pict>
-      </w:r>
-    </w:p>
-    <w:p>
-      <w:pPr>
-        <w:rPr>
-          <w:b/>
-          <w:bCs/>
-          <w:sz w:val="24"/>
-          <w:szCs w:val="24"/>
-        </w:rPr>
-      </w:pPr>
-      <w:r>
-        <w:rPr>
-          <w:b/>
-          <w:bCs/>
-          <w:sz w:val="24"/>
-          <w:szCs w:val="24"/>
-        </w:rPr>
-        <w:t xml:space="preserve">9) </w:t>
-      </w:r>
-      <w:r>
-        <w:rPr>
-          <w:b/>
-          <w:bCs/>
-          <w:sz w:val="24"/>
-          <w:szCs w:val="24"/>
-        </w:rPr>
-        <w:t>Consumption Charges</w:t>
-      </w:r>
-    </w:p>
-    <w:p>
-      <w:r>
-        <w:t>This module stores tariff and utility charge details used during billing.</w:t>
-      </w:r>
-    </w:p>
-    <w:p>
-      <w:r>
-        <w:t>Main Features</w:t>
-      </w:r>
-      <w:r>
-        <w:t>:</w:t>
-      </w:r>
-    </w:p>
-    <w:p>
-      <w:pPr>
-        <w:numPr>
-          <w:ilvl w:val="0"/>
-          <w:numId w:val="26"/>
-        </w:numPr>
-      </w:pPr>
-      <w:r>
-        <w:t>Configure tariff values</w:t>
-      </w:r>
-    </w:p>
-    <w:p>
-      <w:pPr>
-        <w:numPr>
-          <w:ilvl w:val="0"/>
-          <w:numId w:val="26"/>
-        </w:numPr>
-      </w:pPr>
-      <w:r>
-        <w:t>Maintain wheeling charges</w:t>
-      </w:r>
-    </w:p>
-    <w:p>
-      <w:pPr>
-        <w:numPr>
-          <w:ilvl w:val="0"/>
-          <w:numId w:val="26"/>
-        </w:numPr>
-      </w:pPr>
-      <w:r>
-        <w:t>Store electricity tax values</w:t>
-      </w:r>
-    </w:p>
-    <w:p>
-      <w:pPr>
-        <w:numPr>
-          <w:ilvl w:val="0"/>
-          <w:numId w:val="26"/>
-        </w:numPr>
-      </w:pPr>
-      <w:r>
-        <w:t>Track historical charge changes</w:t>
-      </w:r>
-    </w:p>
-    <w:p>
-      <w:r>
-        <w:t>Screens Impacted</w:t>
-      </w:r>
-      <w:r>
-        <w:t>:</w:t>
-      </w:r>
-    </w:p>
-    <w:p>
-      <w:pPr>
-        <w:numPr>
-          <w:ilvl w:val="0"/>
-          <w:numId w:val="27"/>
-        </w:numPr>
-      </w:pPr>
-      <w:r>
-        <w:t xml:space="preserve">EB Statement </w:t>
-      </w:r>
-      <w:r>
-        <w:t xml:space="preserve">Charge </w:t>
-      </w:r>
-      <w:r>
-        <w:t>Comparisons</w:t>
-      </w:r>
-    </w:p>
-    <w:p>
-      <w:pPr>
-        <w:numPr>
-          <w:ilvl w:val="0"/>
-          <w:numId w:val="27"/>
-        </w:numPr>
-      </w:pPr>
-      <w:r>
-        <w:t>Charge Allocation</w:t>
-      </w:r>
-      <w:r>
-        <w:t xml:space="preserve"> column’s</w:t>
-      </w:r>
-    </w:p>
-    <w:p>
-      <w:pPr>
-        <w:numPr>
-          <w:ilvl w:val="0"/>
-          <w:numId w:val="27"/>
-        </w:numPr>
-      </w:pPr>
-      <w:r>
-        <w:t>Client Invoice rate calculations</w:t>
-      </w:r>
-    </w:p>
-    <w:p>
-      <w:pPr>
-        <w:rPr>
-          <w:b/>
-          <w:bCs/>
-          <w:sz w:val="26"/>
-          <w:szCs w:val="26"/>
-        </w:rPr>
-      </w:pPr>
-      <w:r>
-        <w:rPr>
-          <w:b/>
-          <w:bCs/>
-          <w:sz w:val="26"/>
-          <w:szCs w:val="26"/>
-        </w:rPr>
-        <w:pict w14:anchorId="73A66519">
-          <v:rect id="_x0000_i1347" style="width:0;height:1.5pt" o:hralign="center" o:hrstd="t" o:hr="t" fillcolor="#a0a0a0" stroked="f"/>
-        </w:pict>
-      </w:r>
-    </w:p>
-    <w:p>
-      <w:pPr>
-        <w:rPr>
-          <w:b/>
-          <w:bCs/>
-          <w:sz w:val="24"/>
-          <w:szCs w:val="24"/>
-        </w:rPr>
-      </w:pPr>
-      <w:r>
-        <w:rPr>
-          <w:b/>
-          <w:bCs/>
-          <w:sz w:val="24"/>
-          <w:szCs w:val="24"/>
-        </w:rPr>
-        <w:t xml:space="preserve">10) </w:t>
-      </w:r>
-      <w:r>
-        <w:rPr>
-          <w:b/>
-          <w:bCs/>
-          <w:sz w:val="24"/>
-          <w:szCs w:val="24"/>
-        </w:rPr>
-        <w:t>Email</w:t>
-      </w:r>
-    </w:p>
-    <w:p>
-      <w:r>
-        <w:t>This module controls automated email communication.</w:t>
-      </w:r>
-    </w:p>
-    <w:p>
-      <w:r>
-        <w:t>Main Features</w:t>
-      </w:r>
-      <w:r>
-        <w:t>:</w:t>
-      </w:r>
-    </w:p>
-    <w:p>
-      <w:pPr>
-        <w:numPr>
-          <w:ilvl w:val="0"/>
-          <w:numId w:val="28"/>
-        </w:numPr>
-      </w:pPr>
-      <w:r>
-        <w:t>Configure SMTP settings</w:t>
-      </w:r>
-    </w:p>
-    <w:p>
-      <w:pPr>
-        <w:numPr>
-          <w:ilvl w:val="0"/>
-          <w:numId w:val="28"/>
-        </w:numPr>
-      </w:pPr>
-      <w:r>
-        <w:t>Maintain recipient lists</w:t>
-      </w:r>
-    </w:p>
-    <w:p>
-      <w:pPr>
-        <w:numPr>
-          <w:ilvl w:val="0"/>
-          <w:numId w:val="28"/>
-        </w:numPr>
-      </w:pPr>
-      <w:r>
-        <w:t>Send invoices and reports automatically</w:t>
-      </w:r>
-    </w:p>
-    <w:p>
-      <w:r>
-        <w:t>Screens Impacted</w:t>
-      </w:r>
-      <w:r>
-        <w:t>:</w:t>
-      </w:r>
-    </w:p>
-    <w:p>
-      <w:pPr>
-        <w:pStyle w:val="ListParagraph"/>
-        <w:numPr>
-          <w:ilvl w:val="0"/>
-          <w:numId w:val="31"/>
-        </w:numPr>
-      </w:pPr>
-      <w:r>
-        <w:t>Daily Generation</w:t>
-      </w:r>
-    </w:p>
-    <w:p>
-      <w:pPr>
-        <w:rPr>
-          <w:b/>
-          <w:bCs/>
-          <w:sz w:val="26"/>
-          <w:szCs w:val="26"/>
-        </w:rPr>
-      </w:pPr>
-      <w:r>
-        <w:pict w14:anchorId="2C5DCA8D">
-          <v:rect id="_x0000_i1197" style="width:0;height:1.5pt" o:hralign="center" o:hrstd="t" o:hr="t" fillcolor="#a0a0a0" stroked="f"/>
-        </w:pict>
-      </w:r>
-      <w:r>
-        <w:rPr>
-          <w:b/>
-          <w:bCs/>
-        </w:rPr>
-        <w:br/>
-      </w:r>
-      <w:r>
-        <w:rPr>
-          <w:b/>
-          <w:bCs/>
-        </w:rPr>
-        <w:br/>
-      </w:r>
-    </w:p>
-    <w:p>
-      <w:pPr>
-        <w:rPr>
-          <w:b/>
-          <w:bCs/>
-          <w:sz w:val="26"/>
-          <w:szCs w:val="26"/>
-        </w:rPr>
-      </w:pPr>
-    </w:p>
-    <w:p>
-      <w:pPr>
-        <w:rPr>
-          <w:b/>
-          <w:bCs/>
-          <w:sz w:val="26"/>
-          <w:szCs w:val="26"/>
-        </w:rPr>
-      </w:pPr>
-    </w:p>
-    <w:p>
-      <w:pPr>
-        <w:rPr>
-          <w:b/>
-          <w:bCs/>
-          <w:sz w:val="26"/>
-          <w:szCs w:val="26"/>
-        </w:rPr>
-      </w:pPr>
-    </w:p>
-    <w:p>
-      <w:pPr>
-        <w:rPr>
-          <w:b/>
-          <w:bCs/>
-          <w:sz w:val="26"/>
-          <w:szCs w:val="26"/>
-        </w:rPr>
-      </w:pPr>
-    </w:p>
-    <w:p>
-      <w:pPr>
-        <w:rPr>
-          <w:b/>
-          <w:bCs/>
-          <w:sz w:val="26"/>
-          <w:szCs w:val="26"/>
-        </w:rPr>
-      </w:pPr>
-    </w:p>
-    <w:p>
-      <w:r>
-        <w:rPr>
-          <w:b/>
-          <w:bCs/>
-          <w:sz w:val="26"/>
-          <w:szCs w:val="26"/>
-        </w:rPr>
-        <w:t>Windmill Operations Modules</w:t>
-      </w:r>
-    </w:p>
-    <w:p>
-      <w:r>
-        <w:t>These modules support daily operations, reconciliation, and invoicing.</w:t>
-      </w:r>
-    </w:p>
-    <w:p>
-      <w:pPr>
-        <w:rPr>
-          <w:b/>
-          <w:bCs/>
-          <w:sz w:val="24"/>
-          <w:szCs w:val="24"/>
-        </w:rPr>
-      </w:pPr>
-      <w:r>
-        <w:rPr>
-          <w:b/>
-          <w:bCs/>
-          <w:sz w:val="24"/>
-          <w:szCs w:val="24"/>
-        </w:rPr>
-        <w:t xml:space="preserve">1) </w:t>
-      </w:r>
-      <w:r>
-        <w:rPr>
-          <w:b/>
-          <w:bCs/>
-          <w:sz w:val="24"/>
-          <w:szCs w:val="24"/>
-        </w:rPr>
-        <w:t>Daily Generation</w:t>
-      </w:r>
-    </w:p>
-    <w:p>
-      <w:r>
-        <w:t>This module captures daily power generation data from operators.</w:t>
-      </w:r>
-    </w:p>
-    <w:p>
-      <w:pPr>
-        <w:rPr>
-          <w:b/>
-          <w:bCs/>
-        </w:rPr>
-      </w:pPr>
-      <w:r>
-        <w:rPr>
-          <w:b/>
-          <w:bCs/>
-        </w:rPr>
-        <w:lastRenderedPageBreak/>
-        <w:t>Main Features</w:t>
-      </w:r>
-      <w:r>
-        <w:rPr>
-          <w:b/>
-          <w:bCs/>
-        </w:rPr>
-        <w:t>:</w:t>
-      </w:r>
-    </w:p>
-    <w:p>
-      <w:pPr>
-        <w:numPr>
-          <w:ilvl w:val="0"/>
-          <w:numId w:val="1"/>
-        </w:numPr>
-      </w:pPr>
-      <w:r>
-        <w:t>Enter daily generation values</w:t>
-      </w:r>
-    </w:p>
-    <w:p>
-      <w:pPr>
-        <w:numPr>
-          <w:ilvl w:val="0"/>
-          <w:numId w:val="1"/>
-        </w:numPr>
-      </w:pPr>
-      <w:r>
-        <w:t>Search using dates and windmill filters</w:t>
-      </w:r>
-    </w:p>
-    <w:p>
-      <w:pPr>
-        <w:numPr>
-          <w:ilvl w:val="0"/>
-          <w:numId w:val="1"/>
-        </w:numPr>
-      </w:pPr>
-      <w:r>
-        <w:t>Export reports to Excel</w:t>
-      </w:r>
-    </w:p>
-    <w:p>
-      <w:pPr>
-        <w:numPr>
-          <w:ilvl w:val="0"/>
-          <w:numId w:val="1"/>
-        </w:numPr>
-      </w:pPr>
-      <w:r>
-        <w:t>Lock posted records to prevent modification</w:t>
-      </w:r>
-    </w:p>
-    <w:p>
-      <w:pPr>
-        <w:rPr>
-          <w:b/>
-          <w:bCs/>
-        </w:rPr>
-      </w:pPr>
-      <w:r>
-        <w:rPr>
-          <w:b/>
-          <w:bCs/>
-        </w:rPr>
-        <w:t>Screens Impacted</w:t>
-      </w:r>
-      <w:r>
-        <w:rPr>
-          <w:b/>
-          <w:bCs/>
-        </w:rPr>
-        <w:t>:</w:t>
-      </w:r>
-    </w:p>
-    <w:p>
-      <w:pPr>
-        <w:pStyle w:val="ListParagraph"/>
-        <w:numPr>
-          <w:ilvl w:val="0"/>
-          <w:numId w:val="32"/>
-        </w:numPr>
-        <w:rPr>
-          <w:b/>
-          <w:bCs/>
-        </w:rPr>
-      </w:pPr>
-      <w:r>
-        <w:t>“System Generation” value in EB Statement pdf page</w:t>
-      </w:r>
-    </w:p>
-    <w:p>
-      <w:r>
-        <w:pict w14:anchorId="4B8BBF31">
-          <v:rect id="_x0000_i1199" style="width:0;height:1.5pt" o:hralign="center" o:hrstd="t" o:hr="t" fillcolor="#a0a0a0" stroked="f"/>
-        </w:pict>
-      </w:r>
-    </w:p>
-    <w:p>
-      <w:pPr>
-        <w:rPr>
-          <w:b/>
-          <w:bCs/>
-          <w:sz w:val="24"/>
-          <w:szCs w:val="24"/>
-        </w:rPr>
-      </w:pPr>
-      <w:r>
-        <w:rPr>
-          <w:b/>
-          <w:bCs/>
-          <w:sz w:val="24"/>
-          <w:szCs w:val="24"/>
-        </w:rPr>
-        <w:t xml:space="preserve">2) </w:t>
-      </w:r>
-      <w:r>
-        <w:rPr>
-          <w:b/>
-          <w:bCs/>
-          <w:sz w:val="24"/>
-          <w:szCs w:val="24"/>
-        </w:rPr>
-        <w:t>EB Statement</w:t>
-      </w:r>
-    </w:p>
-    <w:p>
-      <w:r>
-        <w:t>This module manages monthly Electricity Board statement uploads.</w:t>
-      </w:r>
-    </w:p>
-    <w:p>
-      <w:pPr>
-        <w:rPr>
-          <w:b/>
-          <w:bCs/>
-        </w:rPr>
-      </w:pPr>
-      <w:r>
-        <w:rPr>
-          <w:b/>
-          <w:bCs/>
-        </w:rPr>
-        <w:t>Main Features</w:t>
-      </w:r>
-      <w:r>
-        <w:rPr>
-          <w:b/>
-          <w:bCs/>
-        </w:rPr>
-        <w:t>:</w:t>
-      </w:r>
-    </w:p>
-    <w:p>
-      <w:pPr>
-        <w:numPr>
-          <w:ilvl w:val="0"/>
-          <w:numId w:val="2"/>
-        </w:numPr>
-      </w:pPr>
-      <w:r>
-        <w:t>Upload EB files</w:t>
-      </w:r>
-    </w:p>
-    <w:p>
-      <w:pPr>
-        <w:numPr>
-          <w:ilvl w:val="0"/>
-          <w:numId w:val="2"/>
-        </w:numPr>
-      </w:pPr>
-      <w:r>
-        <w:t>Validate generation values</w:t>
-      </w:r>
-    </w:p>
-    <w:p>
-      <w:pPr>
-        <w:numPr>
-          <w:ilvl w:val="0"/>
-          <w:numId w:val="2"/>
-        </w:numPr>
-      </w:pPr>
-      <w:r>
-        <w:t>Compare EB charges with system calculations</w:t>
-      </w:r>
-    </w:p>
-    <w:p>
-      <w:pPr>
-        <w:rPr>
-          <w:b/>
-          <w:bCs/>
-        </w:rPr>
-      </w:pPr>
-      <w:r>
-        <w:rPr>
-          <w:b/>
-          <w:bCs/>
-        </w:rPr>
-        <w:t>Screens Impacted:</w:t>
-      </w:r>
-    </w:p>
-    <w:p>
-      <w:pPr>
-        <w:pStyle w:val="ListParagraph"/>
-        <w:numPr>
-          <w:ilvl w:val="0"/>
-          <w:numId w:val="32"/>
-        </w:numPr>
-        <w:spacing w:line="360" w:lineRule="auto"/>
-        <w:rPr>
-          <w:b/>
-          <w:bCs/>
-        </w:rPr>
-      </w:pPr>
-      <w:r>
         <w:t>Energy Allotment</w:t>
       </w:r>
     </w:p>
     <w:p>
-      <w:pPr>
-        <w:pStyle w:val="ListParagraph"/>
-        <w:numPr>
-          <w:ilvl w:val="0"/>
-          <w:numId w:val="32"/>
-        </w:numPr>
-        <w:spacing w:line="360" w:lineRule="auto"/>
-        <w:rPr>
-          <w:b/>
-          <w:bCs/>
-        </w:rPr>
-      </w:pPr>
-      <w:r>
-        <w:t>Charge Allotment</w:t>
-      </w:r>
-    </w:p>
-    <w:p>
-      <w:pPr>
-        <w:spacing w:line="360" w:lineRule="auto"/>
-        <w:rPr>
-          <w:b/>
-          <w:bCs/>
-        </w:rPr>
-      </w:pPr>
-      <w:r>
-        <w:rPr>
-          <w:b/>
-          <w:bCs/>
-        </w:rPr>
-        <w:t>Metadata Validation</w:t>
-      </w:r>
-      <w:r>
-        <w:rPr>
-          <w:b/>
-          <w:bCs/>
-        </w:rPr>
-        <w:t>:</w:t>
-      </w:r>
-    </w:p>
-    <w:p>
-      <w:pPr>
-        <w:spacing w:line="360" w:lineRule="auto"/>
-      </w:pPr>
-      <w:r>
-        <w:t>When a Solar EB Statement PDF is uploaded, the system automatically validates the document contents against the operator-selected:</w:t>
-      </w:r>
-    </w:p>
-    <w:p>
-      <w:pPr>
-        <w:numPr>
-          <w:ilvl w:val="0"/>
-          <w:numId w:val="72"/>
-        </w:numPr>
-        <w:spacing w:line="360" w:lineRule="auto"/>
-      </w:pPr>
-      <w:r>
-        <w:t xml:space="preserve">Month </w:t>
-      </w:r>
-    </w:p>
-    <w:p>
-      <w:pPr>
-        <w:numPr>
-          <w:ilvl w:val="0"/>
-          <w:numId w:val="72"/>
-        </w:numPr>
-        <w:spacing w:line="360" w:lineRule="auto"/>
-      </w:pPr>
-      <w:r>
-        <w:t xml:space="preserve">Year </w:t>
-      </w:r>
-    </w:p>
-    <w:p>
-      <w:pPr>
-        <w:numPr>
-          <w:ilvl w:val="0"/>
-          <w:numId w:val="72"/>
-        </w:numPr>
-        <w:spacing w:line="360" w:lineRule="auto"/>
-      </w:pPr>
-      <w:r>
-        <w:t xml:space="preserve">Solar Windmill ID </w:t>
-      </w:r>
-    </w:p>
-    <w:p>
-      <w:pPr>
-        <w:spacing w:line="360" w:lineRule="auto"/>
-      </w:pPr>
-      <w:r>
-        <w:t>If the uploaded document does not match the selected operational data:</w:t>
-      </w:r>
-    </w:p>
-    <w:p>
-      <w:pPr>
-        <w:numPr>
-          <w:ilvl w:val="0"/>
-          <w:numId w:val="73"/>
-        </w:numPr>
-        <w:spacing w:line="360" w:lineRule="auto"/>
-      </w:pPr>
-      <w:r>
-        <w:t xml:space="preserve">The upload is blocked immediately </w:t>
-      </w:r>
-    </w:p>
-    <w:p>
-      <w:pPr>
-        <w:numPr>
-          <w:ilvl w:val="0"/>
-          <w:numId w:val="73"/>
-        </w:numPr>
-        <w:spacing w:line="360" w:lineRule="auto"/>
-      </w:pPr>
-      <w:r>
-        <w:t xml:space="preserve">The system displays an error notification </w:t>
-      </w:r>
-    </w:p>
-    <w:p>
-      <w:pPr>
-        <w:numPr>
-          <w:ilvl w:val="0"/>
-          <w:numId w:val="73"/>
-        </w:numPr>
-        <w:spacing w:line="360" w:lineRule="auto"/>
-      </w:pPr>
-      <w:r>
-        <w:t xml:space="preserve">The document cannot be saved </w:t>
-      </w:r>
-    </w:p>
-    <w:p>
-      <w:pPr>
-        <w:spacing w:line="360" w:lineRule="auto"/>
-      </w:pPr>
-      <w:r>
-        <w:t>This ensures that incorrect EB statements are never linked to the wrong solar asset or billing cycle.</w:t>
-      </w:r>
-    </w:p>
-    <w:p>
-      <w:pPr>
-        <w:spacing w:line="360" w:lineRule="auto"/>
-      </w:pPr>
-    </w:p>
-    <w:p>
-      <w:pPr>
-        <w:spacing w:line="360" w:lineRule="auto"/>
-        <w:rPr>
-          <w:b/>
-          <w:bCs/>
-        </w:rPr>
-      </w:pPr>
-      <w:r>
-        <w:rPr>
-          <w:b/>
-          <w:bCs/>
-        </w:rPr>
-        <w:t>Duplicate Upload Prevention</w:t>
-      </w:r>
-      <w:r>
-        <w:rPr>
-          <w:b/>
-          <w:bCs/>
-        </w:rPr>
-        <w:t>:</w:t>
-      </w:r>
-    </w:p>
-    <w:p>
-      <w:pPr>
-        <w:spacing w:line="360" w:lineRule="auto"/>
-      </w:pPr>
-      <w:r>
-        <w:t>The system enforces a strict:</w:t>
-      </w:r>
-    </w:p>
-    <w:p>
-      <w:pPr>
-        <w:numPr>
-          <w:ilvl w:val="0"/>
-          <w:numId w:val="74"/>
-        </w:numPr>
-        <w:spacing w:line="360" w:lineRule="auto"/>
-      </w:pPr>
-      <w:r>
-        <w:lastRenderedPageBreak/>
-        <w:t xml:space="preserve">One Statement per Solar Asset per Billing Period policy </w:t>
-      </w:r>
-    </w:p>
-    <w:p>
-      <w:pPr>
-        <w:spacing w:line="360" w:lineRule="auto"/>
-      </w:pPr>
-      <w:r>
-        <w:t>This means:</w:t>
-      </w:r>
-    </w:p>
-    <w:p>
-      <w:pPr>
-        <w:numPr>
-          <w:ilvl w:val="0"/>
-          <w:numId w:val="75"/>
-        </w:numPr>
-        <w:spacing w:line="360" w:lineRule="auto"/>
-      </w:pPr>
-      <w:r>
-        <w:t xml:space="preserve">Only one active Solar EB Statement PDF can exist for a specific: </w:t>
-      </w:r>
-    </w:p>
-    <w:p>
-      <w:pPr>
-        <w:numPr>
-          <w:ilvl w:val="1"/>
-          <w:numId w:val="75"/>
-        </w:numPr>
-        <w:spacing w:line="360" w:lineRule="auto"/>
-      </w:pPr>
-      <w:r>
-        <w:t xml:space="preserve">Solar Windmill </w:t>
-      </w:r>
-    </w:p>
-    <w:p>
-      <w:pPr>
-        <w:numPr>
-          <w:ilvl w:val="1"/>
-          <w:numId w:val="75"/>
-        </w:numPr>
-        <w:spacing w:line="360" w:lineRule="auto"/>
-      </w:pPr>
-      <w:r>
-        <w:t xml:space="preserve">Month </w:t>
-      </w:r>
-    </w:p>
-    <w:p>
-      <w:pPr>
-        <w:numPr>
-          <w:ilvl w:val="1"/>
-          <w:numId w:val="75"/>
-        </w:numPr>
-        <w:spacing w:line="360" w:lineRule="auto"/>
-      </w:pPr>
-      <w:r>
-        <w:t xml:space="preserve">Year </w:t>
-      </w:r>
-    </w:p>
-    <w:p>
-      <w:pPr>
-        <w:spacing w:line="360" w:lineRule="auto"/>
-      </w:pPr>
-      <w:r>
-        <w:t>If an operator attempts to upload another statement for the same period:</w:t>
-      </w:r>
-    </w:p>
-    <w:p>
-      <w:pPr>
-        <w:numPr>
-          <w:ilvl w:val="0"/>
-          <w:numId w:val="76"/>
-        </w:numPr>
-        <w:spacing w:line="360" w:lineRule="auto"/>
-      </w:pPr>
-      <w:r>
-        <w:t xml:space="preserve">The upload is rejected </w:t>
-      </w:r>
-    </w:p>
-    <w:p>
-      <w:pPr>
-        <w:numPr>
-          <w:ilvl w:val="0"/>
-          <w:numId w:val="76"/>
-        </w:numPr>
-        <w:spacing w:line="360" w:lineRule="auto"/>
-      </w:pPr>
-      <w:r>
-        <w:t xml:space="preserve">Duplicate storage is prevented </w:t>
-      </w:r>
-    </w:p>
-    <w:p>
-      <w:pPr>
-        <w:numPr>
-          <w:ilvl w:val="0"/>
-          <w:numId w:val="76"/>
-        </w:numPr>
-        <w:spacing w:line="360" w:lineRule="auto"/>
-        <w:rPr>
-          <w:b/>
-          <w:bCs/>
-        </w:rPr>
-      </w:pPr>
-      <w:r>
-        <w:t>Existing billing integrity is preserved</w:t>
-      </w:r>
-    </w:p>
-    <w:p>
-      <w:r>
-        <w:pict w14:anchorId="4B329158">
-          <v:rect id="_x0000_i1200" style="width:0;height:1.5pt" o:hralign="center" o:hrstd="t" o:hr="t" fillcolor="#a0a0a0" stroked="f"/>
-        </w:pict>
-      </w:r>
-    </w:p>
-    <w:p>
-      <w:pPr>
-        <w:rPr>
-          <w:b/>
-          <w:bCs/>
-          <w:sz w:val="24"/>
-          <w:szCs w:val="24"/>
-        </w:rPr>
-      </w:pPr>
-      <w:r>
-        <w:rPr>
-          <w:b/>
-          <w:bCs/>
-          <w:sz w:val="24"/>
-          <w:szCs w:val="24"/>
-        </w:rPr>
-        <w:t xml:space="preserve">3) </w:t>
-      </w:r>
-      <w:r>
-        <w:rPr>
-          <w:b/>
-          <w:bCs/>
-          <w:sz w:val="24"/>
-          <w:szCs w:val="24"/>
-        </w:rPr>
-        <w:t>Customer Consumption Request</w:t>
-      </w:r>
-    </w:p>
-    <w:p>
-      <w:r>
-        <w:t>This module records monthly customer energy requirements.</w:t>
-      </w:r>
-    </w:p>
-    <w:p>
-      <w:pPr>
-        <w:rPr>
-          <w:b/>
-          <w:bCs/>
-        </w:rPr>
-      </w:pPr>
-      <w:r>
-        <w:rPr>
-          <w:b/>
-          <w:bCs/>
-        </w:rPr>
-        <w:t>Main Features</w:t>
-      </w:r>
-      <w:r>
-        <w:rPr>
-          <w:b/>
-          <w:bCs/>
-        </w:rPr>
-        <w:t>:</w:t>
-      </w:r>
-    </w:p>
-    <w:p>
-      <w:pPr>
-        <w:numPr>
-          <w:ilvl w:val="0"/>
-          <w:numId w:val="3"/>
-        </w:numPr>
-      </w:pPr>
-      <w:r>
-        <w:t>Capture customer demand</w:t>
-      </w:r>
-    </w:p>
-    <w:p>
-      <w:pPr>
-        <w:numPr>
-          <w:ilvl w:val="0"/>
-          <w:numId w:val="3"/>
-        </w:numPr>
-      </w:pPr>
-      <w:r>
-        <w:t>Compare demand against available generation</w:t>
-      </w:r>
-    </w:p>
-    <w:p>
-      <w:pPr>
-        <w:numPr>
-          <w:ilvl w:val="0"/>
-          <w:numId w:val="3"/>
-        </w:numPr>
-      </w:pPr>
-      <w:r>
-        <w:t>Support allotment planning</w:t>
-      </w:r>
-    </w:p>
-    <w:p>
-      <w:pPr>
-        <w:rPr>
-          <w:b/>
-          <w:bCs/>
-        </w:rPr>
-      </w:pPr>
-      <w:r>
-        <w:rPr>
-          <w:b/>
-          <w:bCs/>
-        </w:rPr>
-        <w:t>Screens Impacted:</w:t>
-      </w:r>
-    </w:p>
-    <w:p>
-      <w:pPr>
-        <w:pStyle w:val="ListParagraph"/>
-        <w:numPr>
-          <w:ilvl w:val="0"/>
-          <w:numId w:val="33"/>
-        </w:numPr>
-      </w:pPr>
-      <w:r>
+      <w:r>
+        <w:t xml:space="preserve">The </w:t>
+      </w:r>
+      <w:r>
+        <w:rPr>
+          <w:b/>
+          <w:bCs/>
+        </w:rPr>
         <w:t>Energy Allotment</w:t>
       </w:r>
-    </w:p>
-    <w:p>
-      <w:r>
-        <w:pict w14:anchorId="6DFEAEF0">
-          <v:rect id="_x0000_i1201" style="width:0;height:1.5pt" o:hralign="center" o:hrstd="t" o:hr="t" fillcolor="#a0a0a0" stroked="f"/>
-        </w:pict>
-      </w:r>
-    </w:p>
-    <w:p>
-      <w:pPr>
-        <w:rPr>
-          <w:b/>
-          <w:bCs/>
-          <w:sz w:val="24"/>
-          <w:szCs w:val="24"/>
-        </w:rPr>
-      </w:pPr>
-      <w:r>
-        <w:rPr>
-          <w:b/>
-          <w:bCs/>
-          <w:sz w:val="24"/>
-          <w:szCs w:val="24"/>
-        </w:rPr>
-        <w:t xml:space="preserve">4) </w:t>
-      </w:r>
-      <w:r>
-        <w:rPr>
-          <w:b/>
-          <w:bCs/>
-          <w:sz w:val="24"/>
-          <w:szCs w:val="24"/>
-        </w:rPr>
-        <w:t>Energy Allotment</w:t>
-      </w:r>
-    </w:p>
-    <w:p>
-      <w:r>
-        <w:t xml:space="preserve">The </w:t>
-      </w:r>
-      <w:r>
-        <w:rPr>
-          <w:b/>
-          <w:bCs/>
-        </w:rPr>
-        <w:t>Energy Allotment</w:t>
-      </w:r>
-      <w:r>
-        <w:t xml:space="preserve"> module is the primary operational calculation engine within the EnergyMatrix platform. It is responsible for distributing generated wind energy units from registered windmills to customer Electricity Board (EB) service connections for a selected billing period.</w:t>
+      <w:r>
+        <w:t xml:space="preserve"> module is the primary operational calculation engine within the </w:t>
+      </w:r>
+      <w:proofErr w:type="spellStart"/>
+      <w:r>
+        <w:t>EnergyMatrix</w:t>
+      </w:r>
+      <w:proofErr w:type="spellEnd"/>
+      <w:r>
+        <w:t xml:space="preserve"> platform. It is responsible for distributing generated wind energy units from registered windmills to customer Electricity Board (EB) service connections for a selected billing period.</w:t>
       </w:r>
     </w:p>
     <w:p>
@@ -5653,7 +5647,6 @@
           </w:tcPr>
           <w:p>
             <w:r>
-              <w:lastRenderedPageBreak/>
               <w:t>C2</w:t>
             </w:r>
           </w:p>
@@ -5683,6 +5676,7 @@
           </w:tcPr>
           <w:p>
             <w:r>
+              <w:lastRenderedPageBreak/>
               <w:t>C4</w:t>
             </w:r>
           </w:p>
@@ -6124,18 +6118,18 @@
         </w:numPr>
       </w:pPr>
       <w:r>
+        <w:t xml:space="preserve">C1 </w:t>
+      </w:r>
+    </w:p>
+    <w:p>
+      <w:pPr>
+        <w:numPr>
+          <w:ilvl w:val="0"/>
+          <w:numId w:val="35"/>
+        </w:numPr>
+      </w:pPr>
+      <w:r>
         <w:lastRenderedPageBreak/>
-        <w:t xml:space="preserve">C1 </w:t>
-      </w:r>
-    </w:p>
-    <w:p>
-      <w:pPr>
-        <w:numPr>
-          <w:ilvl w:val="0"/>
-          <w:numId w:val="35"/>
-        </w:numPr>
-      </w:pPr>
-      <w:r>
         <w:t xml:space="preserve">C2 </w:t>
       </w:r>
     </w:p>
@@ -6655,7 +6649,15 @@
         </w:numPr>
       </w:pPr>
       <w:r>
-        <w:t>It shows the “Balance” PowerPlant units in that slot for that respective windmill after allocation in that slot</w:t>
+        <w:t xml:space="preserve">It shows the “Balance” </w:t>
+      </w:r>
+      <w:proofErr w:type="spellStart"/>
+      <w:r>
+        <w:t>PowerPlant</w:t>
+      </w:r>
+      <w:proofErr w:type="spellEnd"/>
+      <w:r>
+        <w:t xml:space="preserve"> units in that slot for that respective windmill after allocation in that slot</w:t>
       </w:r>
     </w:p>
     <w:p>
@@ -6716,7 +6718,7 @@
     <w:p>
       <w:r>
         <w:pict w14:anchorId="745879F4">
-          <v:rect id="_x0000_i1203" style="width:0;height:1.5pt" o:hralign="center" o:hrstd="t" o:hr="t" fillcolor="#a0a0a0" stroked="f"/>
+          <v:rect id="_x0000_i1048" style="width:0;height:1.5pt" o:hralign="center" o:hrstd="t" o:hr="t" fillcolor="#a0a0a0" stroked="f"/>
         </w:pict>
       </w:r>
     </w:p>
@@ -6854,7 +6856,15 @@
         </w:rPr>
       </w:pPr>
       <w:r>
-        <w:t>Reverse engineering “Wheeling Charges” to find “Wheeling Units” in Actual Allotement page.</w:t>
+        <w:t xml:space="preserve">Reverse engineering “Wheeling Charges” to find “Wheeling Units” in Actual </w:t>
+      </w:r>
+      <w:proofErr w:type="spellStart"/>
+      <w:r>
+        <w:t>Allotement</w:t>
+      </w:r>
+      <w:proofErr w:type="spellEnd"/>
+      <w:r>
+        <w:t xml:space="preserve"> page.</w:t>
       </w:r>
       <w:r>
         <w:rPr>
@@ -7098,7 +7108,7 @@
     <w:p>
       <w:r>
         <w:pict w14:anchorId="014B803A">
-          <v:rect id="_x0000_i1204" style="width:0;height:1.5pt" o:hralign="center" o:hrstd="t" o:hr="t" fillcolor="#a0a0a0" stroked="f"/>
+          <v:rect id="_x0000_i1049" style="width:0;height:1.5pt" o:hralign="center" o:hrstd="t" o:hr="t" fillcolor="#a0a0a0" stroked="f"/>
         </w:pict>
       </w:r>
     </w:p>
@@ -7297,37 +7307,13 @@
             <w:rPr>
               <w:rFonts w:ascii="Cambria Math" w:eastAsiaTheme="minorEastAsia" w:hAnsi="Cambria Math"/>
             </w:rPr>
-            <m:t>Self Generation Ta</m:t>
-          </m:r>
-          <m:r>
-            <w:rPr>
-              <w:rFonts w:ascii="Cambria Math" w:eastAsiaTheme="minorEastAsia" w:hAnsi="Cambria Math"/>
-            </w:rPr>
-            <m:t>x</m:t>
-          </m:r>
-          <m:r>
-            <w:rPr>
-              <w:rFonts w:ascii="Cambria Math" w:eastAsiaTheme="minorEastAsia" w:hAnsi="Cambria Math"/>
-            </w:rPr>
-            <m:t>=</m:t>
-          </m:r>
-          <m:r>
-            <w:rPr>
-              <w:rFonts w:ascii="Cambria Math" w:eastAsiaTheme="minorEastAsia" w:hAnsi="Cambria Math"/>
-            </w:rPr>
-            <m:t xml:space="preserve">Total Wheeling Units*Cost(Self Generation Tax from </m:t>
+            <m:t xml:space="preserve">Self Generation Tax=Total Wheeling Units*Cost(Self Generation Tax from </m:t>
           </m:r>
           <m:r>
             <w:rPr>
               <w:rFonts w:ascii="Cambria Math" w:hAnsi="Cambria Math"/>
             </w:rPr>
-            <m:t>consumption charges</m:t>
-          </m:r>
-          <m:r>
-            <w:rPr>
-              <w:rFonts w:ascii="Cambria Math" w:hAnsi="Cambria Math"/>
-            </w:rPr>
-            <m:t>)</m:t>
+            <m:t>consumption charges)</m:t>
           </m:r>
           <m:r>
             <w:rPr>
@@ -7642,7 +7628,7 @@
     <w:p>
       <w:r>
         <w:pict w14:anchorId="4882EAD7">
-          <v:rect id="_x0000_i1205" style="width:0;height:1.5pt" o:hralign="center" o:hrstd="t" o:hr="t" fillcolor="#a0a0a0" stroked="f"/>
+          <v:rect id="_x0000_i1050" style="width:0;height:1.5pt" o:hralign="center" o:hrstd="t" o:hr="t" fillcolor="#a0a0a0" stroked="f"/>
         </w:pict>
       </w:r>
     </w:p>
@@ -7686,7 +7672,15 @@
         <w:t>Client Invoice</w:t>
       </w:r>
       <w:r>
-        <w:t xml:space="preserve"> module is the final financial processing stage within the EnergyMatrix platform. It converts operational energy allocation data into a structured commercial invoice that is ready for customer billing, auditing, and printing.</w:t>
+        <w:t xml:space="preserve"> module is the final financial processing stage within the </w:t>
+      </w:r>
+      <w:proofErr w:type="spellStart"/>
+      <w:r>
+        <w:t>EnergyMatrix</w:t>
+      </w:r>
+      <w:proofErr w:type="spellEnd"/>
+      <w:r>
+        <w:t xml:space="preserve"> platform. It converts operational energy allocation data into a structured commercial invoice that is ready for customer billing, auditing, and printing.</w:t>
       </w:r>
     </w:p>
     <w:p>
@@ -7776,7 +7770,7 @@
           <w:sz w:val="24"/>
           <w:szCs w:val="24"/>
         </w:rPr>
-        <w:t>7.</w:t>
+        <w:t>7.1. Purpose of the Client Invoice Module</w:t>
       </w:r>
       <w:r>
         <w:rPr>
@@ -7785,164 +7779,137 @@
           <w:sz w:val="24"/>
           <w:szCs w:val="24"/>
         </w:rPr>
-        <w:t>1. Purpose of the Client Invoice Module</w:t>
-      </w:r>
-      <w:r>
-        <w:rPr>
-          <w:b/>
-          <w:bCs/>
+        <w:t>:</w:t>
+      </w:r>
+    </w:p>
+    <w:p>
+      <w:r>
+        <w:t>The Client Invoice module is designed to:</w:t>
+      </w:r>
+    </w:p>
+    <w:p>
+      <w:pPr>
+        <w:numPr>
+          <w:ilvl w:val="0"/>
+          <w:numId w:val="42"/>
+        </w:numPr>
+      </w:pPr>
+      <w:r>
+        <w:t xml:space="preserve">Generate customer invoices automatically </w:t>
+      </w:r>
+    </w:p>
+    <w:p>
+      <w:pPr>
+        <w:numPr>
+          <w:ilvl w:val="0"/>
+          <w:numId w:val="42"/>
+        </w:numPr>
+      </w:pPr>
+      <w:r>
+        <w:t xml:space="preserve">Calculate final payable energy values </w:t>
+      </w:r>
+    </w:p>
+    <w:p>
+      <w:pPr>
+        <w:numPr>
+          <w:ilvl w:val="0"/>
+          <w:numId w:val="42"/>
+        </w:numPr>
+      </w:pPr>
+      <w:r>
+        <w:t xml:space="preserve">Apply utility and operational deductions </w:t>
+      </w:r>
+    </w:p>
+    <w:p>
+      <w:pPr>
+        <w:numPr>
+          <w:ilvl w:val="0"/>
+          <w:numId w:val="42"/>
+        </w:numPr>
+      </w:pPr>
+      <w:r>
+        <w:t xml:space="preserve">Support audit-ready invoice preparation </w:t>
+      </w:r>
+    </w:p>
+    <w:p>
+      <w:pPr>
+        <w:numPr>
+          <w:ilvl w:val="0"/>
+          <w:numId w:val="42"/>
+        </w:numPr>
+      </w:pPr>
+      <w:r>
+        <w:t xml:space="preserve">Enable real-time invoice corrections </w:t>
+      </w:r>
+    </w:p>
+    <w:p>
+      <w:pPr>
+        <w:numPr>
+          <w:ilvl w:val="0"/>
+          <w:numId w:val="42"/>
+        </w:numPr>
+      </w:pPr>
+      <w:r>
+        <w:t xml:space="preserve">Produce professional print-ready invoice documents </w:t>
+      </w:r>
+    </w:p>
+    <w:p>
+      <w:r>
+        <w:t>The module supports both:</w:t>
+      </w:r>
+    </w:p>
+    <w:p>
+      <w:pPr>
+        <w:numPr>
+          <w:ilvl w:val="0"/>
+          <w:numId w:val="43"/>
+        </w:numPr>
+      </w:pPr>
+      <w:r>
+        <w:t xml:space="preserve">Windmill energy billing </w:t>
+      </w:r>
+    </w:p>
+    <w:p>
+      <w:pPr>
+        <w:numPr>
+          <w:ilvl w:val="0"/>
+          <w:numId w:val="43"/>
+        </w:numPr>
+      </w:pPr>
+      <w:r>
+        <w:t xml:space="preserve">Solar energy billing </w:t>
+      </w:r>
+    </w:p>
+    <w:p>
+      <w:r>
+        <w:t>within a unified invoicing structure.</w:t>
+      </w:r>
+    </w:p>
+    <w:p>
+      <w:pPr>
+        <w:rPr>
           <w:sz w:val="24"/>
           <w:szCs w:val="24"/>
         </w:rPr>
-        <w:t>:</w:t>
-      </w:r>
-    </w:p>
-    <w:p>
-      <w:r>
-        <w:t>The Client Invoice module is designed to:</w:t>
-      </w:r>
-    </w:p>
-    <w:p>
-      <w:pPr>
-        <w:numPr>
-          <w:ilvl w:val="0"/>
-          <w:numId w:val="42"/>
-        </w:numPr>
-      </w:pPr>
-      <w:r>
-        <w:t xml:space="preserve">Generate customer invoices automatically </w:t>
-      </w:r>
-    </w:p>
-    <w:p>
-      <w:pPr>
-        <w:numPr>
-          <w:ilvl w:val="0"/>
-          <w:numId w:val="42"/>
-        </w:numPr>
-      </w:pPr>
-      <w:r>
-        <w:t xml:space="preserve">Calculate final payable energy values </w:t>
-      </w:r>
-    </w:p>
-    <w:p>
-      <w:pPr>
-        <w:numPr>
-          <w:ilvl w:val="0"/>
-          <w:numId w:val="42"/>
-        </w:numPr>
-      </w:pPr>
-      <w:r>
-        <w:t xml:space="preserve">Apply utility and operational deductions </w:t>
-      </w:r>
-    </w:p>
-    <w:p>
-      <w:pPr>
-        <w:numPr>
-          <w:ilvl w:val="0"/>
-          <w:numId w:val="42"/>
-        </w:numPr>
-      </w:pPr>
-      <w:r>
-        <w:t xml:space="preserve">Support audit-ready invoice preparation </w:t>
-      </w:r>
-    </w:p>
-    <w:p>
-      <w:pPr>
-        <w:numPr>
-          <w:ilvl w:val="0"/>
-          <w:numId w:val="42"/>
-        </w:numPr>
-      </w:pPr>
-      <w:r>
-        <w:t xml:space="preserve">Enable real-time invoice corrections </w:t>
-      </w:r>
-    </w:p>
-    <w:p>
-      <w:pPr>
-        <w:numPr>
-          <w:ilvl w:val="0"/>
-          <w:numId w:val="42"/>
-        </w:numPr>
-      </w:pPr>
-      <w:r>
-        <w:t xml:space="preserve">Produce professional print-ready invoice documents </w:t>
-      </w:r>
-    </w:p>
-    <w:p>
-      <w:r>
-        <w:t>The module supports both:</w:t>
-      </w:r>
-    </w:p>
-    <w:p>
-      <w:pPr>
-        <w:numPr>
-          <w:ilvl w:val="0"/>
-          <w:numId w:val="43"/>
-        </w:numPr>
-      </w:pPr>
-      <w:r>
-        <w:t xml:space="preserve">Windmill energy billing </w:t>
-      </w:r>
-    </w:p>
-    <w:p>
-      <w:pPr>
-        <w:numPr>
-          <w:ilvl w:val="0"/>
-          <w:numId w:val="43"/>
-        </w:numPr>
-      </w:pPr>
-      <w:r>
-        <w:t xml:space="preserve">Solar energy billing </w:t>
-      </w:r>
-    </w:p>
-    <w:p>
-      <w:r>
-        <w:t>within a unified invoicing structure.</w:t>
-      </w:r>
-    </w:p>
-    <w:p>
-      <w:pPr>
-        <w:rPr>
+      </w:pPr>
+    </w:p>
+    <w:p>
+      <w:pPr>
+        <w:rPr>
+          <w:b/>
+          <w:bCs/>
           <w:sz w:val="24"/>
           <w:szCs w:val="24"/>
         </w:rPr>
       </w:pPr>
-    </w:p>
-    <w:p>
-      <w:pPr>
+      <w:r>
         <w:rPr>
           <w:b/>
           <w:bCs/>
           <w:sz w:val="24"/>
           <w:szCs w:val="24"/>
         </w:rPr>
-      </w:pPr>
-      <w:r>
-        <w:rPr>
-          <w:b/>
-          <w:bCs/>
-          <w:sz w:val="24"/>
-          <w:szCs w:val="24"/>
-        </w:rPr>
-        <w:t>7.</w:t>
-      </w:r>
-      <w:r>
-        <w:rPr>
-          <w:b/>
-          <w:bCs/>
-          <w:sz w:val="24"/>
-          <w:szCs w:val="24"/>
-        </w:rPr>
-        <w:t>2. Data Sources Used for Invoice Generation</w:t>
-      </w:r>
-      <w:r>
-        <w:rPr>
-          <w:b/>
-          <w:bCs/>
-          <w:sz w:val="24"/>
-          <w:szCs w:val="24"/>
-        </w:rPr>
-        <w:t>:</w:t>
+        <w:t>7.2. Data Sources Used for Invoice Generation:</w:t>
       </w:r>
     </w:p>
     <w:p>
@@ -8281,8 +8248,13 @@
       </w:r>
     </w:p>
     <w:p>
-      <w:r>
-        <w:t>EnergyMatrix supports combined billing for:</w:t>
+      <w:proofErr w:type="spellStart"/>
+      <w:r>
+        <w:t>EnergyMatrix</w:t>
+      </w:r>
+      <w:proofErr w:type="spellEnd"/>
+      <w:r>
+        <w:t xml:space="preserve"> supports combined billing for:</w:t>
       </w:r>
     </w:p>
     <w:p>
@@ -8387,8 +8359,9 @@
           <w:sz w:val="24"/>
           <w:szCs w:val="24"/>
         </w:rPr>
-        <w:t>4. Self Generation Tax</w:t>
-      </w:r>
+        <w:t xml:space="preserve">4. </w:t>
+      </w:r>
+      <w:proofErr w:type="spellStart"/>
       <w:r>
         <w:rPr>
           <w:b/>
@@ -8396,6 +8369,25 @@
           <w:sz w:val="24"/>
           <w:szCs w:val="24"/>
         </w:rPr>
+        <w:t>Self Generation</w:t>
+      </w:r>
+      <w:proofErr w:type="spellEnd"/>
+      <w:r>
+        <w:rPr>
+          <w:b/>
+          <w:bCs/>
+          <w:sz w:val="24"/>
+          <w:szCs w:val="24"/>
+        </w:rPr>
+        <w:t xml:space="preserve"> Tax</w:t>
+      </w:r>
+      <w:r>
+        <w:rPr>
+          <w:b/>
+          <w:bCs/>
+          <w:sz w:val="24"/>
+          <w:szCs w:val="24"/>
+        </w:rPr>
         <w:t>:</w:t>
       </w:r>
     </w:p>
@@ -8437,7 +8429,15 @@
     </w:p>
     <w:p>
       <w:r>
-        <w:t>If the customer name contains:</w:t>
+        <w:t xml:space="preserve">If the </w:t>
+      </w:r>
+      <w:proofErr w:type="gramStart"/>
+      <w:r>
+        <w:t>customer</w:t>
+      </w:r>
+      <w:proofErr w:type="gramEnd"/>
+      <w:r>
+        <w:t xml:space="preserve"> name contains:</w:t>
       </w:r>
     </w:p>
     <w:p>
@@ -8996,7 +8996,7 @@
     <w:p>
       <w:r>
         <w:pict w14:anchorId="617815AB">
-          <v:rect id="_x0000_i1206" style="width:0;height:1.5pt" o:hralign="center" o:hrstd="t" o:hr="t" fillcolor="#a0a0a0" stroked="f"/>
+          <v:rect id="_x0000_i1051" style="width:0;height:1.5pt" o:hralign="center" o:hrstd="t" o:hr="t" fillcolor="#a0a0a0" stroked="f"/>
         </w:pict>
       </w:r>
     </w:p>
@@ -24886,6 +24886,7 @@
   <w:style w:type="character" w:default="1" w:styleId="DefaultParagraphFont">
     <w:name w:val="Default Paragraph Font"/>
     <w:uiPriority w:val="1"/>
+    <w:semiHidden/>
     <w:unhideWhenUsed/>
   </w:style>
   <w:style w:type="table" w:default="1" w:styleId="TableNormal">

--- a/Docs/ENERGY MATRIX USER MANUAL.docx
+++ b/Docs/ENERGY MATRIX USER MANUAL.docx
@@ -33,21 +33,6 @@
       </w:r>
     </w:p>
     <w:p>
-      <w:pPr>
-        <w:rPr>
-          <w:b/>
-          <w:bCs/>
-        </w:rPr>
-      </w:pPr>
-      <w:r>
-        <w:rPr>
-          <w:b/>
-          <w:bCs/>
-        </w:rPr>
-        <w:t>Overview</w:t>
-      </w:r>
-    </w:p>
-    <w:p>
       <w:proofErr w:type="spellStart"/>
       <w:r>
         <w:t>EnergyMatrix</w:t>
@@ -336,18 +321,18 @@
         </w:numPr>
       </w:pPr>
       <w:r>
+        <w:t xml:space="preserve">Windmill-wise generation records </w:t>
+      </w:r>
+    </w:p>
+    <w:p>
+      <w:pPr>
+        <w:numPr>
+          <w:ilvl w:val="0"/>
+          <w:numId w:val="80"/>
+        </w:numPr>
+      </w:pPr>
+      <w:r>
         <w:lastRenderedPageBreak/>
-        <w:t xml:space="preserve">Windmill-wise generation records </w:t>
-      </w:r>
-    </w:p>
-    <w:p>
-      <w:pPr>
-        <w:numPr>
-          <w:ilvl w:val="0"/>
-          <w:numId w:val="80"/>
-        </w:numPr>
-      </w:pPr>
-      <w:r>
         <w:t xml:space="preserve">Operational production history </w:t>
       </w:r>
     </w:p>
@@ -665,7 +650,6 @@
         </w:rPr>
       </w:pPr>
       <w:r>
-        <w:lastRenderedPageBreak/>
         <w:pict w14:anchorId="6BEEDBA2">
           <v:rect id="_x0000_i1028" style="width:0;height:1.5pt" o:hralign="center" o:hrstd="t" o:hr="t" fillcolor="#a0a0a0" stroked="f"/>
         </w:pict>
@@ -683,6 +667,7 @@
           <w:b/>
           <w:bCs/>
         </w:rPr>
+        <w:lastRenderedPageBreak/>
         <w:t>4. Energy Allotment Process</w:t>
       </w:r>
     </w:p>
@@ -1001,18 +986,18 @@
         </w:numPr>
       </w:pPr>
       <w:r>
+        <w:t xml:space="preserve">Meter charges </w:t>
+      </w:r>
+    </w:p>
+    <w:p>
+      <w:pPr>
+        <w:numPr>
+          <w:ilvl w:val="0"/>
+          <w:numId w:val="89"/>
+        </w:numPr>
+      </w:pPr>
+      <w:r>
         <w:lastRenderedPageBreak/>
-        <w:t xml:space="preserve">Meter charges </w:t>
-      </w:r>
-    </w:p>
-    <w:p>
-      <w:pPr>
-        <w:numPr>
-          <w:ilvl w:val="0"/>
-          <w:numId w:val="89"/>
-        </w:numPr>
-      </w:pPr>
-      <w:r>
         <w:t xml:space="preserve">Import and export values </w:t>
       </w:r>
     </w:p>
@@ -1319,12 +1304,12 @@
         </w:numPr>
       </w:pPr>
       <w:r>
+        <w:t xml:space="preserve">Audit inconsistencies </w:t>
+      </w:r>
+    </w:p>
+    <w:p>
+      <w:r>
         <w:lastRenderedPageBreak/>
-        <w:t xml:space="preserve">Audit inconsistencies </w:t>
-      </w:r>
-    </w:p>
-    <w:p>
-      <w:r>
         <w:t>while improving billing confidence and operational transparency.</w:t>
       </w:r>
     </w:p>
@@ -1762,7 +1747,6 @@
           </w:tcPr>
           <w:p>
             <w:r>
-              <w:lastRenderedPageBreak/>
               <w:t>Master</w:t>
             </w:r>
           </w:p>
@@ -1804,6 +1788,7 @@
           </w:tcPr>
           <w:p>
             <w:r>
+              <w:lastRenderedPageBreak/>
               <w:t>Master</w:t>
             </w:r>
           </w:p>
@@ -2682,21 +2667,21 @@
         </w:numPr>
       </w:pPr>
       <w:r>
+        <w:t>Windmill Master</w:t>
+      </w:r>
+      <w:r>
+        <w:t xml:space="preserve"> </w:t>
+      </w:r>
+    </w:p>
+    <w:p>
+      <w:pPr>
+        <w:numPr>
+          <w:ilvl w:val="0"/>
+          <w:numId w:val="6"/>
+        </w:numPr>
+      </w:pPr>
+      <w:r>
         <w:lastRenderedPageBreak/>
-        <w:t>Windmill Master</w:t>
-      </w:r>
-      <w:r>
-        <w:t xml:space="preserve"> </w:t>
-      </w:r>
-    </w:p>
-    <w:p>
-      <w:pPr>
-        <w:numPr>
-          <w:ilvl w:val="0"/>
-          <w:numId w:val="6"/>
-        </w:numPr>
-      </w:pPr>
-      <w:r>
         <w:t>Energy Allotment calculation engine</w:t>
       </w:r>
     </w:p>
@@ -3105,18 +3090,18 @@
         </w:numPr>
       </w:pPr>
       <w:r>
+        <w:t>Charge Allocation</w:t>
+      </w:r>
+    </w:p>
+    <w:p>
+      <w:pPr>
+        <w:numPr>
+          <w:ilvl w:val="0"/>
+          <w:numId w:val="12"/>
+        </w:numPr>
+      </w:pPr>
+      <w:r>
         <w:lastRenderedPageBreak/>
-        <w:t>Charge Allocation</w:t>
-      </w:r>
-    </w:p>
-    <w:p>
-      <w:pPr>
-        <w:numPr>
-          <w:ilvl w:val="0"/>
-          <w:numId w:val="12"/>
-        </w:numPr>
-      </w:pPr>
-      <w:r>
         <w:t>Allotment Order Upload</w:t>
       </w:r>
     </w:p>
@@ -3553,21 +3538,21 @@
     </w:p>
     <w:p>
       <w:r>
+        <w:t>Screens Impacted</w:t>
+      </w:r>
+      <w:r>
+        <w:t>:</w:t>
+      </w:r>
+    </w:p>
+    <w:p>
+      <w:pPr>
+        <w:numPr>
+          <w:ilvl w:val="0"/>
+          <w:numId w:val="17"/>
+        </w:numPr>
+      </w:pPr>
+      <w:r>
         <w:lastRenderedPageBreak/>
-        <w:t>Screens Impacted</w:t>
-      </w:r>
-      <w:r>
-        <w:t>:</w:t>
-      </w:r>
-    </w:p>
-    <w:p>
-      <w:pPr>
-        <w:numPr>
-          <w:ilvl w:val="0"/>
-          <w:numId w:val="17"/>
-        </w:numPr>
-      </w:pPr>
-      <w:r>
         <w:t>Share Holdings</w:t>
       </w:r>
     </w:p>
@@ -3986,7 +3971,6 @@
         </w:numPr>
       </w:pPr>
       <w:r>
-        <w:lastRenderedPageBreak/>
         <w:t>Pledge Agreements</w:t>
       </w:r>
     </w:p>
@@ -4004,6 +3988,7 @@
         </w:rPr>
       </w:pPr>
       <w:r>
+        <w:lastRenderedPageBreak/>
         <w:t>Share Holding records</w:t>
       </w:r>
     </w:p>
@@ -4428,7 +4413,6 @@
           <w:sz w:val="26"/>
           <w:szCs w:val="26"/>
         </w:rPr>
-        <w:lastRenderedPageBreak/>
         <w:pict w14:anchorId="07F596C9">
           <v:rect id="_x0000_i1042" style="width:0;height:1.5pt" o:hralign="center" o:hrstd="t" o:hr="t" fillcolor="#a0a0a0" stroked="f"/>
         </w:pict>
@@ -4450,6 +4434,7 @@
           <w:sz w:val="24"/>
           <w:szCs w:val="24"/>
         </w:rPr>
+        <w:lastRenderedPageBreak/>
         <w:t xml:space="preserve">9) </w:t>
       </w:r>
       <w:r>
@@ -4836,18 +4821,18 @@
         </w:numPr>
       </w:pPr>
       <w:r>
+        <w:t>Enter daily generation values</w:t>
+      </w:r>
+    </w:p>
+    <w:p>
+      <w:pPr>
+        <w:numPr>
+          <w:ilvl w:val="0"/>
+          <w:numId w:val="1"/>
+        </w:numPr>
+      </w:pPr>
+      <w:r>
         <w:lastRenderedPageBreak/>
-        <w:t>Enter daily generation values</w:t>
-      </w:r>
-    </w:p>
-    <w:p>
-      <w:pPr>
-        <w:numPr>
-          <w:ilvl w:val="0"/>
-          <w:numId w:val="1"/>
-        </w:numPr>
-      </w:pPr>
-      <w:r>
         <w:t>Search using dates and windmill filters</w:t>
       </w:r>
     </w:p>
@@ -5206,19 +5191,19 @@
         <w:spacing w:line="360" w:lineRule="auto"/>
       </w:pPr>
       <w:r>
+        <w:t>This means:</w:t>
+      </w:r>
+    </w:p>
+    <w:p>
+      <w:pPr>
+        <w:numPr>
+          <w:ilvl w:val="0"/>
+          <w:numId w:val="75"/>
+        </w:numPr>
+        <w:spacing w:line="360" w:lineRule="auto"/>
+      </w:pPr>
+      <w:r>
         <w:lastRenderedPageBreak/>
-        <w:t>This means:</w:t>
-      </w:r>
-    </w:p>
-    <w:p>
-      <w:pPr>
-        <w:numPr>
-          <w:ilvl w:val="0"/>
-          <w:numId w:val="75"/>
-        </w:numPr>
-        <w:spacing w:line="360" w:lineRule="auto"/>
-      </w:pPr>
-      <w:r>
         <w:t xml:space="preserve">Only one active Solar EB Statement PDF can exist for a specific: </w:t>
       </w:r>
     </w:p>
@@ -5676,7 +5661,6 @@
           </w:tcPr>
           <w:p>
             <w:r>
-              <w:lastRenderedPageBreak/>
               <w:t>C4</w:t>
             </w:r>
           </w:p>
@@ -5706,6 +5690,7 @@
           </w:tcPr>
           <w:p>
             <w:r>
+              <w:lastRenderedPageBreak/>
               <w:t>C5</w:t>
             </w:r>
           </w:p>
@@ -6129,18 +6114,18 @@
         </w:numPr>
       </w:pPr>
       <w:r>
+        <w:t xml:space="preserve">C2 </w:t>
+      </w:r>
+    </w:p>
+    <w:p>
+      <w:pPr>
+        <w:numPr>
+          <w:ilvl w:val="0"/>
+          <w:numId w:val="35"/>
+        </w:numPr>
+      </w:pPr>
+      <w:r>
         <w:lastRenderedPageBreak/>
-        <w:t xml:space="preserve">C2 </w:t>
-      </w:r>
-    </w:p>
-    <w:p>
-      <w:pPr>
-        <w:numPr>
-          <w:ilvl w:val="0"/>
-          <w:numId w:val="35"/>
-        </w:numPr>
-      </w:pPr>
-      <w:r>
         <w:t xml:space="preserve">C4 </w:t>
       </w:r>
     </w:p>
@@ -6529,7 +6514,6 @@
                 <w:b/>
                 <w:bCs/>
               </w:rPr>
-              <w:lastRenderedPageBreak/>
               <w:t>Code</w:t>
             </w:r>
           </w:p>
@@ -6598,6 +6582,7 @@
           </w:tcPr>
           <w:p>
             <w:r>
+              <w:lastRenderedPageBreak/>
               <w:t>B</w:t>
             </w:r>
           </w:p>
@@ -6989,19 +6974,19 @@
           <w:b/>
           <w:bCs/>
         </w:rPr>
+        <w:t>Duplicate Upload Prevention</w:t>
+      </w:r>
+      <w:r>
+        <w:rPr>
+          <w:b/>
+          <w:bCs/>
+        </w:rPr>
+        <w:t>:</w:t>
+      </w:r>
+    </w:p>
+    <w:p>
+      <w:r>
         <w:lastRenderedPageBreak/>
-        <w:t>Duplicate Upload Prevention</w:t>
-      </w:r>
-      <w:r>
-        <w:rPr>
-          <w:b/>
-          <w:bCs/>
-        </w:rPr>
-        <w:t>:</w:t>
-      </w:r>
-    </w:p>
-    <w:p>
-      <w:r>
         <w:t>The platform enforces a:</w:t>
       </w:r>
     </w:p>
@@ -7426,19 +7411,19 @@
         <w:spacing w:line="360" w:lineRule="auto"/>
       </w:pPr>
       <w:r>
+        <w:t xml:space="preserve">Windmill </w:t>
+      </w:r>
+    </w:p>
+    <w:p>
+      <w:pPr>
+        <w:numPr>
+          <w:ilvl w:val="0"/>
+          <w:numId w:val="67"/>
+        </w:numPr>
+        <w:spacing w:line="360" w:lineRule="auto"/>
+      </w:pPr>
+      <w:r>
         <w:lastRenderedPageBreak/>
-        <w:t xml:space="preserve">Windmill </w:t>
-      </w:r>
-    </w:p>
-    <w:p>
-      <w:pPr>
-        <w:numPr>
-          <w:ilvl w:val="0"/>
-          <w:numId w:val="67"/>
-        </w:numPr>
-        <w:spacing w:line="360" w:lineRule="auto"/>
-      </w:pPr>
-      <w:r>
         <w:t xml:space="preserve">Customer profile </w:t>
       </w:r>
     </w:p>
@@ -7750,7 +7735,6 @@
     </w:p>
     <w:p>
       <w:r>
-        <w:lastRenderedPageBreak/>
         <w:t>The generated invoice serves as the official commercial document used for customer billing and financial reconciliation.</w:t>
       </w:r>
     </w:p>
@@ -7770,6 +7754,7 @@
           <w:sz w:val="24"/>
           <w:szCs w:val="24"/>
         </w:rPr>
+        <w:lastRenderedPageBreak/>
         <w:t>7.1. Purpose of the Client Invoice Module</w:t>
       </w:r>
       <w:r>
@@ -8053,14 +8038,7 @@
         </w:numPr>
       </w:pPr>
       <w:r>
-        <w:rPr>
-          <w:b/>
-          <w:bCs/>
-        </w:rPr>
-        <w:t>Actual Allotment</w:t>
-      </w:r>
-      <w:r>
-        <w:t xml:space="preserve"> </w:t>
+        <w:t xml:space="preserve">Actual Allotment </w:t>
       </w:r>
     </w:p>
     <w:p>
@@ -8092,6 +8070,7 @@
           <w:b/>
           <w:bCs/>
         </w:rPr>
+        <w:lastRenderedPageBreak/>
         <w:t>Rate Per Unit</w:t>
       </w:r>
     </w:p>
@@ -8497,18 +8476,18 @@
         </w:numPr>
       </w:pPr>
       <w:r>
+        <w:t xml:space="preserve">Marks the invoice as Tax Exempted </w:t>
+      </w:r>
+    </w:p>
+    <w:p>
+      <w:pPr>
+        <w:numPr>
+          <w:ilvl w:val="0"/>
+          <w:numId w:val="51"/>
+        </w:numPr>
+      </w:pPr>
+      <w:r>
         <w:lastRenderedPageBreak/>
-        <w:t xml:space="preserve">Marks the invoice as Tax Exempted </w:t>
-      </w:r>
-    </w:p>
-    <w:p>
-      <w:pPr>
-        <w:numPr>
-          <w:ilvl w:val="0"/>
-          <w:numId w:val="51"/>
-        </w:numPr>
-      </w:pPr>
-      <w:r>
         <w:t xml:space="preserve">Displays “NIL” in the tax amount section </w:t>
       </w:r>
     </w:p>
@@ -8843,7 +8822,6 @@
     </w:p>
     <w:p>
       <w:r>
-        <w:lastRenderedPageBreak/>
         <w:t>The final payable value is computed as:</w:t>
       </w:r>
     </w:p>
@@ -8854,6 +8832,7 @@
             <m:rPr>
               <m:nor/>
             </m:rPr>
+            <w:lastRenderedPageBreak/>
             <m:t>Final Amount</m:t>
           </m:r>
           <m:r>
@@ -9239,22 +9218,22 @@
     </w:p>
     <w:p>
       <w:r>
+        <w:t>This ensures that incorrect EB statements are never linked to the wrong solar asset or billing cycle.</w:t>
+      </w:r>
+    </w:p>
+    <w:p>
+      <w:pPr>
+        <w:rPr>
+          <w:b/>
+          <w:bCs/>
+        </w:rPr>
+      </w:pPr>
+      <w:r>
+        <w:rPr>
+          <w:b/>
+          <w:bCs/>
+        </w:rPr>
         <w:lastRenderedPageBreak/>
-        <w:t>This ensures that incorrect EB statements are never linked to the wrong solar asset or billing cycle.</w:t>
-      </w:r>
-    </w:p>
-    <w:p>
-      <w:pPr>
-        <w:rPr>
-          <w:b/>
-          <w:bCs/>
-        </w:rPr>
-      </w:pPr>
-      <w:r>
-        <w:rPr>
-          <w:b/>
-          <w:bCs/>
-        </w:rPr>
         <w:t>Duplicate Upload Prevention</w:t>
       </w:r>
       <w:r>
